--- a/README.docx
+++ b/README.docx
@@ -7,13 +7,8 @@
         <w:pStyle w:val="Heading1"/>
       </w:pPr>
       <w:bookmarkStart w:id="0" w:name="winapi-calculator"/>
-      <w:proofErr w:type="spellStart"/>
-      <w:r>
-        <w:t>WinAPI</w:t>
-      </w:r>
-      <w:proofErr w:type="spellEnd"/>
-      <w:r>
-        <w:t xml:space="preserve"> Calculator</w:t>
+      <w:r>
+        <w:t>WinAPI Calculator</w:t>
       </w:r>
     </w:p>
     <w:p>
@@ -51,7 +46,7 @@
       <w:r>
         <w:t xml:space="preserve">This calculator project on WinAPI (VS2022) is based on my old project on Cbuilder VCL (BCB6) </w:t>
       </w:r>
-      <w:hyperlink r:id="rId5">
+      <w:hyperlink r:id="rId7">
         <w:r>
           <w:rPr>
             <w:rStyle w:val="Hyperlink"/>
@@ -62,7 +57,7 @@
       <w:r>
         <w:t xml:space="preserve">, which, in turn, is based on DOS programs and </w:t>
       </w:r>
-      <w:hyperlink r:id="rId6">
+      <w:hyperlink r:id="rId8">
         <w:r>
           <w:rPr>
             <w:rStyle w:val="Hyperlink"/>
@@ -159,25 +154,17 @@
     <w:tbl>
       <w:tblPr>
         <w:tblStyle w:val="Table"/>
-        <w:tblW w:w="4659" w:type="pct"/>
-        <w:tblBorders>
-          <w:top w:val="single" w:sz="4" w:space="0" w:color="auto"/>
-          <w:left w:val="single" w:sz="4" w:space="0" w:color="auto"/>
-          <w:bottom w:val="single" w:sz="4" w:space="0" w:color="auto"/>
-          <w:right w:val="single" w:sz="4" w:space="0" w:color="auto"/>
-          <w:insideH w:val="single" w:sz="4" w:space="0" w:color="auto"/>
-          <w:insideV w:val="single" w:sz="4" w:space="0" w:color="auto"/>
-        </w:tblBorders>
+        <w:tblW w:w="5000" w:type="pct"/>
         <w:tblLayout w:type="fixed"/>
         <w:tblLook w:val="0020" w:firstRow="1" w:lastRow="0" w:firstColumn="0" w:lastColumn="0" w:noHBand="0" w:noVBand="0"/>
       </w:tblPr>
       <w:tblGrid>
-        <w:gridCol w:w="1101"/>
-        <w:gridCol w:w="2268"/>
-        <w:gridCol w:w="1275"/>
-        <w:gridCol w:w="1276"/>
-        <w:gridCol w:w="1418"/>
-        <w:gridCol w:w="2551"/>
+        <w:gridCol w:w="680"/>
+        <w:gridCol w:w="1846"/>
+        <w:gridCol w:w="1456"/>
+        <w:gridCol w:w="1456"/>
+        <w:gridCol w:w="1845"/>
+        <w:gridCol w:w="2622"/>
       </w:tblGrid>
       <w:tr>
         <w:trPr>
@@ -186,150 +173,78 @@
         </w:trPr>
         <w:tc>
           <w:tcPr>
-            <w:tcW w:w="1101" w:type="dxa"/>
-            <w:tcBorders>
-              <w:bottom w:val="none" w:sz="0" w:space="0" w:color="auto"/>
-            </w:tcBorders>
-            <w:vAlign w:val="center"/>
+            <w:tcW w:w="543" w:type="dxa"/>
           </w:tcPr>
           <w:p>
             <w:pPr>
               <w:pStyle w:val="Compact"/>
-              <w:rPr>
-                <w:b/>
-                <w:bCs/>
-              </w:rPr>
             </w:pPr>
             <w:r>
-              <w:rPr>
-                <w:b/>
-                <w:bCs/>
-              </w:rPr>
               <w:t>Version</w:t>
             </w:r>
           </w:p>
         </w:tc>
         <w:tc>
           <w:tcPr>
-            <w:tcW w:w="2268" w:type="dxa"/>
-            <w:tcBorders>
-              <w:bottom w:val="none" w:sz="0" w:space="0" w:color="auto"/>
-            </w:tcBorders>
-            <w:vAlign w:val="center"/>
+            <w:tcW w:w="1475" w:type="dxa"/>
           </w:tcPr>
           <w:p>
             <w:pPr>
               <w:pStyle w:val="Compact"/>
-              <w:rPr>
-                <w:b/>
-                <w:bCs/>
-              </w:rPr>
             </w:pPr>
             <w:r>
-              <w:rPr>
-                <w:b/>
-                <w:bCs/>
-              </w:rPr>
               <w:t>Type (bit)</w:t>
             </w:r>
           </w:p>
         </w:tc>
         <w:tc>
           <w:tcPr>
-            <w:tcW w:w="1275" w:type="dxa"/>
-            <w:tcBorders>
-              <w:bottom w:val="none" w:sz="0" w:space="0" w:color="auto"/>
-            </w:tcBorders>
-            <w:vAlign w:val="center"/>
+            <w:tcW w:w="1164" w:type="dxa"/>
           </w:tcPr>
           <w:p>
             <w:pPr>
               <w:pStyle w:val="Compact"/>
-              <w:rPr>
-                <w:b/>
-                <w:bCs/>
-              </w:rPr>
             </w:pPr>
             <w:r>
-              <w:rPr>
-                <w:b/>
-                <w:bCs/>
-              </w:rPr>
               <w:t>Exponent (bit)</w:t>
             </w:r>
           </w:p>
         </w:tc>
         <w:tc>
           <w:tcPr>
-            <w:tcW w:w="1276" w:type="dxa"/>
-            <w:tcBorders>
-              <w:bottom w:val="none" w:sz="0" w:space="0" w:color="auto"/>
-            </w:tcBorders>
-            <w:vAlign w:val="center"/>
+            <w:tcW w:w="1164" w:type="dxa"/>
           </w:tcPr>
           <w:p>
             <w:pPr>
               <w:pStyle w:val="Compact"/>
-              <w:rPr>
-                <w:b/>
-                <w:bCs/>
-              </w:rPr>
             </w:pPr>
             <w:r>
-              <w:rPr>
-                <w:b/>
-                <w:bCs/>
-              </w:rPr>
               <w:t>Mantissa (bit)</w:t>
             </w:r>
           </w:p>
         </w:tc>
         <w:tc>
           <w:tcPr>
-            <w:tcW w:w="1418" w:type="dxa"/>
-            <w:tcBorders>
-              <w:bottom w:val="none" w:sz="0" w:space="0" w:color="auto"/>
-            </w:tcBorders>
-            <w:vAlign w:val="center"/>
+            <w:tcW w:w="1475" w:type="dxa"/>
           </w:tcPr>
           <w:p>
             <w:pPr>
               <w:pStyle w:val="Compact"/>
-              <w:rPr>
-                <w:b/>
-                <w:bCs/>
-              </w:rPr>
             </w:pPr>
             <w:r>
-              <w:rPr>
-                <w:b/>
-                <w:bCs/>
-              </w:rPr>
               <w:t>Precision (digits)</w:t>
             </w:r>
           </w:p>
         </w:tc>
         <w:tc>
           <w:tcPr>
-            <w:tcW w:w="2551" w:type="dxa"/>
-            <w:tcBorders>
-              <w:bottom w:val="none" w:sz="0" w:space="0" w:color="auto"/>
-            </w:tcBorders>
-            <w:vAlign w:val="center"/>
+            <w:tcW w:w="2096" w:type="dxa"/>
           </w:tcPr>
           <w:p>
             <w:pPr>
               <w:pStyle w:val="Compact"/>
-              <w:rPr>
-                <w:b/>
-                <w:bCs/>
-              </w:rPr>
             </w:pPr>
             <w:r>
-              <w:rPr>
-                <w:b/>
-                <w:bCs/>
-              </w:rPr>
               <w:t>Range (approximately)</w:t>
             </w:r>
           </w:p>
@@ -338,8 +253,7 @@
       <w:tr>
         <w:tc>
           <w:tcPr>
-            <w:tcW w:w="1101" w:type="dxa"/>
-            <w:vAlign w:val="center"/>
+            <w:tcW w:w="543" w:type="dxa"/>
           </w:tcPr>
           <w:p>
             <w:pPr>
@@ -352,8 +266,7 @@
         </w:tc>
         <w:tc>
           <w:tcPr>
-            <w:tcW w:w="2268" w:type="dxa"/>
-            <w:vAlign w:val="center"/>
+            <w:tcW w:w="1475" w:type="dxa"/>
           </w:tcPr>
           <w:p>
             <w:pPr>
@@ -366,8 +279,7 @@
         </w:tc>
         <w:tc>
           <w:tcPr>
-            <w:tcW w:w="1275" w:type="dxa"/>
-            <w:vAlign w:val="center"/>
+            <w:tcW w:w="1164" w:type="dxa"/>
           </w:tcPr>
           <w:p>
             <w:pPr>
@@ -380,8 +292,7 @@
         </w:tc>
         <w:tc>
           <w:tcPr>
-            <w:tcW w:w="1276" w:type="dxa"/>
-            <w:vAlign w:val="center"/>
+            <w:tcW w:w="1164" w:type="dxa"/>
           </w:tcPr>
           <w:p>
             <w:pPr>
@@ -394,8 +305,7 @@
         </w:tc>
         <w:tc>
           <w:tcPr>
-            <w:tcW w:w="1418" w:type="dxa"/>
-            <w:vAlign w:val="center"/>
+            <w:tcW w:w="1475" w:type="dxa"/>
           </w:tcPr>
           <w:p>
             <w:pPr>
@@ -408,8 +318,7 @@
         </w:tc>
         <w:tc>
           <w:tcPr>
-            <w:tcW w:w="2551" w:type="dxa"/>
-            <w:vAlign w:val="center"/>
+            <w:tcW w:w="2096" w:type="dxa"/>
           </w:tcPr>
           <w:p>
             <w:pPr>
@@ -424,24 +333,20 @@
       <w:tr>
         <w:tc>
           <w:tcPr>
-            <w:tcW w:w="1101" w:type="dxa"/>
-            <w:vAlign w:val="center"/>
+            <w:tcW w:w="543" w:type="dxa"/>
           </w:tcPr>
           <w:p>
             <w:pPr>
               <w:pStyle w:val="Compact"/>
             </w:pPr>
-            <w:proofErr w:type="spellStart"/>
             <w:r>
               <w:t>bcb</w:t>
             </w:r>
-            <w:proofErr w:type="spellEnd"/>
           </w:p>
         </w:tc>
         <w:tc>
           <w:tcPr>
-            <w:tcW w:w="2268" w:type="dxa"/>
-            <w:vAlign w:val="center"/>
+            <w:tcW w:w="1475" w:type="dxa"/>
           </w:tcPr>
           <w:p>
             <w:pPr>
@@ -454,8 +359,7 @@
         </w:tc>
         <w:tc>
           <w:tcPr>
-            <w:tcW w:w="1275" w:type="dxa"/>
-            <w:vAlign w:val="center"/>
+            <w:tcW w:w="1164" w:type="dxa"/>
           </w:tcPr>
           <w:p>
             <w:pPr>
@@ -468,8 +372,7 @@
         </w:tc>
         <w:tc>
           <w:tcPr>
-            <w:tcW w:w="1276" w:type="dxa"/>
-            <w:vAlign w:val="center"/>
+            <w:tcW w:w="1164" w:type="dxa"/>
           </w:tcPr>
           <w:p>
             <w:pPr>
@@ -482,8 +385,7 @@
         </w:tc>
         <w:tc>
           <w:tcPr>
-            <w:tcW w:w="1418" w:type="dxa"/>
-            <w:vAlign w:val="center"/>
+            <w:tcW w:w="1475" w:type="dxa"/>
           </w:tcPr>
           <w:p>
             <w:pPr>
@@ -496,8 +398,7 @@
         </w:tc>
         <w:tc>
           <w:tcPr>
-            <w:tcW w:w="2551" w:type="dxa"/>
-            <w:vAlign w:val="center"/>
+            <w:tcW w:w="2096" w:type="dxa"/>
           </w:tcPr>
           <w:p>
             <w:pPr>
@@ -512,24 +413,20 @@
       <w:tr>
         <w:tc>
           <w:tcPr>
-            <w:tcW w:w="1101" w:type="dxa"/>
-            <w:vAlign w:val="center"/>
+            <w:tcW w:w="543" w:type="dxa"/>
           </w:tcPr>
           <w:p>
             <w:pPr>
               <w:pStyle w:val="Compact"/>
             </w:pPr>
-            <w:proofErr w:type="spellStart"/>
             <w:r>
               <w:t>dll</w:t>
             </w:r>
-            <w:proofErr w:type="spellEnd"/>
           </w:p>
         </w:tc>
         <w:tc>
           <w:tcPr>
-            <w:tcW w:w="2268" w:type="dxa"/>
-            <w:vAlign w:val="center"/>
+            <w:tcW w:w="1475" w:type="dxa"/>
           </w:tcPr>
           <w:p>
             <w:pPr>
@@ -542,8 +439,7 @@
         </w:tc>
         <w:tc>
           <w:tcPr>
-            <w:tcW w:w="1275" w:type="dxa"/>
-            <w:vAlign w:val="center"/>
+            <w:tcW w:w="1164" w:type="dxa"/>
           </w:tcPr>
           <w:p>
             <w:pPr>
@@ -556,8 +452,7 @@
         </w:tc>
         <w:tc>
           <w:tcPr>
-            <w:tcW w:w="1276" w:type="dxa"/>
-            <w:vAlign w:val="center"/>
+            <w:tcW w:w="1164" w:type="dxa"/>
           </w:tcPr>
           <w:p>
             <w:pPr>
@@ -570,8 +465,7 @@
         </w:tc>
         <w:tc>
           <w:tcPr>
-            <w:tcW w:w="1418" w:type="dxa"/>
-            <w:vAlign w:val="center"/>
+            <w:tcW w:w="1475" w:type="dxa"/>
           </w:tcPr>
           <w:p>
             <w:pPr>
@@ -584,8 +478,7 @@
         </w:tc>
         <w:tc>
           <w:tcPr>
-            <w:tcW w:w="2551" w:type="dxa"/>
-            <w:vAlign w:val="center"/>
+            <w:tcW w:w="2096" w:type="dxa"/>
           </w:tcPr>
           <w:p>
             <w:pPr>
@@ -608,11 +501,25 @@
     </w:p>
     <w:p>
       <w:pPr>
-        <w:pStyle w:val="Heading2"/>
+        <w:rPr>
+          <w:rFonts w:asciiTheme="majorHAnsi" w:eastAsiaTheme="majorEastAsia" w:hAnsiTheme="majorHAnsi" w:cstheme="majorBidi"/>
+          <w:color w:val="0F4761" w:themeColor="accent1" w:themeShade="BF"/>
+          <w:sz w:val="32"/>
+          <w:szCs w:val="32"/>
+        </w:rPr>
       </w:pPr>
       <w:bookmarkStart w:id="2" w:name="two-versions-available"/>
       <w:bookmarkEnd w:id="1"/>
       <w:r>
+        <w:br w:type="page"/>
+      </w:r>
+    </w:p>
+    <w:p>
+      <w:pPr>
+        <w:pStyle w:val="Heading2"/>
+      </w:pPr>
+      <w:r>
+        <w:lastRenderedPageBreak/>
         <w:t>Two Versions Available</w:t>
       </w:r>
     </w:p>
@@ -622,10 +529,7 @@
       </w:pPr>
       <w:bookmarkStart w:id="3" w:name="gui-version-winapicalc-fcalc.exe"/>
       <w:r>
-        <w:t>📊</w:t>
-      </w:r>
-      <w:r>
-        <w:t xml:space="preserve"> GUI Version (WinApiCalc / fcalc.exe)</w:t>
+        <w:t>GUI Version (WinApiCalc / fcalc.exe)</w:t>
       </w:r>
     </w:p>
     <w:p>
@@ -643,10 +547,7 @@
       <w:bookmarkStart w:id="4" w:name="cli-version-ccalc.exe"/>
       <w:bookmarkEnd w:id="3"/>
       <w:r>
-        <w:t>💻</w:t>
-      </w:r>
-      <w:r>
-        <w:t xml:space="preserve"> CLI Version (ccalc.exe)</w:t>
+        <w:t>CLI Version (ccalc.exe)</w:t>
       </w:r>
     </w:p>
     <w:p>
@@ -665,7 +566,6 @@
       <w:bookmarkEnd w:id="2"/>
       <w:bookmarkEnd w:id="4"/>
       <w:r>
-        <w:lastRenderedPageBreak/>
         <w:t>Features</w:t>
       </w:r>
     </w:p>
@@ -1016,11 +916,25 @@
     </w:p>
     <w:p>
       <w:pPr>
-        <w:pStyle w:val="Heading3"/>
+        <w:rPr>
+          <w:rFonts w:eastAsiaTheme="majorEastAsia" w:cstheme="majorBidi"/>
+          <w:color w:val="0F4761" w:themeColor="accent1" w:themeShade="BF"/>
+          <w:sz w:val="28"/>
+          <w:szCs w:val="28"/>
+        </w:rPr>
       </w:pPr>
       <w:bookmarkStart w:id="7" w:name="cli-version-ccalc"/>
       <w:bookmarkEnd w:id="6"/>
       <w:r>
+        <w:br w:type="page"/>
+      </w:r>
+    </w:p>
+    <w:p>
+      <w:pPr>
+        <w:pStyle w:val="Heading3"/>
+      </w:pPr>
+      <w:r>
+        <w:lastRenderedPageBreak/>
         <w:t>CLI Version (ccalc)</w:t>
       </w:r>
     </w:p>
@@ -1155,24 +1069,10 @@
     </w:p>
     <w:p>
       <w:pPr>
-        <w:rPr>
-          <w:rFonts w:eastAsiaTheme="majorEastAsia" w:cstheme="majorBidi"/>
-          <w:i/>
-          <w:iCs/>
-          <w:color w:val="0F4761" w:themeColor="accent1" w:themeShade="BF"/>
-        </w:rPr>
+        <w:pStyle w:val="Heading4"/>
       </w:pPr>
       <w:bookmarkStart w:id="8" w:name="cli-usage"/>
       <w:r>
-        <w:br w:type="page"/>
-      </w:r>
-    </w:p>
-    <w:p>
-      <w:pPr>
-        <w:pStyle w:val="Heading4"/>
-      </w:pPr>
-      <w:r>
-        <w:lastRenderedPageBreak/>
         <w:t>CLI Usage</w:t>
       </w:r>
     </w:p>
@@ -1241,22 +1141,16 @@
         <w:rPr>
           <w:rStyle w:val="VerbatimChar"/>
         </w:rPr>
-        <w:t>ccalc "2k5" /SCI+              # 2500 with scientific notation</w:t>
-      </w:r>
-      <w:r>
-        <w:br/>
-      </w:r>
-      <w:r>
-        <w:rPr>
-          <w:rStyle w:val="VerbatimChar"/>
-        </w:rPr>
-        <w:t xml:space="preserve">ccalc "2+3i" /NRM+             </w:t>
-      </w:r>
-      <w:r>
-        <w:rPr>
-          <w:rStyle w:val="VerbatimChar"/>
-        </w:rPr>
-        <w:t># Complex numbers</w:t>
+        <w:t>ccalc "2k5" /SCI+               # 2500 with scientific notation</w:t>
+      </w:r>
+      <w:r>
+        <w:br/>
+      </w:r>
+      <w:r>
+        <w:rPr>
+          <w:rStyle w:val="VerbatimChar"/>
+        </w:rPr>
+        <w:t>ccalc "2+3i" /NRM+              # Complex numbers</w:t>
       </w:r>
       <w:r>
         <w:br/>
@@ -1469,10 +1363,16 @@
       </w:r>
     </w:p>
     <w:p>
+      <w:r>
+        <w:br w:type="page"/>
+      </w:r>
+    </w:p>
+    <w:p>
       <w:pPr>
         <w:pStyle w:val="FirstParagraph"/>
       </w:pPr>
       <w:r>
+        <w:lastRenderedPageBreak/>
         <w:t xml:space="preserve">Lines starting with </w:t>
       </w:r>
       <w:r>
@@ -1486,16 +1386,10 @@
       </w:r>
     </w:p>
     <w:p>
-      <w:r>
-        <w:br w:type="page"/>
-      </w:r>
-    </w:p>
-    <w:p>
       <w:pPr>
         <w:pStyle w:val="BodyText"/>
       </w:pPr>
       <w:r>
-        <w:lastRenderedPageBreak/>
         <w:t xml:space="preserve">The CLI version allows to specify options in the expression comment that determine the output format when the </w:t>
       </w:r>
       <w:r>
@@ -1797,13 +1691,27 @@
     </w:p>
     <w:p>
       <w:pPr>
-        <w:pStyle w:val="Heading2"/>
+        <w:rPr>
+          <w:rFonts w:asciiTheme="majorHAnsi" w:eastAsiaTheme="majorEastAsia" w:hAnsiTheme="majorHAnsi" w:cstheme="majorBidi"/>
+          <w:color w:val="0F4761" w:themeColor="accent1" w:themeShade="BF"/>
+          <w:sz w:val="32"/>
+          <w:szCs w:val="32"/>
+        </w:rPr>
       </w:pPr>
       <w:bookmarkStart w:id="10" w:name="supported-functions"/>
       <w:bookmarkEnd w:id="5"/>
       <w:bookmarkEnd w:id="7"/>
       <w:bookmarkEnd w:id="9"/>
       <w:r>
+        <w:br w:type="page"/>
+      </w:r>
+    </w:p>
+    <w:p>
+      <w:pPr>
+        <w:pStyle w:val="Heading2"/>
+      </w:pPr>
+      <w:r>
+        <w:lastRenderedPageBreak/>
         <w:t>Supported Functions</w:t>
       </w:r>
     </w:p>
@@ -1979,6 +1887,318 @@
       </w:r>
       <w:r>
         <w:t>.</w:t>
+      </w:r>
+    </w:p>
+    <w:p>
+      <w:pPr>
+        <w:pStyle w:val="Heading3"/>
+      </w:pPr>
+      <w:bookmarkStart w:id="12" w:name="percentage-operations"/>
+      <w:bookmarkEnd w:id="11"/>
+      <w:r>
+        <w:t>Percentage Operations</w:t>
+      </w:r>
+    </w:p>
+    <w:p>
+      <w:pPr>
+        <w:pStyle w:val="FirstParagraph"/>
+      </w:pPr>
+      <w:r>
+        <w:t xml:space="preserve">The </w:t>
+      </w:r>
+      <w:r>
+        <w:rPr>
+          <w:rStyle w:val="VerbatimChar"/>
+        </w:rPr>
+        <w:t>%</w:t>
+      </w:r>
+      <w:r>
+        <w:t xml:space="preserve"> operator in </w:t>
+      </w:r>
+      <w:r>
+        <w:rPr>
+          <w:rStyle w:val="VerbatimChar"/>
+        </w:rPr>
+        <w:t>x op y%</w:t>
+      </w:r>
+      <w:r>
+        <w:t xml:space="preserve"> computes </w:t>
+      </w:r>
+      <w:r>
+        <w:rPr>
+          <w:rStyle w:val="VerbatimChar"/>
+        </w:rPr>
+        <w:t>y%</w:t>
+      </w:r>
+      <w:r>
+        <w:t xml:space="preserve"> as a percentage </w:t>
+      </w:r>
+      <w:r>
+        <w:rPr>
+          <w:b/>
+          <w:bCs/>
+        </w:rPr>
+        <w:t>of the left operand</w:t>
+      </w:r>
+      <w:r>
+        <w:t xml:space="preserve"> </w:t>
+      </w:r>
+      <w:r>
+        <w:rPr>
+          <w:rStyle w:val="VerbatimChar"/>
+        </w:rPr>
+        <w:t>x</w:t>
+      </w:r>
+      <w:r>
+        <w:t>, then applies the operation:</w:t>
+      </w:r>
+    </w:p>
+    <w:p>
+      <w:pPr>
+        <w:pStyle w:val="SourceCode"/>
+      </w:pPr>
+      <w:r>
+        <w:rPr>
+          <w:rStyle w:val="VerbatimChar"/>
+        </w:rPr>
+        <w:t>x op y%  →  x op (x * y / 100)</w:t>
+      </w:r>
+    </w:p>
+    <w:p>
+      <w:pPr>
+        <w:pStyle w:val="FirstParagraph"/>
+      </w:pPr>
+      <w:r>
+        <w:t>This matches the behaviour of most pocket calculators:</w:t>
+      </w:r>
+    </w:p>
+    <w:p>
+      <w:pPr>
+        <w:pStyle w:val="SourceCode"/>
+      </w:pPr>
+      <w:r>
+        <w:rPr>
+          <w:rStyle w:val="VerbatimChar"/>
+        </w:rPr>
+        <w:t>72 - 20%          →  57.6      (72 - 72*0.20 = 72*0.80)</w:t>
+      </w:r>
+      <w:r>
+        <w:br/>
+      </w:r>
+      <w:r>
+        <w:rPr>
+          <w:rStyle w:val="VerbatimChar"/>
+        </w:rPr>
+        <w:t>200 + 10%         →  220       (200 + 200*0.10)</w:t>
+      </w:r>
+      <w:r>
+        <w:br/>
+      </w:r>
+      <w:r>
+        <w:rPr>
+          <w:rStyle w:val="VerbatimChar"/>
+        </w:rPr>
+        <w:t>100 * 10%         →  1000      (100 * 100*0.10 = 100*10)</w:t>
+      </w:r>
+      <w:r>
+        <w:br/>
+      </w:r>
+      <w:r>
+        <w:rPr>
+          <w:rStyle w:val="VerbatimChar"/>
+        </w:rPr>
+        <w:t>500 * 5%          →  12500     (500 * 500*0.05 = 500*25)</w:t>
+      </w:r>
+      <w:r>
+        <w:br/>
+      </w:r>
+      <w:r>
+        <w:rPr>
+          <w:rStyle w:val="VerbatimChar"/>
+        </w:rPr>
+        <w:t>1 / 2%            →  50        (1 / 1*0.02 = 1/0.02)</w:t>
+      </w:r>
+    </w:p>
+    <w:p>
+      <w:pPr>
+        <w:pStyle w:val="FirstParagraph"/>
+      </w:pPr>
+      <w:r>
+        <w:t>Chained percentage operations use the result of the previous operation as the new base:</w:t>
+      </w:r>
+    </w:p>
+    <w:p>
+      <w:pPr>
+        <w:pStyle w:val="SourceCode"/>
+      </w:pPr>
+      <w:r>
+        <w:rPr>
+          <w:rStyle w:val="VerbatimChar"/>
+        </w:rPr>
+        <w:t>72 - 20% + 5%     →  60.48     (57.6 + 57.6*0.05)</w:t>
+      </w:r>
+    </w:p>
+    <w:p>
+      <w:pPr>
+        <w:pStyle w:val="FirstParagraph"/>
+      </w:pPr>
+      <w:r>
+        <w:t xml:space="preserve">The </w:t>
+      </w:r>
+      <w:r>
+        <w:rPr>
+          <w:rStyle w:val="VerbatimChar"/>
+        </w:rPr>
+        <w:t>%%</w:t>
+      </w:r>
+      <w:r>
+        <w:t xml:space="preserve"> operator is the </w:t>
+      </w:r>
+      <w:r>
+        <w:rPr>
+          <w:b/>
+          <w:bCs/>
+        </w:rPr>
+        <w:t>reverse percentage</w:t>
+      </w:r>
+      <w:r>
+        <w:t xml:space="preserve">: how many percent is </w:t>
+      </w:r>
+      <w:r>
+        <w:rPr>
+          <w:rStyle w:val="VerbatimChar"/>
+        </w:rPr>
+        <w:t>x</w:t>
+      </w:r>
+      <w:r>
+        <w:t xml:space="preserve"> relative to </w:t>
+      </w:r>
+      <w:r>
+        <w:rPr>
+          <w:rStyle w:val="VerbatimChar"/>
+        </w:rPr>
+        <w:t>y</w:t>
+      </w:r>
+      <w:r>
+        <w:t xml:space="preserve"> as a change from </w:t>
+      </w:r>
+      <w:r>
+        <w:rPr>
+          <w:rStyle w:val="VerbatimChar"/>
+        </w:rPr>
+        <w:t>y</w:t>
+      </w:r>
+      <w:r>
+        <w:t>:</w:t>
+      </w:r>
+    </w:p>
+    <w:p>
+      <w:pPr>
+        <w:pStyle w:val="SourceCode"/>
+      </w:pPr>
+      <w:r>
+        <w:rPr>
+          <w:rStyle w:val="VerbatimChar"/>
+        </w:rPr>
+        <w:t>x %% y  →  (x / y - 1) * 100</w:t>
+      </w:r>
+      <w:r>
+        <w:br/>
+      </w:r>
+      <w:r>
+        <w:br/>
+      </w:r>
+      <w:r>
+        <w:rPr>
+          <w:rStyle w:val="VerbatimChar"/>
+        </w:rPr>
+        <w:t>57.6 %% 72        →  -20       (57.6 is 20% less than 72)</w:t>
+      </w:r>
+    </w:p>
+    <w:p>
+      <w:pPr>
+        <w:pStyle w:val="Heading3"/>
+      </w:pPr>
+      <w:bookmarkStart w:id="13" w:name="mathematical-functions"/>
+      <w:bookmarkEnd w:id="12"/>
+      <w:r>
+        <w:t>Mathematical Functions</w:t>
+      </w:r>
+    </w:p>
+    <w:p>
+      <w:pPr>
+        <w:pStyle w:val="Compact"/>
+        <w:numPr>
+          <w:ilvl w:val="0"/>
+          <w:numId w:val="5"/>
+        </w:numPr>
+      </w:pPr>
+      <w:r>
+        <w:rPr>
+          <w:b/>
+          <w:bCs/>
+        </w:rPr>
+        <w:t>Trigonometric</w:t>
+      </w:r>
+      <w:r>
+        <w:t>: sin, cos, tan, asin, acos, atan</w:t>
+      </w:r>
+    </w:p>
+    <w:p>
+      <w:pPr>
+        <w:pStyle w:val="Compact"/>
+        <w:numPr>
+          <w:ilvl w:val="0"/>
+          <w:numId w:val="5"/>
+        </w:numPr>
+      </w:pPr>
+      <w:r>
+        <w:rPr>
+          <w:b/>
+          <w:bCs/>
+        </w:rPr>
+        <w:t>Hyperbolic</w:t>
+      </w:r>
+      <w:r>
+        <w:t>: sinh, cosh, tanh</w:t>
+      </w:r>
+    </w:p>
+    <w:p>
+      <w:pPr>
+        <w:pStyle w:val="Compact"/>
+        <w:numPr>
+          <w:ilvl w:val="0"/>
+          <w:numId w:val="5"/>
+        </w:numPr>
+      </w:pPr>
+      <w:r>
+        <w:rPr>
+          <w:b/>
+          <w:bCs/>
+        </w:rPr>
+        <w:t>Logarithmic</w:t>
+      </w:r>
+      <w:r>
+        <w:t>: ln, log (natural log), lg (base 10)</w:t>
+      </w:r>
+    </w:p>
+    <w:p>
+      <w:pPr>
+        <w:pStyle w:val="Compact"/>
+        <w:numPr>
+          <w:ilvl w:val="0"/>
+          <w:numId w:val="5"/>
+        </w:numPr>
+      </w:pPr>
+      <w:r>
+        <w:rPr>
+          <w:b/>
+          <w:bCs/>
+        </w:rPr>
+        <w:t>Other</w:t>
+      </w:r>
+      <w:r>
+        <w:t>: sqrt, exp, abs, floor, ceil, round</w:t>
       </w:r>
     </w:p>
     <w:p>
@@ -1990,338 +2210,6 @@
           <w:szCs w:val="28"/>
         </w:rPr>
       </w:pPr>
-      <w:bookmarkStart w:id="12" w:name="percentage-operations"/>
-      <w:bookmarkEnd w:id="11"/>
-      <w:r>
-        <w:br w:type="page"/>
-      </w:r>
-    </w:p>
-    <w:p>
-      <w:pPr>
-        <w:pStyle w:val="Heading3"/>
-      </w:pPr>
-      <w:r>
-        <w:lastRenderedPageBreak/>
-        <w:t>Percentage Operations</w:t>
-      </w:r>
-    </w:p>
-    <w:p>
-      <w:pPr>
-        <w:pStyle w:val="FirstParagraph"/>
-      </w:pPr>
-      <w:r>
-        <w:t xml:space="preserve">The </w:t>
-      </w:r>
-      <w:r>
-        <w:rPr>
-          <w:rStyle w:val="VerbatimChar"/>
-        </w:rPr>
-        <w:t>%</w:t>
-      </w:r>
-      <w:r>
-        <w:t xml:space="preserve"> operator in </w:t>
-      </w:r>
-      <w:r>
-        <w:rPr>
-          <w:rStyle w:val="VerbatimChar"/>
-        </w:rPr>
-        <w:t>x op y%</w:t>
-      </w:r>
-      <w:r>
-        <w:t xml:space="preserve"> computes </w:t>
-      </w:r>
-      <w:r>
-        <w:rPr>
-          <w:rStyle w:val="VerbatimChar"/>
-        </w:rPr>
-        <w:t>y%</w:t>
-      </w:r>
-      <w:r>
-        <w:t xml:space="preserve"> as a percentage </w:t>
-      </w:r>
-      <w:r>
-        <w:rPr>
-          <w:b/>
-          <w:bCs/>
-        </w:rPr>
-        <w:t>of the left operand</w:t>
-      </w:r>
-      <w:r>
-        <w:t xml:space="preserve"> </w:t>
-      </w:r>
-      <w:r>
-        <w:rPr>
-          <w:rStyle w:val="VerbatimChar"/>
-        </w:rPr>
-        <w:t>x</w:t>
-      </w:r>
-      <w:r>
-        <w:t>, then applies the operation:</w:t>
-      </w:r>
-    </w:p>
-    <w:p>
-      <w:pPr>
-        <w:pStyle w:val="SourceCode"/>
-      </w:pPr>
-      <w:r>
-        <w:rPr>
-          <w:rStyle w:val="VerbatimChar"/>
-        </w:rPr>
-        <w:t>x op y%  →  x op (x * y / 100)</w:t>
-      </w:r>
-    </w:p>
-    <w:p>
-      <w:pPr>
-        <w:pStyle w:val="FirstParagraph"/>
-      </w:pPr>
-      <w:r>
-        <w:t>This matches the behaviour of most pocket calculators:</w:t>
-      </w:r>
-    </w:p>
-    <w:p>
-      <w:pPr>
-        <w:pStyle w:val="SourceCode"/>
-      </w:pPr>
-      <w:r>
-        <w:rPr>
-          <w:rStyle w:val="VerbatimChar"/>
-        </w:rPr>
-        <w:t>72 - 20%          →  57.6      (72 - 72*0.20 = 72*0.80)</w:t>
-      </w:r>
-      <w:r>
-        <w:br/>
-      </w:r>
-      <w:r>
-        <w:rPr>
-          <w:rStyle w:val="VerbatimChar"/>
-        </w:rPr>
-        <w:t>200 + 10%         →  220       (200 + 200*0.10)</w:t>
-      </w:r>
-      <w:r>
-        <w:br/>
-      </w:r>
-      <w:r>
-        <w:rPr>
-          <w:rStyle w:val="VerbatimChar"/>
-        </w:rPr>
-        <w:t>100 * 10%         →  1000      (100 * 100*0.10 = 100*10)</w:t>
-      </w:r>
-      <w:r>
-        <w:br/>
-      </w:r>
-      <w:r>
-        <w:rPr>
-          <w:rStyle w:val="VerbatimChar"/>
-        </w:rPr>
-        <w:t>500 * 5%          →  12500     (500 * 500*0.05 = 500*25)</w:t>
-      </w:r>
-      <w:r>
-        <w:br/>
-      </w:r>
-      <w:r>
-        <w:rPr>
-          <w:rStyle w:val="VerbatimChar"/>
-        </w:rPr>
-        <w:t>1 / 2%            →  50        (1 / 1*0.02 = 1/0.02)</w:t>
-      </w:r>
-    </w:p>
-    <w:p>
-      <w:pPr>
-        <w:pStyle w:val="FirstParagraph"/>
-      </w:pPr>
-      <w:r>
-        <w:t>Chained percentage operations use the result of the previous operation as the new base:</w:t>
-      </w:r>
-    </w:p>
-    <w:p>
-      <w:pPr>
-        <w:pStyle w:val="SourceCode"/>
-      </w:pPr>
-      <w:r>
-        <w:rPr>
-          <w:rStyle w:val="VerbatimChar"/>
-        </w:rPr>
-        <w:t>72 - 20% + 5%     →  60.48     (57.6 + 57.6*0.05)</w:t>
-      </w:r>
-    </w:p>
-    <w:p>
-      <w:pPr>
-        <w:pStyle w:val="FirstParagraph"/>
-      </w:pPr>
-      <w:r>
-        <w:t xml:space="preserve">The </w:t>
-      </w:r>
-      <w:r>
-        <w:rPr>
-          <w:rStyle w:val="VerbatimChar"/>
-        </w:rPr>
-        <w:t>%%</w:t>
-      </w:r>
-      <w:r>
-        <w:t xml:space="preserve"> operator is the </w:t>
-      </w:r>
-      <w:r>
-        <w:rPr>
-          <w:b/>
-          <w:bCs/>
-        </w:rPr>
-        <w:t>reverse percentage</w:t>
-      </w:r>
-      <w:r>
-        <w:t xml:space="preserve">: how many percent is </w:t>
-      </w:r>
-      <w:r>
-        <w:rPr>
-          <w:rStyle w:val="VerbatimChar"/>
-        </w:rPr>
-        <w:t>x</w:t>
-      </w:r>
-      <w:r>
-        <w:t xml:space="preserve"> relative to </w:t>
-      </w:r>
-      <w:r>
-        <w:rPr>
-          <w:rStyle w:val="VerbatimChar"/>
-        </w:rPr>
-        <w:t>y</w:t>
-      </w:r>
-      <w:r>
-        <w:t xml:space="preserve"> as a change from </w:t>
-      </w:r>
-      <w:r>
-        <w:rPr>
-          <w:rStyle w:val="VerbatimChar"/>
-        </w:rPr>
-        <w:t>y</w:t>
-      </w:r>
-      <w:r>
-        <w:t>:</w:t>
-      </w:r>
-    </w:p>
-    <w:p>
-      <w:pPr>
-        <w:pStyle w:val="SourceCode"/>
-      </w:pPr>
-      <w:r>
-        <w:rPr>
-          <w:rStyle w:val="VerbatimChar"/>
-        </w:rPr>
-        <w:t>x %% y  →  (x / y - 1) * 100</w:t>
-      </w:r>
-      <w:r>
-        <w:br/>
-      </w:r>
-      <w:r>
-        <w:br/>
-      </w:r>
-      <w:r>
-        <w:rPr>
-          <w:rStyle w:val="VerbatimChar"/>
-        </w:rPr>
-        <w:t>57.6 %% 72        →  -20       (57.6 is 20% less than 72)</w:t>
-      </w:r>
-    </w:p>
-    <w:p>
-      <w:pPr>
-        <w:pStyle w:val="Heading3"/>
-      </w:pPr>
-      <w:bookmarkStart w:id="13" w:name="mathematical-functions"/>
-      <w:bookmarkEnd w:id="12"/>
-      <w:r>
-        <w:t>Mathematical Functions</w:t>
-      </w:r>
-    </w:p>
-    <w:p>
-      <w:pPr>
-        <w:pStyle w:val="Compact"/>
-        <w:numPr>
-          <w:ilvl w:val="0"/>
-          <w:numId w:val="5"/>
-        </w:numPr>
-      </w:pPr>
-      <w:r>
-        <w:rPr>
-          <w:b/>
-          <w:bCs/>
-        </w:rPr>
-        <w:t>Trigonometric</w:t>
-      </w:r>
-      <w:r>
-        <w:t>: sin, cos, tan, asin, acos, atan</w:t>
-      </w:r>
-    </w:p>
-    <w:p>
-      <w:pPr>
-        <w:pStyle w:val="Compact"/>
-        <w:numPr>
-          <w:ilvl w:val="0"/>
-          <w:numId w:val="5"/>
-        </w:numPr>
-      </w:pPr>
-      <w:r>
-        <w:rPr>
-          <w:b/>
-          <w:bCs/>
-        </w:rPr>
-        <w:t>Hyperbolic</w:t>
-      </w:r>
-      <w:r>
-        <w:t>: sinh, cosh, tanh</w:t>
-      </w:r>
-    </w:p>
-    <w:p>
-      <w:pPr>
-        <w:pStyle w:val="Compact"/>
-        <w:numPr>
-          <w:ilvl w:val="0"/>
-          <w:numId w:val="5"/>
-        </w:numPr>
-      </w:pPr>
-      <w:r>
-        <w:rPr>
-          <w:b/>
-          <w:bCs/>
-        </w:rPr>
-        <w:t>Logarithmic</w:t>
-      </w:r>
-      <w:r>
-        <w:t>: ln, log (natural log), lg</w:t>
-      </w:r>
-      <w:r>
-        <w:t>, log10</w:t>
-      </w:r>
-      <w:r>
-        <w:t xml:space="preserve"> (base 10)</w:t>
-      </w:r>
-    </w:p>
-    <w:p>
-      <w:pPr>
-        <w:pStyle w:val="Compact"/>
-        <w:numPr>
-          <w:ilvl w:val="0"/>
-          <w:numId w:val="5"/>
-        </w:numPr>
-      </w:pPr>
-      <w:r>
-        <w:rPr>
-          <w:b/>
-          <w:bCs/>
-        </w:rPr>
-        <w:t>Other</w:t>
-      </w:r>
-      <w:r>
-        <w:t>: sqrt, exp, abs, floor, ceil, round</w:t>
-      </w:r>
-    </w:p>
-    <w:p>
-      <w:pPr>
-        <w:rPr>
-          <w:rFonts w:eastAsiaTheme="majorEastAsia" w:cstheme="majorBidi"/>
-          <w:color w:val="0F4761" w:themeColor="accent1" w:themeShade="BF"/>
-          <w:sz w:val="28"/>
-          <w:szCs w:val="28"/>
-        </w:rPr>
-      </w:pPr>
       <w:bookmarkStart w:id="14" w:name="utility-functions"/>
       <w:bookmarkEnd w:id="13"/>
       <w:r>
@@ -2591,7 +2479,7 @@
         <w:rPr>
           <w:rStyle w:val="VerbatimChar"/>
         </w:rPr>
-        <w:t>floatf(0x40490FDB)          →  3.141593            ;; 32-bit float precision</w:t>
+        <w:t>floatf(0x40490FDB)          →  3.141593           ;; 32-bit float precision</w:t>
       </w:r>
       <w:r>
         <w:br/>
@@ -2633,14 +2521,7 @@
           <w:b/>
           <w:bCs/>
         </w:rPr>
-        <w:t>prn(</w:t>
-      </w:r>
-      <w:r>
-        <w:rPr>
-          <w:b/>
-          <w:bCs/>
-        </w:rPr>
-        <w:t>“format”, …)</w:t>
+        <w:t>prn(“format”, …)</w:t>
       </w:r>
       <w:r>
         <w:t xml:space="preserve">: Formatted print, e.g., </w:t>
@@ -2664,6 +2545,24 @@
           <w:b/>
           <w:bCs/>
         </w:rPr>
+        <w:t>prnf(“filename”, “format”, …)</w:t>
+      </w:r>
+      <w:r>
+        <w:t>: Works the same as prn, but appends the created string to the end of the file ‘filename’ (if it doesn’t exist, it creates it). Returns the number of characters written to the file (0 if writing to the file is impossible).</w:t>
+      </w:r>
+    </w:p>
+    <w:p>
+      <w:pPr>
+        <w:numPr>
+          <w:ilvl w:val="0"/>
+          <w:numId w:val="6"/>
+        </w:numPr>
+      </w:pPr>
+      <w:r>
+        <w:rPr>
+          <w:b/>
+          <w:bCs/>
+        </w:rPr>
         <w:t>polar(m, a)</w:t>
       </w:r>
       <w:r>
@@ -2711,6 +2610,84 @@
         </w:numPr>
       </w:pPr>
       <w:r>
+        <w:t>m and a also can be complex according formula</w:t>
+      </w:r>
+    </w:p>
+    <w:p>
+      <w:pPr>
+        <w:pStyle w:val="BodyText"/>
+      </w:pPr>
+      <m:oMathPara>
+        <m:oMathParaPr>
+          <m:jc m:val="center"/>
+        </m:oMathParaPr>
+        <m:oMath>
+          <m:r>
+            <w:rPr>
+              <w:rFonts w:ascii="Cambria Math" w:hAnsi="Cambria Math"/>
+            </w:rPr>
+            <m:t>z</m:t>
+          </m:r>
+          <m:r>
+            <m:rPr>
+              <m:sty m:val="p"/>
+            </m:rPr>
+            <w:rPr>
+              <w:rFonts w:ascii="Cambria Math" w:hAnsi="Cambria Math"/>
+            </w:rPr>
+            <m:t>=</m:t>
+          </m:r>
+          <m:r>
+            <w:rPr>
+              <w:rFonts w:ascii="Cambria Math" w:hAnsi="Cambria Math"/>
+            </w:rPr>
+            <m:t>m</m:t>
+          </m:r>
+          <m:r>
+            <m:rPr>
+              <m:sty m:val="p"/>
+            </m:rPr>
+            <w:rPr>
+              <w:rFonts w:ascii="Cambria Math" w:hAnsi="Cambria Math"/>
+            </w:rPr>
+            <m:t>⋅</m:t>
+          </m:r>
+          <m:sSup>
+            <m:sSupPr>
+              <m:ctrlPr>
+                <w:rPr>
+                  <w:rFonts w:ascii="Cambria Math" w:hAnsi="Cambria Math"/>
+                </w:rPr>
+              </m:ctrlPr>
+            </m:sSupPr>
+            <m:e>
+              <m:r>
+                <w:rPr>
+                  <w:rFonts w:ascii="Cambria Math" w:hAnsi="Cambria Math"/>
+                </w:rPr>
+                <m:t>e</m:t>
+              </m:r>
+            </m:e>
+            <m:sup>
+              <m:r>
+                <w:rPr>
+                  <w:rFonts w:ascii="Cambria Math" w:hAnsi="Cambria Math"/>
+                </w:rPr>
+                <m:t>ia</m:t>
+              </m:r>
+            </m:sup>
+          </m:sSup>
+        </m:oMath>
+      </m:oMathPara>
+    </w:p>
+    <w:p>
+      <w:pPr>
+        <w:numPr>
+          <w:ilvl w:val="0"/>
+          <w:numId w:val="1"/>
+        </w:numPr>
+      </w:pPr>
+      <w:r>
         <w:t xml:space="preserve">This function is built-in (previously defined in </w:t>
       </w:r>
       <w:r>
@@ -2725,6 +2702,21 @@
     </w:p>
     <w:p>
       <w:pPr>
+        <w:rPr>
+          <w:b/>
+          <w:bCs/>
+        </w:rPr>
+      </w:pPr>
+      <w:r>
+        <w:rPr>
+          <w:b/>
+          <w:bCs/>
+        </w:rPr>
+        <w:br w:type="page"/>
+      </w:r>
+    </w:p>
+    <w:p>
+      <w:pPr>
         <w:numPr>
           <w:ilvl w:val="0"/>
           <w:numId w:val="6"/>
@@ -2735,6 +2727,7 @@
           <w:b/>
           <w:bCs/>
         </w:rPr>
+        <w:lastRenderedPageBreak/>
         <w:t>solve(expr, var:=estimate)</w:t>
       </w:r>
       <w:r>
@@ -2805,67 +2798,17 @@
     </w:p>
     <w:p>
       <w:pPr>
-        <w:rPr>
-          <w:b/>
-          <w:bCs/>
-        </w:rPr>
-      </w:pPr>
-      <w:r>
-        <w:rPr>
-          <w:b/>
-          <w:bCs/>
-        </w:rPr>
-        <w:br w:type="page"/>
-      </w:r>
-    </w:p>
-    <w:p>
-      <w:pPr>
         <w:numPr>
           <w:ilvl w:val="0"/>
           <w:numId w:val="6"/>
         </w:numPr>
       </w:pPr>
-      <w:proofErr w:type="gramStart"/>
-      <w:r>
-        <w:rPr>
-          <w:b/>
-          <w:bCs/>
-        </w:rPr>
-        <w:lastRenderedPageBreak/>
-        <w:t>calc(</w:t>
-      </w:r>
-      <w:proofErr w:type="gramEnd"/>
-      <w:r>
-        <w:rPr>
-          <w:b/>
-          <w:bCs/>
-        </w:rPr>
-        <w:t xml:space="preserve">expr, </w:t>
-      </w:r>
-      <w:proofErr w:type="gramStart"/>
-      <w:r>
-        <w:rPr>
-          <w:b/>
-          <w:bCs/>
-        </w:rPr>
-        <w:t>var:=</w:t>
-      </w:r>
-      <w:proofErr w:type="spellStart"/>
-      <w:proofErr w:type="gramEnd"/>
-      <w:r>
-        <w:rPr>
-          <w:b/>
-          <w:bCs/>
-        </w:rPr>
-        <w:t>val</w:t>
-      </w:r>
-      <w:proofErr w:type="spellEnd"/>
-      <w:r>
-        <w:rPr>
-          <w:b/>
-          <w:bCs/>
-        </w:rPr>
-        <w:t>)</w:t>
+      <w:r>
+        <w:rPr>
+          <w:b/>
+          <w:bCs/>
+        </w:rPr>
+        <w:t>calc(expr, var:=val)</w:t>
       </w:r>
       <w:r>
         <w:t xml:space="preserve">: Evaluate expression for a given variable value — useful for selecting initial approximation for </w:t>
@@ -3025,13 +2968,7 @@
             <w:rPr>
               <w:rFonts w:ascii="Cambria Math" w:hAnsi="Cambria Math"/>
             </w:rPr>
-            <m:t> </m:t>
-          </m:r>
-          <m:r>
-            <w:rPr>
-              <w:rFonts w:ascii="Cambria Math" w:hAnsi="Cambria Math"/>
-            </w:rPr>
-            <m:t>dx</m:t>
+            <m:t> dx</m:t>
           </m:r>
           <m:r>
             <m:rPr>
@@ -3091,16 +3028,63 @@
         <w:rPr>
           <w:rStyle w:val="VerbatimChar"/>
         </w:rPr>
-        <w:t>integr(exp(-(x^2)), -5, 5, x)   →  1.772453850902790   ;; sqrt(pi)</w:t>
-      </w:r>
-      <w:r>
-        <w:br/>
-      </w:r>
-      <w:r>
-        <w:rPr>
-          <w:rStyle w:val="VerbatimChar"/>
-        </w:rPr>
-        <w:t>integral(exp(-(x^2)), -5, 5, x)   →  1.772453850902790   ;; sqrt(pi)</w:t>
+        <w:t>integr(exp(-(x^2)), -5, 5, x)  →  1.772453850902790   ;; sqrt(pi)</w:t>
+      </w:r>
+      <w:r>
+        <w:br/>
+      </w:r>
+      <w:r>
+        <w:rPr>
+          <w:rStyle w:val="VerbatimChar"/>
+        </w:rPr>
+        <w:t>integral(exp(-(x^2)), -5, 5, x)  →  1.772453850902790   ;; sqrt(pi)</w:t>
+      </w:r>
+      <w:r>
+        <w:br/>
+      </w:r>
+      <w:r>
+        <w:rPr>
+          <w:rStyle w:val="VerbatimChar"/>
+        </w:rPr>
+        <w:t>integr(sin(x)/x, 0.001, pi, x) →  1.850937052038021</w:t>
+      </w:r>
+    </w:p>
+    <w:p>
+      <w:pPr>
+        <w:numPr>
+          <w:ilvl w:val="0"/>
+          <w:numId w:val="1"/>
+        </w:numPr>
+      </w:pPr>
+      <w:r>
+        <w:t xml:space="preserve">Can be used as operand: </w:t>
+      </w:r>
+      <w:r>
+        <w:rPr>
+          <w:rStyle w:val="VerbatimChar"/>
+        </w:rPr>
+        <w:t>sqrt(integr(sin(x)^2, 0, 2*pi, x))</w:t>
+      </w:r>
+      <w:r>
+        <w:t>.</w:t>
+      </w:r>
+    </w:p>
+    <w:p>
+      <w:pPr>
+        <w:numPr>
+          <w:ilvl w:val="0"/>
+          <w:numId w:val="6"/>
+        </w:numPr>
+      </w:pPr>
+      <w:r>
+        <w:rPr>
+          <w:b/>
+          <w:bCs/>
+        </w:rPr>
+        <w:t>diff(expr, point, var)</w:t>
+      </w:r>
+      <w:r>
+        <w:t>: Numerical differentiation using central difference method:</w:t>
       </w:r>
     </w:p>
     <w:p>
@@ -3115,27 +3099,49 @@
         <w:rPr>
           <w:rStyle w:val="VerbatimChar"/>
         </w:rPr>
-        <w:t>integr(sin(x)/x, 0.001, pi, x)  →  1.850937052038021</w:t>
-      </w:r>
-    </w:p>
-    <w:p>
-      <w:pPr>
+        <w:t>diff(sin(x), pi/4, x)  →  0.7071...   ;; cos(pi/4)</w:t>
+      </w:r>
+    </w:p>
+    <w:p>
+      <w:pPr>
+        <w:numPr>
+          <w:ilvl w:val="0"/>
+          <w:numId w:val="6"/>
+        </w:numPr>
+      </w:pPr>
+      <w:r>
+        <w:rPr>
+          <w:b/>
+          <w:bCs/>
+        </w:rPr>
+        <w:t>sum(expr, from, to, var)</w:t>
+      </w:r>
+      <w:r>
+        <w:t>: Summation over integer range. Supports both ascending and descending order:</w:t>
+      </w:r>
+    </w:p>
+    <w:p>
+      <w:pPr>
+        <w:pStyle w:val="SourceCode"/>
         <w:numPr>
           <w:ilvl w:val="0"/>
           <w:numId w:val="1"/>
         </w:numPr>
       </w:pPr>
       <w:r>
-        <w:t xml:space="preserve">Can be used as operand: </w:t>
-      </w:r>
-      <w:r>
-        <w:rPr>
-          <w:rStyle w:val="VerbatimChar"/>
-        </w:rPr>
-        <w:t>sqrt(integr(sin(x)^2, 0, 2*pi, x))</w:t>
-      </w:r>
-      <w:r>
-        <w:t>.</w:t>
+        <w:rPr>
+          <w:rStyle w:val="VerbatimChar"/>
+        </w:rPr>
+        <w:t>sum(1/x!, 0, 10, x)   →  2.718281525573192   ;; partial sum of e</w:t>
+      </w:r>
+      <w:r>
+        <w:br/>
+      </w:r>
+      <w:r>
+        <w:rPr>
+          <w:rStyle w:val="VerbatimChar"/>
+        </w:rPr>
+        <w:t>sum(1/x!, 20, 0, x)-e →  0                   ;; reverse order = exact result</w:t>
       </w:r>
     </w:p>
     <w:p>
@@ -3150,10 +3156,10 @@
           <w:b/>
           <w:bCs/>
         </w:rPr>
-        <w:t>diff(expr, point, var)</w:t>
-      </w:r>
-      <w:r>
-        <w:t>: Numerical differentiation using central difference method:</w:t>
+        <w:t>for(expr, from, to, var)</w:t>
+      </w:r>
+      <w:r>
+        <w:t>: Execution over integer range, return expr value (any type including matrix and complex). Supports both ascending and descending order:</w:t>
       </w:r>
     </w:p>
     <w:p>
@@ -3168,49 +3174,7 @@
         <w:rPr>
           <w:rStyle w:val="VerbatimChar"/>
         </w:rPr>
-        <w:t>diff(sin(x), pi/4, x)  →  0.7071...   ;; cos(pi/4)</w:t>
-      </w:r>
-    </w:p>
-    <w:p>
-      <w:pPr>
-        <w:numPr>
-          <w:ilvl w:val="0"/>
-          <w:numId w:val="6"/>
-        </w:numPr>
-      </w:pPr>
-      <w:r>
-        <w:rPr>
-          <w:b/>
-          <w:bCs/>
-        </w:rPr>
-        <w:t>sum(expr, from, to, var)</w:t>
-      </w:r>
-      <w:r>
-        <w:t>: Summation over integer range. Supports both ascending and descending order:</w:t>
-      </w:r>
-    </w:p>
-    <w:p>
-      <w:pPr>
-        <w:pStyle w:val="SourceCode"/>
-        <w:numPr>
-          <w:ilvl w:val="0"/>
-          <w:numId w:val="1"/>
-        </w:numPr>
-      </w:pPr>
-      <w:r>
-        <w:rPr>
-          <w:rStyle w:val="VerbatimChar"/>
-        </w:rPr>
-        <w:t>sum(1/x!, 0, 10, x)   →  2.718281525573192   ;; partial sum of e</w:t>
-      </w:r>
-      <w:r>
-        <w:br/>
-      </w:r>
-      <w:r>
-        <w:rPr>
-          <w:rStyle w:val="VerbatimChar"/>
-        </w:rPr>
-        <w:t>sum(1/x!, 20, 0, x)-e →  0                   ;; reverse order = exact result</w:t>
+        <w:t>r:=3;A:=zeros(r,r);for(A[n/r,n%r]:=n;A, 0, r*r-1, n) → [(0, 1, 2); (3, 4, 5); (6, 7, 8)]</w:t>
       </w:r>
     </w:p>
     <w:p>
@@ -3344,10 +3308,10 @@
         <w:rPr>
           <w:rStyle w:val="VerbatimChar"/>
         </w:rPr>
-        <w:t>|1|(90</w:t>
-      </w:r>
-      <w:r>
-        <w:t>0’0”) 0+1i` instead of NaN.</w:t>
+        <w:t>|1|(90`0'0") 0+1i</w:t>
+      </w:r>
+      <w:r>
+        <w:t xml:space="preserve"> instead of NaN.</w:t>
       </w:r>
     </w:p>
     <w:p>
@@ -3404,6 +3368,26 @@
       </w:r>
       <w:r>
         <w:t>).</w:t>
+      </w:r>
+    </w:p>
+    <w:p>
+      <w:pPr>
+        <w:numPr>
+          <w:ilvl w:val="0"/>
+          <w:numId w:val="7"/>
+        </w:numPr>
+      </w:pPr>
+      <w:r>
+        <w:t xml:space="preserve">Both </w:t>
+      </w:r>
+      <w:r>
+        <w:rPr>
+          <w:rStyle w:val="VerbatimChar"/>
+        </w:rPr>
+        <w:t>(i, j)</w:t>
+      </w:r>
+      <w:r>
+        <w:t xml:space="preserve"> symbols are supported for the imaginary part. The last symbol used in the input is used when outputting the result.</w:t>
       </w:r>
     </w:p>
     <w:p>
@@ -3600,7 +3584,7 @@
         <w:rPr>
           <w:rStyle w:val="VerbatimChar"/>
         </w:rPr>
-        <w:t>{frq(L, C)  1/(2*pi*sqrt(L*C))}</w:t>
+        <w:t>{frq(L, C)  1/(2*pi*sqrt(L*C))};;Resonant frequency, Hz</w:t>
       </w:r>
     </w:p>
     <w:p>
@@ -3619,7 +3603,7 @@
         <w:rPr>
           <w:rStyle w:val="VerbatimChar"/>
         </w:rPr>
-        <w:t>frq(130u, 2n2)    # Result: 297602.87 Hz</w:t>
+        <w:t xml:space="preserve">frq(130u, 2n2) → 297602.87 </w:t>
       </w:r>
     </w:p>
     <w:p>
@@ -3722,11 +3706,25 @@
     </w:p>
     <w:p>
       <w:pPr>
-        <w:pStyle w:val="Heading3"/>
+        <w:rPr>
+          <w:rFonts w:eastAsiaTheme="majorEastAsia" w:cstheme="majorBidi"/>
+          <w:color w:val="0F4761" w:themeColor="accent1" w:themeShade="BF"/>
+          <w:sz w:val="28"/>
+          <w:szCs w:val="28"/>
+        </w:rPr>
       </w:pPr>
       <w:bookmarkStart w:id="17" w:name="comments"/>
       <w:bookmarkEnd w:id="16"/>
       <w:r>
+        <w:br w:type="page"/>
+      </w:r>
+    </w:p>
+    <w:p>
+      <w:pPr>
+        <w:pStyle w:val="Heading3"/>
+      </w:pPr>
+      <w:r>
+        <w:lastRenderedPageBreak/>
         <w:t>Comments</w:t>
       </w:r>
     </w:p>
@@ -3765,135 +3763,205 @@
       <w:bookmarkStart w:id="18" w:name="matrix-support"/>
       <w:bookmarkEnd w:id="17"/>
       <w:r>
+        <w:t>Matrix Support</w:t>
+      </w:r>
+    </w:p>
+    <w:p>
+      <w:pPr>
+        <w:pStyle w:val="FirstParagraph"/>
+      </w:pPr>
+      <w:r>
+        <w:t>Matrices up to 7×7 are supported. Matrix syntax:</w:t>
+      </w:r>
+    </w:p>
+    <w:p>
+      <w:pPr>
+        <w:pStyle w:val="SourceCode"/>
+      </w:pPr>
+      <w:r>
+        <w:rPr>
+          <w:rStyle w:val="VerbatimChar"/>
+        </w:rPr>
+        <w:t>[(a11, a12, ...); (a21, a22, ...); ...]</w:t>
+      </w:r>
+    </w:p>
+    <w:p>
+      <w:pPr>
+        <w:pStyle w:val="FirstParagraph"/>
+      </w:pPr>
+      <w:r>
+        <w:t xml:space="preserve">Each row is enclosed in </w:t>
+      </w:r>
+      <w:r>
+        <w:rPr>
+          <w:rStyle w:val="VerbatimChar"/>
+        </w:rPr>
+        <w:t>()</w:t>
+      </w:r>
+      <w:r>
+        <w:t xml:space="preserve">, rows are separated by </w:t>
+      </w:r>
+      <w:r>
+        <w:rPr>
+          <w:rStyle w:val="VerbatimChar"/>
+        </w:rPr>
+        <w:t>;</w:t>
+      </w:r>
+      <w:r>
+        <w:t xml:space="preserve">, the whole matrix is enclosed in </w:t>
+      </w:r>
+      <w:r>
+        <w:rPr>
+          <w:rStyle w:val="VerbatimChar"/>
+        </w:rPr>
+        <w:t>[]</w:t>
+      </w:r>
+      <w:r>
+        <w:t>. Elements can be plain numbers (SI suffixes supported) or expressions using previously defined constants and variables, as long as the result is a real number or integer. Complex numbers, strings, or matrices cannot be matrix elements. Variables declared inside the matrix are local to it and not accessible afterwards:</w:t>
+      </w:r>
+    </w:p>
+    <w:p>
+      <w:pPr>
+        <w:pStyle w:val="SourceCode"/>
+      </w:pPr>
+      <w:r>
+        <w:rPr>
+          <w:rStyle w:val="VerbatimChar"/>
+        </w:rPr>
+        <w:t>[(-1k, 2m, 3M); (4, 5u, 6n); (7p, 8G, 9)]</w:t>
+      </w:r>
+      <w:r>
+        <w:br/>
+      </w:r>
+      <w:r>
+        <w:rPr>
+          <w:rStyle w:val="VerbatimChar"/>
+        </w:rPr>
+        <w:t>[(a:=2*pi, a/3); (b:=e, b/2)]  →  [(6.283, 2.094); (2.718, 1.359)]</w:t>
+      </w:r>
+    </w:p>
+    <w:p>
+      <w:pPr>
+        <w:pStyle w:val="FirstParagraph"/>
+      </w:pPr>
+      <w:r>
+        <w:t>When the result is a matrix, it is displayed in engineering format, one row per line:</w:t>
+      </w:r>
+    </w:p>
+    <w:p>
+      <w:pPr>
+        <w:pStyle w:val="SourceCode"/>
+      </w:pPr>
+      <w:r>
+        <w:rPr>
+          <w:rStyle w:val="VerbatimChar"/>
+        </w:rPr>
+        <w:t>[(     1,      2,      3);</w:t>
+      </w:r>
+      <w:r>
+        <w:br/>
+      </w:r>
+      <w:r>
+        <w:rPr>
+          <w:rStyle w:val="VerbatimChar"/>
+        </w:rPr>
+        <w:t xml:space="preserve"> (     4,      5,      6);</w:t>
+      </w:r>
+      <w:r>
+        <w:br/>
+      </w:r>
+      <w:r>
+        <w:rPr>
+          <w:rStyle w:val="VerbatimChar"/>
+        </w:rPr>
+        <w:t xml:space="preserve"> (     7,      8,      9)]</w:t>
+      </w:r>
+    </w:p>
+    <w:p>
+      <w:pPr>
+        <w:pStyle w:val="FirstParagraph"/>
+      </w:pPr>
+      <w:r>
+        <w:t>Matrix elements can be accessed by index [row, col] for both reading and writing. Rows and cols are zero-based.</w:t>
+      </w:r>
+    </w:p>
+    <w:p>
+      <w:pPr>
+        <w:pStyle w:val="SourceCode"/>
+      </w:pPr>
+      <w:r>
+        <w:rPr>
+          <w:rStyle w:val="VerbatimChar"/>
+        </w:rPr>
+        <w:t>A := [(1,2,3);(4,5,6);(7,8,9)]</w:t>
+      </w:r>
+      <w:r>
+        <w:br/>
+      </w:r>
+      <w:r>
+        <w:rPr>
+          <w:rStyle w:val="VerbatimChar"/>
+        </w:rPr>
+        <w:t>A[1,1] → 5</w:t>
+      </w:r>
+      <w:r>
+        <w:br/>
+      </w:r>
+      <w:r>
+        <w:rPr>
+          <w:rStyle w:val="VerbatimChar"/>
+        </w:rPr>
+        <w:t>A[1,1] := 10;A → [(1,2,3);(4,10,6);(7,8,9)]</w:t>
+      </w:r>
+    </w:p>
+    <w:p>
+      <w:pPr>
+        <w:pStyle w:val="FirstParagraph"/>
+      </w:pPr>
+      <w:r>
+        <w:t>Elements that are negligibly small compared to the matrix norm (Frobenius) are displayed as zero to suppress numerical noise. Using index access, you can view the unfiltered value of an element.</w:t>
+      </w:r>
+    </w:p>
+    <w:p>
+      <w:pPr>
+        <w:pStyle w:val="SourceCode"/>
+      </w:pPr>
+      <w:r>
+        <w:rPr>
+          <w:rStyle w:val="VerbatimChar"/>
+        </w:rPr>
+        <w:t>[(-1k, 2m, 3M); (4, 5u, 6n); (7p, 8G, 9)] → [(-1k, 0, 3M); (0, 0, 0); (0, 8G, 9)] ;;Filtered</w:t>
+      </w:r>
+      <w:r>
+        <w:br/>
+      </w:r>
+      <w:r>
+        <w:rPr>
+          <w:rStyle w:val="VerbatimChar"/>
+        </w:rPr>
+        <w:t>[(-1k, 2m, 3M); (4, 5u, 6n); (7p, 8G, 9)][1,1] → 5e-06                            ;;Raw</w:t>
+      </w:r>
+    </w:p>
+    <w:p>
+      <w:pPr>
+        <w:rPr>
+          <w:rFonts w:eastAsiaTheme="majorEastAsia" w:cstheme="majorBidi"/>
+          <w:i/>
+          <w:iCs/>
+          <w:color w:val="0F4761" w:themeColor="accent1" w:themeShade="BF"/>
+        </w:rPr>
+      </w:pPr>
+      <w:bookmarkStart w:id="19" w:name="matrix-operations"/>
+      <w:r>
+        <w:br w:type="page"/>
+      </w:r>
+    </w:p>
+    <w:p>
+      <w:pPr>
+        <w:pStyle w:val="Heading4"/>
+      </w:pPr>
+      <w:r>
         <w:lastRenderedPageBreak/>
-        <w:t>Matrix Support</w:t>
-      </w:r>
-    </w:p>
-    <w:p>
-      <w:pPr>
-        <w:pStyle w:val="FirstParagraph"/>
-      </w:pPr>
-      <w:r>
-        <w:t>Matrices up to 7×7 are supported. Matrix syntax:</w:t>
-      </w:r>
-    </w:p>
-    <w:p>
-      <w:pPr>
-        <w:pStyle w:val="SourceCode"/>
-      </w:pPr>
-      <w:r>
-        <w:rPr>
-          <w:rStyle w:val="VerbatimChar"/>
-        </w:rPr>
-        <w:t>[(a11, a12, ...); (a21, a22, ...); ...]</w:t>
-      </w:r>
-    </w:p>
-    <w:p>
-      <w:pPr>
-        <w:pStyle w:val="FirstParagraph"/>
-      </w:pPr>
-      <w:r>
-        <w:t xml:space="preserve">Each row is enclosed in </w:t>
-      </w:r>
-      <w:r>
-        <w:rPr>
-          <w:rStyle w:val="VerbatimChar"/>
-        </w:rPr>
-        <w:t>()</w:t>
-      </w:r>
-      <w:r>
-        <w:t xml:space="preserve">, rows are separated by </w:t>
-      </w:r>
-      <w:r>
-        <w:rPr>
-          <w:rStyle w:val="VerbatimChar"/>
-        </w:rPr>
-        <w:t>;</w:t>
-      </w:r>
-      <w:r>
-        <w:t xml:space="preserve">, the whole matrix is enclosed in </w:t>
-      </w:r>
-      <w:r>
-        <w:rPr>
-          <w:rStyle w:val="VerbatimChar"/>
-        </w:rPr>
-        <w:t>[]</w:t>
-      </w:r>
-      <w:r>
-        <w:t>. Elements can be plain numbers (SI suffixes supported) or expressions using previously defined constants and variables, as long as the result is a real number or integer. Complex numbers, strings, or matrices cannot be matrix elements. Variables declared inside the matrix are local to it and not accessible afterwards:</w:t>
-      </w:r>
-    </w:p>
-    <w:p>
-      <w:pPr>
-        <w:pStyle w:val="SourceCode"/>
-      </w:pPr>
-      <w:r>
-        <w:rPr>
-          <w:rStyle w:val="VerbatimChar"/>
-        </w:rPr>
-        <w:t>[(-1k, 2m, 3M); (4, 5u, 6n); (7p, 8G, 9)]</w:t>
-      </w:r>
-      <w:r>
-        <w:br/>
-      </w:r>
-      <w:r>
-        <w:rPr>
-          <w:rStyle w:val="VerbatimChar"/>
-        </w:rPr>
-        <w:t>[(a:=2*pi, a/3); (b:=e, b/2)]  →  [(6.283, 2.094); (2.718, 1.359)]</w:t>
-      </w:r>
-    </w:p>
-    <w:p>
-      <w:pPr>
-        <w:pStyle w:val="FirstParagraph"/>
-      </w:pPr>
-      <w:r>
-        <w:t>When the result is a matrix, it is displayed in engineering format, one row per line:</w:t>
-      </w:r>
-    </w:p>
-    <w:p>
-      <w:pPr>
-        <w:pStyle w:val="SourceCode"/>
-      </w:pPr>
-      <w:r>
-        <w:rPr>
-          <w:rStyle w:val="VerbatimChar"/>
-        </w:rPr>
-        <w:t>[(     1,      2,      3);</w:t>
-      </w:r>
-      <w:r>
-        <w:br/>
-      </w:r>
-      <w:r>
-        <w:rPr>
-          <w:rStyle w:val="VerbatimChar"/>
-        </w:rPr>
-        <w:t xml:space="preserve"> (     4,      5,      6);</w:t>
-      </w:r>
-      <w:r>
-        <w:br/>
-      </w:r>
-      <w:r>
-        <w:rPr>
-          <w:rStyle w:val="VerbatimChar"/>
-        </w:rPr>
-        <w:t xml:space="preserve"> (     7,      8,      9)]</w:t>
-      </w:r>
-    </w:p>
-    <w:p>
-      <w:pPr>
-        <w:pStyle w:val="FirstParagraph"/>
-      </w:pPr>
-      <w:r>
-        <w:t>Elements that are negligibly small compared to the matrix norm (Frobenius) are displayed as zero to suppress numerical noise.</w:t>
-      </w:r>
-    </w:p>
-    <w:p>
-      <w:pPr>
-        <w:pStyle w:val="Heading4"/>
-      </w:pPr>
-      <w:bookmarkStart w:id="19" w:name="matrix-operations"/>
-      <w:r>
         <w:t>Matrix Operations</w:t>
       </w:r>
     </w:p>
@@ -4721,7 +4789,6 @@
       <w:bookmarkStart w:id="20" w:name="matrix-functions"/>
       <w:bookmarkEnd w:id="19"/>
       <w:r>
-        <w:lastRenderedPageBreak/>
         <w:t>Matrix Functions</w:t>
       </w:r>
     </w:p>
@@ -4733,9 +4800,9 @@
         <w:tblLook w:val="0020" w:firstRow="1" w:lastRow="0" w:firstColumn="0" w:lastColumn="0" w:noHBand="0" w:noVBand="0"/>
       </w:tblPr>
       <w:tblGrid>
-        <w:gridCol w:w="1944"/>
-        <w:gridCol w:w="1045"/>
-        <w:gridCol w:w="7624"/>
+        <w:gridCol w:w="2201"/>
+        <w:gridCol w:w="991"/>
+        <w:gridCol w:w="6713"/>
       </w:tblGrid>
       <w:tr>
         <w:trPr>
@@ -4744,7 +4811,7 @@
         </w:trPr>
         <w:tc>
           <w:tcPr>
-            <w:tcW w:w="1450" w:type="dxa"/>
+            <w:tcW w:w="1760" w:type="dxa"/>
           </w:tcPr>
           <w:p>
             <w:pPr>
@@ -4757,7 +4824,7 @@
         </w:tc>
         <w:tc>
           <w:tcPr>
-            <w:tcW w:w="780" w:type="dxa"/>
+            <w:tcW w:w="792" w:type="dxa"/>
           </w:tcPr>
           <w:p>
             <w:pPr>
@@ -4770,7 +4837,7 @@
         </w:tc>
         <w:tc>
           <w:tcPr>
-            <w:tcW w:w="5689" w:type="dxa"/>
+            <w:tcW w:w="5368" w:type="dxa"/>
           </w:tcPr>
           <w:p>
             <w:pPr>
@@ -4785,7 +4852,7 @@
       <w:tr>
         <w:tc>
           <w:tcPr>
-            <w:tcW w:w="1450" w:type="dxa"/>
+            <w:tcW w:w="1760" w:type="dxa"/>
           </w:tcPr>
           <w:p>
             <w:pPr>
@@ -4801,7 +4868,7 @@
         </w:tc>
         <w:tc>
           <w:tcPr>
-            <w:tcW w:w="780" w:type="dxa"/>
+            <w:tcW w:w="792" w:type="dxa"/>
           </w:tcPr>
           <w:p>
             <w:pPr>
@@ -4814,7 +4881,7 @@
         </w:tc>
         <w:tc>
           <w:tcPr>
-            <w:tcW w:w="5689" w:type="dxa"/>
+            <w:tcW w:w="5368" w:type="dxa"/>
           </w:tcPr>
           <w:p>
             <w:pPr>
@@ -4829,7 +4896,7 @@
       <w:tr>
         <w:tc>
           <w:tcPr>
-            <w:tcW w:w="1450" w:type="dxa"/>
+            <w:tcW w:w="1760" w:type="dxa"/>
           </w:tcPr>
           <w:p>
             <w:pPr>
@@ -4845,7 +4912,7 @@
         </w:tc>
         <w:tc>
           <w:tcPr>
-            <w:tcW w:w="780" w:type="dxa"/>
+            <w:tcW w:w="792" w:type="dxa"/>
           </w:tcPr>
           <w:p>
             <w:pPr>
@@ -4858,7 +4925,7 @@
         </w:tc>
         <w:tc>
           <w:tcPr>
-            <w:tcW w:w="5689" w:type="dxa"/>
+            <w:tcW w:w="5368" w:type="dxa"/>
           </w:tcPr>
           <w:p>
             <w:pPr>
@@ -4873,7 +4940,7 @@
       <w:tr>
         <w:tc>
           <w:tcPr>
-            <w:tcW w:w="1450" w:type="dxa"/>
+            <w:tcW w:w="1760" w:type="dxa"/>
           </w:tcPr>
           <w:p>
             <w:pPr>
@@ -4889,7 +4956,7 @@
         </w:tc>
         <w:tc>
           <w:tcPr>
-            <w:tcW w:w="780" w:type="dxa"/>
+            <w:tcW w:w="792" w:type="dxa"/>
           </w:tcPr>
           <w:p>
             <w:pPr>
@@ -4902,20 +4969,14 @@
         </w:tc>
         <w:tc>
           <w:tcPr>
-            <w:tcW w:w="5689" w:type="dxa"/>
+            <w:tcW w:w="5368" w:type="dxa"/>
           </w:tcPr>
           <w:p>
             <w:pPr>
               <w:pStyle w:val="Compact"/>
             </w:pPr>
             <w:r>
-              <w:t>Frobenius norm √(Σ a</w:t>
-            </w:r>
-            <w:r>
-              <w:t>ᵢⱼ</w:t>
-            </w:r>
-            <w:r>
-              <w:t>²)</w:t>
+              <w:t>Frobenius norm √(Σ aᵢⱼ²)</w:t>
             </w:r>
           </w:p>
         </w:tc>
@@ -4923,7 +4984,7 @@
       <w:tr>
         <w:tc>
           <w:tcPr>
-            <w:tcW w:w="1450" w:type="dxa"/>
+            <w:tcW w:w="1760" w:type="dxa"/>
           </w:tcPr>
           <w:p>
             <w:pPr>
@@ -4939,7 +5000,7 @@
         </w:tc>
         <w:tc>
           <w:tcPr>
-            <w:tcW w:w="780" w:type="dxa"/>
+            <w:tcW w:w="792" w:type="dxa"/>
           </w:tcPr>
           <w:p>
             <w:pPr>
@@ -4952,7 +5013,7 @@
         </w:tc>
         <w:tc>
           <w:tcPr>
-            <w:tcW w:w="5689" w:type="dxa"/>
+            <w:tcW w:w="5368" w:type="dxa"/>
           </w:tcPr>
           <w:p>
             <w:pPr>
@@ -4967,7 +5028,7 @@
       <w:tr>
         <w:tc>
           <w:tcPr>
-            <w:tcW w:w="1450" w:type="dxa"/>
+            <w:tcW w:w="1760" w:type="dxa"/>
           </w:tcPr>
           <w:p>
             <w:pPr>
@@ -4983,7 +5044,7 @@
         </w:tc>
         <w:tc>
           <w:tcPr>
-            <w:tcW w:w="780" w:type="dxa"/>
+            <w:tcW w:w="792" w:type="dxa"/>
           </w:tcPr>
           <w:p>
             <w:pPr>
@@ -4996,7 +5057,7 @@
         </w:tc>
         <w:tc>
           <w:tcPr>
-            <w:tcW w:w="5689" w:type="dxa"/>
+            <w:tcW w:w="5368" w:type="dxa"/>
           </w:tcPr>
           <w:p>
             <w:pPr>
@@ -5011,7 +5072,7 @@
       <w:tr>
         <w:tc>
           <w:tcPr>
-            <w:tcW w:w="1450" w:type="dxa"/>
+            <w:tcW w:w="1760" w:type="dxa"/>
           </w:tcPr>
           <w:p>
             <w:pPr>
@@ -5027,7 +5088,7 @@
         </w:tc>
         <w:tc>
           <w:tcPr>
-            <w:tcW w:w="780" w:type="dxa"/>
+            <w:tcW w:w="792" w:type="dxa"/>
           </w:tcPr>
           <w:p>
             <w:pPr>
@@ -5040,7 +5101,7 @@
         </w:tc>
         <w:tc>
           <w:tcPr>
-            <w:tcW w:w="5689" w:type="dxa"/>
+            <w:tcW w:w="5368" w:type="dxa"/>
           </w:tcPr>
           <w:p>
             <w:pPr>
@@ -5055,7 +5116,7 @@
       <w:tr>
         <w:tc>
           <w:tcPr>
-            <w:tcW w:w="1450" w:type="dxa"/>
+            <w:tcW w:w="1760" w:type="dxa"/>
           </w:tcPr>
           <w:p>
             <w:pPr>
@@ -5071,7 +5132,7 @@
         </w:tc>
         <w:tc>
           <w:tcPr>
-            <w:tcW w:w="780" w:type="dxa"/>
+            <w:tcW w:w="792" w:type="dxa"/>
           </w:tcPr>
           <w:p>
             <w:pPr>
@@ -5084,7 +5145,7 @@
         </w:tc>
         <w:tc>
           <w:tcPr>
-            <w:tcW w:w="5689" w:type="dxa"/>
+            <w:tcW w:w="5368" w:type="dxa"/>
           </w:tcPr>
           <w:p>
             <w:pPr>
@@ -5099,7 +5160,7 @@
       <w:tr>
         <w:tc>
           <w:tcPr>
-            <w:tcW w:w="1450" w:type="dxa"/>
+            <w:tcW w:w="1760" w:type="dxa"/>
           </w:tcPr>
           <w:p>
             <w:pPr>
@@ -5115,7 +5176,7 @@
         </w:tc>
         <w:tc>
           <w:tcPr>
-            <w:tcW w:w="780" w:type="dxa"/>
+            <w:tcW w:w="792" w:type="dxa"/>
           </w:tcPr>
           <w:p>
             <w:pPr>
@@ -5128,7 +5189,7 @@
         </w:tc>
         <w:tc>
           <w:tcPr>
-            <w:tcW w:w="5689" w:type="dxa"/>
+            <w:tcW w:w="5368" w:type="dxa"/>
           </w:tcPr>
           <w:p>
             <w:pPr>
@@ -5143,7 +5204,7 @@
       <w:tr>
         <w:tc>
           <w:tcPr>
-            <w:tcW w:w="1450" w:type="dxa"/>
+            <w:tcW w:w="1760" w:type="dxa"/>
           </w:tcPr>
           <w:p>
             <w:pPr>
@@ -5159,7 +5220,7 @@
         </w:tc>
         <w:tc>
           <w:tcPr>
-            <w:tcW w:w="780" w:type="dxa"/>
+            <w:tcW w:w="792" w:type="dxa"/>
           </w:tcPr>
           <w:p>
             <w:pPr>
@@ -5172,7 +5233,7 @@
         </w:tc>
         <w:tc>
           <w:tcPr>
-            <w:tcW w:w="5689" w:type="dxa"/>
+            <w:tcW w:w="5368" w:type="dxa"/>
           </w:tcPr>
           <w:p>
             <w:pPr>
@@ -5184,6 +5245,94 @@
           </w:p>
         </w:tc>
       </w:tr>
+      <w:tr>
+        <w:tc>
+          <w:tcPr>
+            <w:tcW w:w="1760" w:type="dxa"/>
+          </w:tcPr>
+          <w:p>
+            <w:pPr>
+              <w:pStyle w:val="Compact"/>
+            </w:pPr>
+            <w:r>
+              <w:rPr>
+                <w:rStyle w:val="VerbatimChar"/>
+              </w:rPr>
+              <w:t>zeros(r,c)</w:t>
+            </w:r>
+          </w:p>
+        </w:tc>
+        <w:tc>
+          <w:tcPr>
+            <w:tcW w:w="792" w:type="dxa"/>
+          </w:tcPr>
+          <w:p>
+            <w:pPr>
+              <w:pStyle w:val="Compact"/>
+            </w:pPr>
+            <w:r>
+              <w:t>matrix</w:t>
+            </w:r>
+          </w:p>
+        </w:tc>
+        <w:tc>
+          <w:tcPr>
+            <w:tcW w:w="5368" w:type="dxa"/>
+          </w:tcPr>
+          <w:p>
+            <w:pPr>
+              <w:pStyle w:val="Compact"/>
+            </w:pPr>
+            <w:r>
+              <w:t>Return zero matrix with r rows and c columns</w:t>
+            </w:r>
+          </w:p>
+        </w:tc>
+      </w:tr>
+      <w:tr>
+        <w:tc>
+          <w:tcPr>
+            <w:tcW w:w="1760" w:type="dxa"/>
+          </w:tcPr>
+          <w:p>
+            <w:pPr>
+              <w:pStyle w:val="Compact"/>
+            </w:pPr>
+            <w:r>
+              <w:rPr>
+                <w:rStyle w:val="VerbatimChar"/>
+              </w:rPr>
+              <w:t>diag(r,c),eye(r,c)</w:t>
+            </w:r>
+          </w:p>
+        </w:tc>
+        <w:tc>
+          <w:tcPr>
+            <w:tcW w:w="792" w:type="dxa"/>
+          </w:tcPr>
+          <w:p>
+            <w:pPr>
+              <w:pStyle w:val="Compact"/>
+            </w:pPr>
+            <w:r>
+              <w:t>matrix</w:t>
+            </w:r>
+          </w:p>
+        </w:tc>
+        <w:tc>
+          <w:tcPr>
+            <w:tcW w:w="5368" w:type="dxa"/>
+          </w:tcPr>
+          <w:p>
+            <w:pPr>
+              <w:pStyle w:val="Compact"/>
+            </w:pPr>
+            <w:r>
+              <w:t>Return zero matrix with r rows and c columns with 1 diagonal</w:t>
+            </w:r>
+          </w:p>
+        </w:tc>
+      </w:tr>
     </w:tbl>
     <w:p>
       <w:pPr>
@@ -5224,6 +5373,7 @@
         <w:rPr>
           <w:rStyle w:val="VerbatimChar"/>
         </w:rPr>
+        <w:lastRenderedPageBreak/>
         <w:t>A + 2            →  [(3,4,5);(6,7,8);(9,10,11)]</w:t>
       </w:r>
       <w:r>
@@ -5317,61 +5467,67 @@
         <w:rPr>
           <w:rStyle w:val="VerbatimChar"/>
         </w:rPr>
-        <w:t>dot([(1,2,3)], [(4,5,6)])          →  32</w:t>
-      </w:r>
-      <w:r>
-        <w:br/>
-      </w:r>
-      <w:r>
-        <w:rPr>
-          <w:rStyle w:val="VerbatimChar"/>
-        </w:rPr>
-        <w:t>dot([(3,4)], [(</w:t>
-      </w:r>
-      <w:r>
-        <w:rPr>
-          <w:rStyle w:val="VerbatimChar"/>
-        </w:rPr>
-        <w:t>3,4)])              →  25     ;; = norm^2</w:t>
-      </w:r>
-      <w:r>
-        <w:br/>
-      </w:r>
-      <w:r>
-        <w:rPr>
-          <w:rStyle w:val="VerbatimChar"/>
-        </w:rPr>
-        <w:t>cross([(1,0,0)], [(0,1,0)])        →  [(0,0,1)]</w:t>
-      </w:r>
-      <w:r>
-        <w:br/>
-      </w:r>
-      <w:r>
-        <w:rPr>
-          <w:rStyle w:val="VerbatimChar"/>
-        </w:rPr>
-        <w:t>cross([(1,2,3)], [(4,-1,2)])       →  [(7,10,-9)]</w:t>
-      </w:r>
-      <w:r>
-        <w:br/>
-      </w:r>
-      <w:r>
-        <w:rPr>
-          <w:rStyle w:val="VerbatimChar"/>
-        </w:rPr>
-        <w:t>dot(cross([(1,2,3)],[(4,-1,2)]), [(1,2,3)]) →  0  ;; cross product ⊥ both inputs</w:t>
-      </w:r>
-      <w:r>
-        <w:br/>
-      </w:r>
-      <w:r>
-        <w:br/>
-      </w:r>
-      <w:r>
-        <w:rPr>
-          <w:rStyle w:val="VerbatimChar"/>
-        </w:rPr>
-        <w:t>F1:=[(10, 5, 0)]; F2:=[(0, 10, 5)];degr:=angle(F1, F2)/deg→66.42182152179818</w:t>
+        <w:t>dot([(1,2,3)], [(4,5,6)])                   →  32</w:t>
+      </w:r>
+      <w:r>
+        <w:br/>
+      </w:r>
+      <w:r>
+        <w:rPr>
+          <w:rStyle w:val="VerbatimChar"/>
+        </w:rPr>
+        <w:t>dot([(3,4)], [(3,4)])                       →  25     ;; = norm^2</w:t>
+      </w:r>
+      <w:r>
+        <w:br/>
+      </w:r>
+      <w:r>
+        <w:rPr>
+          <w:rStyle w:val="VerbatimChar"/>
+        </w:rPr>
+        <w:t>cross([(1,0,0)], [(0,1,0)])                 →  [(0,0,1)]</w:t>
+      </w:r>
+      <w:r>
+        <w:br/>
+      </w:r>
+      <w:r>
+        <w:rPr>
+          <w:rStyle w:val="VerbatimChar"/>
+        </w:rPr>
+        <w:t>cross([(1,2,3)], [(4,-1,2)])                →  [(7,10,-9)]</w:t>
+      </w:r>
+      <w:r>
+        <w:br/>
+      </w:r>
+      <w:r>
+        <w:rPr>
+          <w:rStyle w:val="VerbatimChar"/>
+        </w:rPr>
+        <w:t>dot(cross([(1,2,3)],[(4,-1,2)]), [(1,2,3)]) → 0  ;; cross product ⊥ both inputs</w:t>
+      </w:r>
+      <w:r>
+        <w:br/>
+      </w:r>
+      <w:r>
+        <w:br/>
+      </w:r>
+      <w:r>
+        <w:rPr>
+          <w:rStyle w:val="VerbatimChar"/>
+        </w:rPr>
+        <w:t>r:=3;A:=zeros(r,r);for(A[n/r,n%r]:=n;A, 0, r*r-1, n) → [(0, 1, 2); (3, 4, 5); (6, 7, 8)]</w:t>
+      </w:r>
+      <w:r>
+        <w:br/>
+      </w:r>
+      <w:r>
+        <w:br/>
+      </w:r>
+      <w:r>
+        <w:rPr>
+          <w:rStyle w:val="VerbatimChar"/>
+        </w:rPr>
+        <w:t>F1:=[(10, 5, 0)]; F2:=[(0, 10, 5)];degr:=angle(F1, F2)/deg → 66.42182152179818</w:t>
       </w:r>
       <w:r>
         <w:br/>
@@ -5426,13 +5582,7 @@
                       <w:rPr>
                         <w:rFonts w:ascii="Cambria Math" w:hAnsi="Cambria Math"/>
                       </w:rPr>
-                      <m:t>2</m:t>
-                    </m:r>
-                    <m:r>
-                      <w:rPr>
-                        <w:rFonts w:ascii="Cambria Math" w:hAnsi="Cambria Math"/>
-                      </w:rPr>
-                      <m:t>x</m:t>
+                      <m:t>2x</m:t>
                     </m:r>
                     <m:r>
                       <m:rPr>
@@ -5447,13 +5597,7 @@
                       <w:rPr>
                         <w:rFonts w:ascii="Cambria Math" w:hAnsi="Cambria Math"/>
                       </w:rPr>
-                      <m:t>3</m:t>
-                    </m:r>
-                    <m:r>
-                      <w:rPr>
-                        <w:rFonts w:ascii="Cambria Math" w:hAnsi="Cambria Math"/>
-                      </w:rPr>
-                      <m:t>y</m:t>
+                      <m:t>3y</m:t>
                     </m:r>
                     <m:r>
                       <m:rPr>
@@ -5481,13 +5625,7 @@
                       <w:rPr>
                         <w:rFonts w:ascii="Cambria Math" w:hAnsi="Cambria Math"/>
                       </w:rPr>
-                      <m:t>3</m:t>
-                    </m:r>
-                    <m:r>
-                      <w:rPr>
-                        <w:rFonts w:ascii="Cambria Math" w:hAnsi="Cambria Math"/>
-                      </w:rPr>
-                      <m:t>x</m:t>
+                      <m:t>3x</m:t>
                     </m:r>
                     <m:r>
                       <m:rPr>
@@ -5502,13 +5640,7 @@
                       <w:rPr>
                         <w:rFonts w:ascii="Cambria Math" w:hAnsi="Cambria Math"/>
                       </w:rPr>
-                      <m:t>2</m:t>
-                    </m:r>
-                    <m:r>
-                      <w:rPr>
-                        <w:rFonts w:ascii="Cambria Math" w:hAnsi="Cambria Math"/>
-                      </w:rPr>
-                      <m:t>y</m:t>
+                      <m:t>2y</m:t>
                     </m:r>
                     <m:r>
                       <m:rPr>
@@ -5663,17 +5795,61 @@
         <w:rPr>
           <w:rStyle w:val="VerbatimChar"/>
         </w:rPr>
-        <w:t>solve_lin([(2, -3);(3, -2)],[(-4);(-1)])→[(1); (2)]</w:t>
-      </w:r>
-    </w:p>
-    <w:p>
-      <w:pPr>
-        <w:pStyle w:val="Heading3"/>
+        <w:t>;;From consts.txt:</w:t>
+      </w:r>
+      <w:r>
+        <w:br/>
+      </w:r>
+      <w:r>
+        <w:rPr>
+          <w:rStyle w:val="VerbatimChar"/>
+        </w:rPr>
+        <w:t>;; Solves a system of linear equations A*X = B (returns vector X)</w:t>
+      </w:r>
+      <w:r>
+        <w:br/>
+      </w:r>
+      <w:r>
+        <w:rPr>
+          <w:rStyle w:val="VerbatimChar"/>
+        </w:rPr>
+        <w:t>{solve_lin(A, B) !A * B}</w:t>
+      </w:r>
+      <w:r>
+        <w:br/>
+      </w:r>
+      <w:r>
+        <w:br/>
+      </w:r>
+      <w:r>
+        <w:rPr>
+          <w:rStyle w:val="VerbatimChar"/>
+        </w:rPr>
+        <w:t>solve_lin([(2, -3);(3, -2)],[(-4);(-1)]) → [(1); (2)]</w:t>
+      </w:r>
+    </w:p>
+    <w:p>
+      <w:pPr>
+        <w:rPr>
+          <w:rFonts w:eastAsiaTheme="majorEastAsia" w:cstheme="majorBidi"/>
+          <w:color w:val="0F4761" w:themeColor="accent1" w:themeShade="BF"/>
+          <w:sz w:val="28"/>
+          <w:szCs w:val="28"/>
+        </w:rPr>
       </w:pPr>
       <w:bookmarkStart w:id="22" w:name="strings"/>
       <w:bookmarkEnd w:id="18"/>
       <w:bookmarkEnd w:id="21"/>
       <w:r>
+        <w:br w:type="page"/>
+      </w:r>
+    </w:p>
+    <w:p>
+      <w:pPr>
+        <w:pStyle w:val="Heading3"/>
+      </w:pPr>
+      <w:r>
+        <w:lastRenderedPageBreak/>
         <w:t>Strings</w:t>
       </w:r>
     </w:p>
@@ -5703,74 +5879,548 @@
       <w:bookmarkStart w:id="23" w:name="constants"/>
       <w:bookmarkEnd w:id="22"/>
       <w:r>
+        <w:t>Constants</w:t>
+      </w:r>
+    </w:p>
+    <w:p>
+      <w:pPr>
+        <w:pStyle w:val="Compact"/>
+        <w:numPr>
+          <w:ilvl w:val="0"/>
+          <w:numId w:val="9"/>
+        </w:numPr>
+      </w:pPr>
+      <w:r>
+        <w:rPr>
+          <w:b/>
+          <w:bCs/>
+        </w:rPr>
+        <w:t>pi</w:t>
+      </w:r>
+      <w:r>
+        <w:t>: 3.14159265358979323846</w:t>
+      </w:r>
+    </w:p>
+    <w:p>
+      <w:pPr>
+        <w:pStyle w:val="Compact"/>
+        <w:numPr>
+          <w:ilvl w:val="0"/>
+          <w:numId w:val="9"/>
+        </w:numPr>
+      </w:pPr>
+      <w:r>
+        <w:rPr>
+          <w:b/>
+          <w:bCs/>
+        </w:rPr>
+        <w:t>e</w:t>
+      </w:r>
+      <w:r>
+        <w:t>: 2.71828182845904523536</w:t>
+      </w:r>
+    </w:p>
+    <w:p>
+      <w:pPr>
+        <w:pStyle w:val="Compact"/>
+        <w:numPr>
+          <w:ilvl w:val="0"/>
+          <w:numId w:val="9"/>
+        </w:numPr>
+      </w:pPr>
+      <w:r>
+        <w:rPr>
+          <w:b/>
+          <w:bCs/>
+        </w:rPr>
+        <w:t>phi</w:t>
+      </w:r>
+      <w:r>
+        <w:t>: 1.61803398874989484820 (Golden ratio)</w:t>
+      </w:r>
+    </w:p>
+    <w:p>
+      <w:pPr>
+        <w:pStyle w:val="Heading4"/>
+      </w:pPr>
+      <w:bookmarkStart w:id="24" w:name="physical-constants-codata-2018"/>
+      <w:r>
+        <w:t>Physical Constants (CODATA 2018)</w:t>
+      </w:r>
+    </w:p>
+    <w:p>
+      <w:pPr>
+        <w:pStyle w:val="FirstParagraph"/>
+      </w:pPr>
+      <w:r>
+        <w:rPr>
+          <w:b/>
+          <w:bCs/>
+        </w:rPr>
+        <w:t>Fundamental:</w:t>
+      </w:r>
+    </w:p>
+    <w:p>
+      <w:pPr>
+        <w:pStyle w:val="Compact"/>
+        <w:numPr>
+          <w:ilvl w:val="0"/>
+          <w:numId w:val="10"/>
+        </w:numPr>
+      </w:pPr>
+      <w:r>
+        <w:rPr>
+          <w:b/>
+          <w:bCs/>
+        </w:rPr>
+        <w:t>c0</w:t>
+      </w:r>
+      <w:r>
+        <w:t>: Speed of light in vacuum (299792458 m/s)</w:t>
+      </w:r>
+    </w:p>
+    <w:p>
+      <w:pPr>
+        <w:pStyle w:val="Compact"/>
+        <w:numPr>
+          <w:ilvl w:val="0"/>
+          <w:numId w:val="10"/>
+        </w:numPr>
+      </w:pPr>
+      <w:r>
+        <w:rPr>
+          <w:b/>
+          <w:bCs/>
+        </w:rPr>
+        <w:t>hp</w:t>
+      </w:r>
+      <w:r>
+        <w:t>: Planck constant (6.62607015e-34 J·s)</w:t>
+      </w:r>
+    </w:p>
+    <w:p>
+      <w:pPr>
+        <w:pStyle w:val="Compact"/>
+        <w:numPr>
+          <w:ilvl w:val="0"/>
+          <w:numId w:val="10"/>
+        </w:numPr>
+      </w:pPr>
+      <w:r>
+        <w:rPr>
+          <w:b/>
+          <w:bCs/>
+        </w:rPr>
+        <w:t>hb</w:t>
+      </w:r>
+      <w:r>
+        <w:t>: Reduced Planck constant ℏ (1.054571817e-34 J·s)</w:t>
+      </w:r>
+    </w:p>
+    <w:p>
+      <w:pPr>
+        <w:pStyle w:val="Compact"/>
+        <w:numPr>
+          <w:ilvl w:val="0"/>
+          <w:numId w:val="10"/>
+        </w:numPr>
+      </w:pPr>
+      <w:r>
+        <w:rPr>
+          <w:b/>
+          <w:bCs/>
+        </w:rPr>
+        <w:t>gn</w:t>
+      </w:r>
+      <w:r>
+        <w:t>: Gravitational constant (6.67430e-11 m³/(kg·s²))</w:t>
+      </w:r>
+    </w:p>
+    <w:p>
+      <w:pPr>
+        <w:pStyle w:val="Compact"/>
+        <w:numPr>
+          <w:ilvl w:val="0"/>
+          <w:numId w:val="10"/>
+        </w:numPr>
+      </w:pPr>
+      <w:r>
+        <w:rPr>
+          <w:b/>
+          <w:bCs/>
+        </w:rPr>
+        <w:t>na</w:t>
+      </w:r>
+      <w:r>
+        <w:t>: Avogadro constant (6.02214076e23 mol⁻¹)</w:t>
+      </w:r>
+    </w:p>
+    <w:p>
+      <w:pPr>
+        <w:pStyle w:val="Compact"/>
+        <w:numPr>
+          <w:ilvl w:val="0"/>
+          <w:numId w:val="10"/>
+        </w:numPr>
+      </w:pPr>
+      <w:r>
+        <w:rPr>
+          <w:b/>
+          <w:bCs/>
+        </w:rPr>
+        <w:t>kb</w:t>
+      </w:r>
+      <w:r>
+        <w:t>: Boltzmann constant (1.380649e-23 J/K)</w:t>
+      </w:r>
+    </w:p>
+    <w:p>
+      <w:pPr>
+        <w:pStyle w:val="Compact"/>
+        <w:numPr>
+          <w:ilvl w:val="0"/>
+          <w:numId w:val="10"/>
+        </w:numPr>
+      </w:pPr>
+      <w:r>
+        <w:rPr>
+          <w:b/>
+          <w:bCs/>
+        </w:rPr>
+        <w:t>rg</w:t>
+      </w:r>
+      <w:r>
+        <w:t>: Universal gas constant (8.314462618 J/(mol·K))</w:t>
+      </w:r>
+    </w:p>
+    <w:p>
+      <w:pPr>
+        <w:pStyle w:val="FirstParagraph"/>
+      </w:pPr>
+      <w:r>
+        <w:rPr>
+          <w:b/>
+          <w:bCs/>
+        </w:rPr>
+        <w:t>Electromagnetic:</w:t>
+      </w:r>
+    </w:p>
+    <w:p>
+      <w:pPr>
+        <w:pStyle w:val="Compact"/>
+        <w:numPr>
+          <w:ilvl w:val="0"/>
+          <w:numId w:val="11"/>
+        </w:numPr>
+      </w:pPr>
+      <w:r>
+        <w:rPr>
+          <w:b/>
+          <w:bCs/>
+        </w:rPr>
+        <w:t>e0</w:t>
+      </w:r>
+      <w:r>
+        <w:t>: Electric constant (8.8541878128e-12 F/m)</w:t>
+      </w:r>
+    </w:p>
+    <w:p>
+      <w:pPr>
+        <w:pStyle w:val="Compact"/>
+        <w:numPr>
+          <w:ilvl w:val="0"/>
+          <w:numId w:val="11"/>
+        </w:numPr>
+      </w:pPr>
+      <w:r>
+        <w:rPr>
+          <w:b/>
+          <w:bCs/>
+        </w:rPr>
+        <w:t>u0</w:t>
+      </w:r>
+      <w:r>
+        <w:t>: Magnetic constant (1.25663706212e-6 H/m)</w:t>
+      </w:r>
+    </w:p>
+    <w:p>
+      <w:pPr>
+        <w:pStyle w:val="Compact"/>
+        <w:numPr>
+          <w:ilvl w:val="0"/>
+          <w:numId w:val="11"/>
+        </w:numPr>
+      </w:pPr>
+      <w:r>
+        <w:rPr>
+          <w:b/>
+          <w:bCs/>
+        </w:rPr>
+        <w:t>z0</w:t>
+      </w:r>
+      <w:r>
+        <w:t>: Impedance of vacuum (376.730313668 Ω)</w:t>
+      </w:r>
+    </w:p>
+    <w:p>
+      <w:pPr>
+        <w:pStyle w:val="FirstParagraph"/>
+      </w:pPr>
+      <w:r>
+        <w:rPr>
+          <w:b/>
+          <w:bCs/>
+        </w:rPr>
+        <w:t>Particle:</w:t>
+      </w:r>
+    </w:p>
+    <w:p>
+      <w:pPr>
+        <w:pStyle w:val="Compact"/>
+        <w:numPr>
+          <w:ilvl w:val="0"/>
+          <w:numId w:val="12"/>
+        </w:numPr>
+      </w:pPr>
+      <w:r>
+        <w:rPr>
+          <w:b/>
+          <w:bCs/>
+        </w:rPr>
+        <w:t>qe</w:t>
+      </w:r>
+      <w:r>
+        <w:t>: Elementary charge (1.602176634e-19 C)</w:t>
+      </w:r>
+    </w:p>
+    <w:p>
+      <w:pPr>
+        <w:pStyle w:val="Compact"/>
+        <w:numPr>
+          <w:ilvl w:val="0"/>
+          <w:numId w:val="12"/>
+        </w:numPr>
+      </w:pPr>
+      <w:r>
+        <w:rPr>
+          <w:b/>
+          <w:bCs/>
+        </w:rPr>
+        <w:t>me</w:t>
+      </w:r>
+      <w:r>
+        <w:t>: Electron mass (9.1093837015e-31 kg)</w:t>
+      </w:r>
+    </w:p>
+    <w:p>
+      <w:pPr>
+        <w:pStyle w:val="Compact"/>
+        <w:numPr>
+          <w:ilvl w:val="0"/>
+          <w:numId w:val="12"/>
+        </w:numPr>
+      </w:pPr>
+      <w:r>
+        <w:rPr>
+          <w:b/>
+          <w:bCs/>
+        </w:rPr>
+        <w:t>mp</w:t>
+      </w:r>
+      <w:r>
+        <w:t>: Proton mass (1.67262192369e-27 kg)</w:t>
+      </w:r>
+    </w:p>
+    <w:p>
+      <w:pPr>
+        <w:pStyle w:val="Compact"/>
+        <w:numPr>
+          <w:ilvl w:val="0"/>
+          <w:numId w:val="12"/>
+        </w:numPr>
+      </w:pPr>
+      <w:r>
+        <w:rPr>
+          <w:b/>
+          <w:bCs/>
+        </w:rPr>
+        <w:t>mn</w:t>
+      </w:r>
+      <w:r>
+        <w:t>: Neutron mass (1.67492749804e-27 kg)</w:t>
+      </w:r>
+    </w:p>
+    <w:p>
+      <w:pPr>
+        <w:pStyle w:val="Compact"/>
+        <w:numPr>
+          <w:ilvl w:val="0"/>
+          <w:numId w:val="12"/>
+        </w:numPr>
+      </w:pPr>
+      <w:r>
+        <w:rPr>
+          <w:b/>
+          <w:bCs/>
+        </w:rPr>
+        <w:t>rel</w:t>
+      </w:r>
+      <w:r>
+        <w:t>: Classical electron radius (2.8179403262e-15 m)</w:t>
+      </w:r>
+    </w:p>
+    <w:p>
+      <w:pPr>
+        <w:pStyle w:val="Compact"/>
+        <w:numPr>
+          <w:ilvl w:val="0"/>
+          <w:numId w:val="12"/>
+        </w:numPr>
+      </w:pPr>
+      <w:r>
+        <w:rPr>
+          <w:b/>
+          <w:bCs/>
+        </w:rPr>
+        <w:t>a0</w:t>
+      </w:r>
+      <w:r>
+        <w:t>: Bohr radius (5.29177210903e-11 m)</w:t>
+      </w:r>
+    </w:p>
+    <w:p>
+      <w:pPr>
+        <w:pStyle w:val="FirstParagraph"/>
+      </w:pPr>
+      <w:r>
+        <w:rPr>
+          <w:b/>
+          <w:bCs/>
+        </w:rPr>
+        <w:t>Astronomical:</w:t>
+      </w:r>
+    </w:p>
+    <w:p>
+      <w:pPr>
+        <w:pStyle w:val="Compact"/>
+        <w:numPr>
+          <w:ilvl w:val="0"/>
+          <w:numId w:val="13"/>
+        </w:numPr>
+      </w:pPr>
+      <w:r>
+        <w:rPr>
+          <w:b/>
+          <w:bCs/>
+        </w:rPr>
+        <w:t>au</w:t>
+      </w:r>
+      <w:r>
+        <w:t>: Astronomical unit (1.495978707e11 m)</w:t>
+      </w:r>
+    </w:p>
+    <w:p>
+      <w:pPr>
+        <w:pStyle w:val="Compact"/>
+        <w:numPr>
+          <w:ilvl w:val="0"/>
+          <w:numId w:val="13"/>
+        </w:numPr>
+      </w:pPr>
+      <w:r>
+        <w:rPr>
+          <w:b/>
+          <w:bCs/>
+        </w:rPr>
+        <w:t>ly</w:t>
+      </w:r>
+      <w:r>
+        <w:t>: Light year (9.4607304725808e15 m)</w:t>
+      </w:r>
+    </w:p>
+    <w:p>
+      <w:pPr>
+        <w:pStyle w:val="Compact"/>
+        <w:numPr>
+          <w:ilvl w:val="0"/>
+          <w:numId w:val="13"/>
+        </w:numPr>
+      </w:pPr>
+      <w:r>
+        <w:rPr>
+          <w:b/>
+          <w:bCs/>
+        </w:rPr>
+        <w:t>pc</w:t>
+      </w:r>
+      <w:r>
+        <w:t>: Parsec (3.0856775814914e16 m)</w:t>
+      </w:r>
+    </w:p>
+    <w:p>
+      <w:pPr>
+        <w:rPr>
+          <w:b/>
+          <w:bCs/>
+        </w:rPr>
+      </w:pPr>
+      <w:r>
+        <w:rPr>
+          <w:b/>
+          <w:bCs/>
+        </w:rPr>
+        <w:br w:type="page"/>
+      </w:r>
+    </w:p>
+    <w:p>
+      <w:pPr>
+        <w:pStyle w:val="FirstParagraph"/>
+      </w:pPr>
+      <w:r>
+        <w:rPr>
+          <w:b/>
+          <w:bCs/>
+        </w:rPr>
         <w:lastRenderedPageBreak/>
-        <w:t>Constants</w:t>
-      </w:r>
-    </w:p>
-    <w:p>
-      <w:pPr>
-        <w:pStyle w:val="Compact"/>
-        <w:numPr>
-          <w:ilvl w:val="0"/>
-          <w:numId w:val="9"/>
-        </w:numPr>
-      </w:pPr>
-      <w:r>
-        <w:rPr>
-          <w:b/>
-          <w:bCs/>
-        </w:rPr>
-        <w:t>pi</w:t>
-      </w:r>
-      <w:r>
-        <w:t>: 3.14159265358979323846</w:t>
-      </w:r>
-    </w:p>
-    <w:p>
-      <w:pPr>
-        <w:pStyle w:val="Compact"/>
-        <w:numPr>
-          <w:ilvl w:val="0"/>
-          <w:numId w:val="9"/>
-        </w:numPr>
-      </w:pPr>
-      <w:r>
-        <w:rPr>
-          <w:b/>
-          <w:bCs/>
-        </w:rPr>
-        <w:t>e</w:t>
-      </w:r>
-      <w:r>
-        <w:t>: 2.71828182845904523536</w:t>
-      </w:r>
-    </w:p>
-    <w:p>
-      <w:pPr>
-        <w:pStyle w:val="Compact"/>
-        <w:numPr>
-          <w:ilvl w:val="0"/>
-          <w:numId w:val="9"/>
-        </w:numPr>
-      </w:pPr>
-      <w:r>
-        <w:rPr>
-          <w:b/>
-          <w:bCs/>
-        </w:rPr>
-        <w:t>phi</w:t>
-      </w:r>
-      <w:r>
-        <w:t>: 1.61803398874989484820 (Golden ratio)</w:t>
-      </w:r>
-    </w:p>
-    <w:p>
-      <w:pPr>
-        <w:pStyle w:val="Heading4"/>
-      </w:pPr>
-      <w:bookmarkStart w:id="24" w:name="physical-constants-codata-2018"/>
-      <w:r>
-        <w:t>Physical Constants (CODATA 2018)</w:t>
+        <w:t>Additional:</w:t>
+      </w:r>
+    </w:p>
+    <w:p>
+      <w:pPr>
+        <w:pStyle w:val="Compact"/>
+        <w:numPr>
+          <w:ilvl w:val="0"/>
+          <w:numId w:val="14"/>
+        </w:numPr>
+      </w:pPr>
+      <w:r>
+        <w:rPr>
+          <w:b/>
+          <w:bCs/>
+        </w:rPr>
+        <w:t>ry</w:t>
+      </w:r>
+      <w:r>
+        <w:t>: Rydberg constant (10973731.568160 m⁻¹)</w:t>
+      </w:r>
+    </w:p>
+    <w:p>
+      <w:pPr>
+        <w:pStyle w:val="Compact"/>
+        <w:numPr>
+          <w:ilvl w:val="0"/>
+          <w:numId w:val="14"/>
+        </w:numPr>
+      </w:pPr>
+      <w:r>
+        <w:rPr>
+          <w:b/>
+          <w:bCs/>
+        </w:rPr>
+        <w:t>sb</w:t>
+      </w:r>
+      <w:r>
+        <w:t>: Stefan-Boltzmann constant (5.670374419e-8 W/(m²·K⁴))</w:t>
       </w:r>
     </w:p>
     <w:p>
@@ -5782,465 +6432,6 @@
           <w:b/>
           <w:bCs/>
         </w:rPr>
-        <w:t>Fundamental:</w:t>
-      </w:r>
-    </w:p>
-    <w:p>
-      <w:pPr>
-        <w:pStyle w:val="Compact"/>
-        <w:numPr>
-          <w:ilvl w:val="0"/>
-          <w:numId w:val="10"/>
-        </w:numPr>
-      </w:pPr>
-      <w:r>
-        <w:rPr>
-          <w:b/>
-          <w:bCs/>
-        </w:rPr>
-        <w:t>c0</w:t>
-      </w:r>
-      <w:r>
-        <w:t>: Speed of light in vacuum (299792458 m/s)</w:t>
-      </w:r>
-    </w:p>
-    <w:p>
-      <w:pPr>
-        <w:pStyle w:val="Compact"/>
-        <w:numPr>
-          <w:ilvl w:val="0"/>
-          <w:numId w:val="10"/>
-        </w:numPr>
-      </w:pPr>
-      <w:r>
-        <w:rPr>
-          <w:b/>
-          <w:bCs/>
-        </w:rPr>
-        <w:t>hp</w:t>
-      </w:r>
-      <w:r>
-        <w:t>: Planck constant (6.62607015e-34 J·s)</w:t>
-      </w:r>
-    </w:p>
-    <w:p>
-      <w:pPr>
-        <w:pStyle w:val="Compact"/>
-        <w:numPr>
-          <w:ilvl w:val="0"/>
-          <w:numId w:val="10"/>
-        </w:numPr>
-      </w:pPr>
-      <w:r>
-        <w:rPr>
-          <w:b/>
-          <w:bCs/>
-        </w:rPr>
-        <w:t>hb</w:t>
-      </w:r>
-      <w:r>
-        <w:t>: Reduced Planck constant ℏ (1.054571817e-34 J·s)</w:t>
-      </w:r>
-    </w:p>
-    <w:p>
-      <w:pPr>
-        <w:pStyle w:val="Compact"/>
-        <w:numPr>
-          <w:ilvl w:val="0"/>
-          <w:numId w:val="10"/>
-        </w:numPr>
-      </w:pPr>
-      <w:r>
-        <w:rPr>
-          <w:b/>
-          <w:bCs/>
-        </w:rPr>
-        <w:t>gn</w:t>
-      </w:r>
-      <w:r>
-        <w:t>: Gravitational constant (6.67430e-11 m³/(kg·s²))</w:t>
-      </w:r>
-    </w:p>
-    <w:p>
-      <w:pPr>
-        <w:pStyle w:val="Compact"/>
-        <w:numPr>
-          <w:ilvl w:val="0"/>
-          <w:numId w:val="10"/>
-        </w:numPr>
-      </w:pPr>
-      <w:r>
-        <w:rPr>
-          <w:b/>
-          <w:bCs/>
-        </w:rPr>
-        <w:t>na</w:t>
-      </w:r>
-      <w:r>
-        <w:t>: Avogadro constant (6.02214076e23 mol⁻¹)</w:t>
-      </w:r>
-    </w:p>
-    <w:p>
-      <w:pPr>
-        <w:pStyle w:val="Compact"/>
-        <w:numPr>
-          <w:ilvl w:val="0"/>
-          <w:numId w:val="10"/>
-        </w:numPr>
-      </w:pPr>
-      <w:r>
-        <w:rPr>
-          <w:b/>
-          <w:bCs/>
-        </w:rPr>
-        <w:t>kb</w:t>
-      </w:r>
-      <w:r>
-        <w:t>: Boltzmann constant (1.380649e-23 J/K)</w:t>
-      </w:r>
-    </w:p>
-    <w:p>
-      <w:pPr>
-        <w:pStyle w:val="Compact"/>
-        <w:numPr>
-          <w:ilvl w:val="0"/>
-          <w:numId w:val="10"/>
-        </w:numPr>
-      </w:pPr>
-      <w:r>
-        <w:rPr>
-          <w:b/>
-          <w:bCs/>
-        </w:rPr>
-        <w:t>rg</w:t>
-      </w:r>
-      <w:r>
-        <w:t>: Universal gas constant (8.314462618 J/(mol·K))</w:t>
-      </w:r>
-    </w:p>
-    <w:p>
-      <w:pPr>
-        <w:pStyle w:val="FirstParagraph"/>
-      </w:pPr>
-      <w:r>
-        <w:rPr>
-          <w:b/>
-          <w:bCs/>
-        </w:rPr>
-        <w:t>Electromagnetic:</w:t>
-      </w:r>
-    </w:p>
-    <w:p>
-      <w:pPr>
-        <w:pStyle w:val="Compact"/>
-        <w:numPr>
-          <w:ilvl w:val="0"/>
-          <w:numId w:val="11"/>
-        </w:numPr>
-      </w:pPr>
-      <w:r>
-        <w:rPr>
-          <w:b/>
-          <w:bCs/>
-        </w:rPr>
-        <w:t>e0</w:t>
-      </w:r>
-      <w:r>
-        <w:t>: Electric constant (8.8541878128e-12 F/m)</w:t>
-      </w:r>
-    </w:p>
-    <w:p>
-      <w:pPr>
-        <w:pStyle w:val="Compact"/>
-        <w:numPr>
-          <w:ilvl w:val="0"/>
-          <w:numId w:val="11"/>
-        </w:numPr>
-      </w:pPr>
-      <w:r>
-        <w:rPr>
-          <w:b/>
-          <w:bCs/>
-        </w:rPr>
-        <w:t>u0</w:t>
-      </w:r>
-      <w:r>
-        <w:t>: Magnetic constant (1.25663706212e-6 H/m)</w:t>
-      </w:r>
-    </w:p>
-    <w:p>
-      <w:pPr>
-        <w:pStyle w:val="Compact"/>
-        <w:numPr>
-          <w:ilvl w:val="0"/>
-          <w:numId w:val="11"/>
-        </w:numPr>
-      </w:pPr>
-      <w:r>
-        <w:rPr>
-          <w:b/>
-          <w:bCs/>
-        </w:rPr>
-        <w:t>z0</w:t>
-      </w:r>
-      <w:r>
-        <w:t>: Impedance of vacuum (376.730313668 Ω)</w:t>
-      </w:r>
-    </w:p>
-    <w:p>
-      <w:pPr>
-        <w:pStyle w:val="FirstParagraph"/>
-      </w:pPr>
-      <w:r>
-        <w:rPr>
-          <w:b/>
-          <w:bCs/>
-        </w:rPr>
-        <w:t>Particle:</w:t>
-      </w:r>
-    </w:p>
-    <w:p>
-      <w:pPr>
-        <w:pStyle w:val="Compact"/>
-        <w:numPr>
-          <w:ilvl w:val="0"/>
-          <w:numId w:val="12"/>
-        </w:numPr>
-      </w:pPr>
-      <w:r>
-        <w:rPr>
-          <w:b/>
-          <w:bCs/>
-        </w:rPr>
-        <w:t>qe</w:t>
-      </w:r>
-      <w:r>
-        <w:t>: Elementary charge (1.602176634e-19 C)</w:t>
-      </w:r>
-    </w:p>
-    <w:p>
-      <w:pPr>
-        <w:pStyle w:val="Compact"/>
-        <w:numPr>
-          <w:ilvl w:val="0"/>
-          <w:numId w:val="12"/>
-        </w:numPr>
-      </w:pPr>
-      <w:r>
-        <w:rPr>
-          <w:b/>
-          <w:bCs/>
-        </w:rPr>
-        <w:t>me</w:t>
-      </w:r>
-      <w:r>
-        <w:t>: Electron mass (9.1093837015e-31 kg)</w:t>
-      </w:r>
-    </w:p>
-    <w:p>
-      <w:pPr>
-        <w:pStyle w:val="Compact"/>
-        <w:numPr>
-          <w:ilvl w:val="0"/>
-          <w:numId w:val="12"/>
-        </w:numPr>
-      </w:pPr>
-      <w:r>
-        <w:rPr>
-          <w:b/>
-          <w:bCs/>
-        </w:rPr>
-        <w:t>mp</w:t>
-      </w:r>
-      <w:r>
-        <w:t>: Proton mass (1.67262192369e-27 kg)</w:t>
-      </w:r>
-    </w:p>
-    <w:p>
-      <w:pPr>
-        <w:pStyle w:val="Compact"/>
-        <w:numPr>
-          <w:ilvl w:val="0"/>
-          <w:numId w:val="12"/>
-        </w:numPr>
-      </w:pPr>
-      <w:r>
-        <w:rPr>
-          <w:b/>
-          <w:bCs/>
-        </w:rPr>
-        <w:t>mn</w:t>
-      </w:r>
-      <w:r>
-        <w:t>: Neutron mass (1.67492749804e-27 kg)</w:t>
-      </w:r>
-    </w:p>
-    <w:p>
-      <w:pPr>
-        <w:pStyle w:val="Compact"/>
-        <w:numPr>
-          <w:ilvl w:val="0"/>
-          <w:numId w:val="12"/>
-        </w:numPr>
-      </w:pPr>
-      <w:r>
-        <w:rPr>
-          <w:b/>
-          <w:bCs/>
-        </w:rPr>
-        <w:t>rel</w:t>
-      </w:r>
-      <w:r>
-        <w:t>: Classical electron radius (2.8179403262e-15 m)</w:t>
-      </w:r>
-    </w:p>
-    <w:p>
-      <w:pPr>
-        <w:pStyle w:val="Compact"/>
-        <w:numPr>
-          <w:ilvl w:val="0"/>
-          <w:numId w:val="12"/>
-        </w:numPr>
-      </w:pPr>
-      <w:r>
-        <w:rPr>
-          <w:b/>
-          <w:bCs/>
-        </w:rPr>
-        <w:t>a0</w:t>
-      </w:r>
-      <w:r>
-        <w:t>: Bohr radius (5.29177210903e-11 m)</w:t>
-      </w:r>
-    </w:p>
-    <w:p>
-      <w:pPr>
-        <w:pStyle w:val="FirstParagraph"/>
-      </w:pPr>
-      <w:r>
-        <w:rPr>
-          <w:b/>
-          <w:bCs/>
-        </w:rPr>
-        <w:t>Astronomical:</w:t>
-      </w:r>
-    </w:p>
-    <w:p>
-      <w:pPr>
-        <w:pStyle w:val="Compact"/>
-        <w:numPr>
-          <w:ilvl w:val="0"/>
-          <w:numId w:val="13"/>
-        </w:numPr>
-      </w:pPr>
-      <w:r>
-        <w:rPr>
-          <w:b/>
-          <w:bCs/>
-        </w:rPr>
-        <w:t>au</w:t>
-      </w:r>
-      <w:r>
-        <w:t>: Astronomical unit (1.495978707e11 m)</w:t>
-      </w:r>
-    </w:p>
-    <w:p>
-      <w:pPr>
-        <w:pStyle w:val="Compact"/>
-        <w:numPr>
-          <w:ilvl w:val="0"/>
-          <w:numId w:val="13"/>
-        </w:numPr>
-      </w:pPr>
-      <w:r>
-        <w:rPr>
-          <w:b/>
-          <w:bCs/>
-        </w:rPr>
-        <w:t>ly</w:t>
-      </w:r>
-      <w:r>
-        <w:t>: Light year (9.4607304725808e15 m)</w:t>
-      </w:r>
-    </w:p>
-    <w:p>
-      <w:pPr>
-        <w:pStyle w:val="Compact"/>
-        <w:numPr>
-          <w:ilvl w:val="0"/>
-          <w:numId w:val="13"/>
-        </w:numPr>
-      </w:pPr>
-      <w:r>
-        <w:rPr>
-          <w:b/>
-          <w:bCs/>
-        </w:rPr>
-        <w:t>pc</w:t>
-      </w:r>
-      <w:r>
-        <w:t>: Parsec (3.0856775814914e16 m)</w:t>
-      </w:r>
-    </w:p>
-    <w:p>
-      <w:pPr>
-        <w:pStyle w:val="FirstParagraph"/>
-      </w:pPr>
-      <w:r>
-        <w:rPr>
-          <w:b/>
-          <w:bCs/>
-        </w:rPr>
-        <w:t>Additional:</w:t>
-      </w:r>
-    </w:p>
-    <w:p>
-      <w:pPr>
-        <w:pStyle w:val="Compact"/>
-        <w:numPr>
-          <w:ilvl w:val="0"/>
-          <w:numId w:val="14"/>
-        </w:numPr>
-      </w:pPr>
-      <w:r>
-        <w:rPr>
-          <w:b/>
-          <w:bCs/>
-        </w:rPr>
-        <w:t>ry</w:t>
-      </w:r>
-      <w:r>
-        <w:t>: Rydberg constant (10973731.568160 m⁻¹)</w:t>
-      </w:r>
-    </w:p>
-    <w:p>
-      <w:pPr>
-        <w:pStyle w:val="Compact"/>
-        <w:numPr>
-          <w:ilvl w:val="0"/>
-          <w:numId w:val="14"/>
-        </w:numPr>
-      </w:pPr>
-      <w:r>
-        <w:rPr>
-          <w:b/>
-          <w:bCs/>
-        </w:rPr>
-        <w:t>sb</w:t>
-      </w:r>
-      <w:r>
-        <w:t>: Stefan-Boltzmann constant (5.670374419e-8 W/(m²·K⁴))</w:t>
-      </w:r>
-    </w:p>
-    <w:p>
-      <w:pPr>
-        <w:pStyle w:val="FirstParagraph"/>
-      </w:pPr>
-      <w:r>
-        <w:rPr>
-          <w:b/>
-          <w:bCs/>
-        </w:rPr>
         <w:t>Integer Limits:</w:t>
       </w:r>
     </w:p>
@@ -6315,7 +6506,6 @@
           <w:b/>
           <w:bCs/>
         </w:rPr>
-        <w:lastRenderedPageBreak/>
         <w:t>max64</w:t>
       </w:r>
       <w:r>
@@ -6564,13 +6754,27 @@
     </w:p>
     <w:p>
       <w:pPr>
-        <w:pStyle w:val="Heading2"/>
+        <w:rPr>
+          <w:rFonts w:asciiTheme="majorHAnsi" w:eastAsiaTheme="majorEastAsia" w:hAnsiTheme="majorHAnsi" w:cstheme="majorBidi"/>
+          <w:color w:val="0F4761" w:themeColor="accent1" w:themeShade="BF"/>
+          <w:sz w:val="32"/>
+          <w:szCs w:val="32"/>
+        </w:rPr>
       </w:pPr>
       <w:bookmarkStart w:id="26" w:name="output-formats"/>
       <w:bookmarkEnd w:id="10"/>
       <w:bookmarkEnd w:id="23"/>
       <w:bookmarkEnd w:id="25"/>
       <w:r>
+        <w:br w:type="page"/>
+      </w:r>
+    </w:p>
+    <w:p>
+      <w:pPr>
+        <w:pStyle w:val="Heading2"/>
+      </w:pPr>
+      <w:r>
+        <w:lastRenderedPageBreak/>
         <w:t>Output Formats</w:t>
       </w:r>
     </w:p>
@@ -6802,7 +7006,6 @@
       </w:pPr>
       <w:bookmarkStart w:id="27" w:name="engineering-scientific-suffixes"/>
       <w:r>
-        <w:lastRenderedPageBreak/>
         <w:t>Engineering / Scientific Suffixes</w:t>
       </w:r>
     </w:p>
@@ -6937,12 +7140,26 @@
     </w:p>
     <w:p>
       <w:pPr>
-        <w:pStyle w:val="Heading2"/>
+        <w:rPr>
+          <w:rFonts w:asciiTheme="majorHAnsi" w:eastAsiaTheme="majorEastAsia" w:hAnsiTheme="majorHAnsi" w:cstheme="majorBidi"/>
+          <w:color w:val="0F4761" w:themeColor="accent1" w:themeShade="BF"/>
+          <w:sz w:val="32"/>
+          <w:szCs w:val="32"/>
+        </w:rPr>
       </w:pPr>
       <w:bookmarkStart w:id="28" w:name="usage"/>
       <w:bookmarkEnd w:id="26"/>
       <w:bookmarkEnd w:id="27"/>
       <w:r>
+        <w:br w:type="page"/>
+      </w:r>
+    </w:p>
+    <w:p>
+      <w:pPr>
+        <w:pStyle w:val="Heading2"/>
+      </w:pPr>
+      <w:r>
+        <w:lastRenderedPageBreak/>
         <w:t>Usage</w:t>
       </w:r>
     </w:p>
@@ -7059,6 +7276,191 @@
       </w:pPr>
       <w:r>
         <w:t>Access format options and binary width settings via the Calc menu or local menu jf the output panel</w:t>
+      </w:r>
+    </w:p>
+    <w:p>
+      <w:pPr>
+        <w:pStyle w:val="Heading3"/>
+      </w:pPr>
+      <w:bookmarkStart w:id="29" w:name="example-expressions"/>
+      <w:r>
+        <w:t>Example Expressions</w:t>
+      </w:r>
+    </w:p>
+    <w:p>
+      <w:pPr>
+        <w:pStyle w:val="SourceCode"/>
+      </w:pPr>
+      <w:r>
+        <w:rPr>
+          <w:rStyle w:val="VerbatimChar"/>
+        </w:rPr>
+        <w:t>2 + 3 * 4</w:t>
+      </w:r>
+      <w:r>
+        <w:br/>
+      </w:r>
+      <w:r>
+        <w:rPr>
+          <w:rStyle w:val="VerbatimChar"/>
+        </w:rPr>
+        <w:t>sin(pi/2)</w:t>
+      </w:r>
+      <w:r>
+        <w:br/>
+      </w:r>
+      <w:r>
+        <w:rPr>
+          <w:rStyle w:val="VerbatimChar"/>
+        </w:rPr>
+        <w:t>sqrt(16) + log(100)</w:t>
+      </w:r>
+      <w:r>
+        <w:br/>
+      </w:r>
+      <w:r>
+        <w:rPr>
+          <w:rStyle w:val="VerbatimChar"/>
+        </w:rPr>
+        <w:t>2^3 * e</w:t>
+      </w:r>
+      <w:r>
+        <w:br/>
+      </w:r>
+      <w:r>
+        <w:rPr>
+          <w:rStyle w:val="VerbatimChar"/>
+        </w:rPr>
+        <w:t>(5 + 3) / (2 - 1)</w:t>
+      </w:r>
+      <w:r>
+        <w:br/>
+      </w:r>
+      <w:r>
+        <w:br/>
+      </w:r>
+      <w:r>
+        <w:rPr>
+          <w:rStyle w:val="VerbatimChar"/>
+        </w:rPr>
+        <w:t>;; Resonant frequency and wave resistance:</w:t>
+      </w:r>
+      <w:r>
+        <w:br/>
+      </w:r>
+      <w:r>
+        <w:rPr>
+          <w:rStyle w:val="VerbatimChar"/>
+        </w:rPr>
+        <w:t>L:=130u; C:=2.2n; f:=1/(2*PI*sqrt(L*C)); Rw:=sqrt(L/C); prn("f:%SHz, Rw:%SOhm", f, Rw);;Resonant circuit</w:t>
+      </w:r>
+      <w:r>
+        <w:br/>
+      </w:r>
+      <w:r>
+        <w:rPr>
+          <w:rStyle w:val="VerbatimChar"/>
+        </w:rPr>
+        <w:t>;; Result: f:297.6kHz, Rw:243.1Ohm</w:t>
+      </w:r>
+      <w:r>
+        <w:br/>
+      </w:r>
+      <w:r>
+        <w:br/>
+      </w:r>
+      <w:r>
+        <w:rPr>
+          <w:rStyle w:val="VerbatimChar"/>
+        </w:rPr>
+        <w:t>ccalc "wr:=0; for(wr+=prnf("ntc.txt","%d`C, %S", temp, ntcr(100k, temp)), 20, 120, temp)"</w:t>
+      </w:r>
+      <w:r>
+        <w:br/>
+      </w:r>
+      <w:r>
+        <w:br/>
+      </w:r>
+      <w:r>
+        <w:rPr>
+          <w:rStyle w:val="VerbatimChar"/>
+        </w:rPr>
+        <w:t xml:space="preserve">Creates an ntc.txt file like: </w:t>
+      </w:r>
+      <w:r>
+        <w:br/>
+      </w:r>
+      <w:r>
+        <w:rPr>
+          <w:rStyle w:val="VerbatimChar"/>
+        </w:rPr>
+        <w:t xml:space="preserve">20`C, 125.4k </w:t>
+      </w:r>
+      <w:r>
+        <w:br/>
+      </w:r>
+      <w:r>
+        <w:rPr>
+          <w:rStyle w:val="VerbatimChar"/>
+        </w:rPr>
+        <w:t>21`C, 119.7k</w:t>
+      </w:r>
+      <w:r>
+        <w:br/>
+      </w:r>
+      <w:r>
+        <w:br/>
+      </w:r>
+      <w:r>
+        <w:rPr>
+          <w:rStyle w:val="VerbatimChar"/>
+        </w:rPr>
+        <w:t># With Implicit Multiplication enabled:</w:t>
+      </w:r>
+      <w:r>
+        <w:br/>
+      </w:r>
+      <w:r>
+        <w:rPr>
+          <w:rStyle w:val="VerbatimChar"/>
+        </w:rPr>
+        <w:t>2sin(pi/2)          ;; Same as 2 * sin(pi/2) = 2</w:t>
+      </w:r>
+      <w:r>
+        <w:br/>
+      </w:r>
+      <w:r>
+        <w:rPr>
+          <w:rStyle w:val="VerbatimChar"/>
+        </w:rPr>
+        <w:t>3(4+5)              ;; Same as 3 * (4+5) = 27</w:t>
+      </w:r>
+      <w:r>
+        <w:br/>
+      </w:r>
+      <w:r>
+        <w:rPr>
+          <w:rStyle w:val="VerbatimChar"/>
+        </w:rPr>
+        <w:t>(1+2)(3+4)          ;; Same as (1+2) * (3+4) = 21</w:t>
+      </w:r>
+      <w:r>
+        <w:br/>
+      </w:r>
+      <w:r>
+        <w:rPr>
+          <w:rStyle w:val="VerbatimChar"/>
+        </w:rPr>
+        <w:t>2PI                 ;; Same as 2 * PI ≈ 6.28 (uppercase PI to avoid pico suffix)</w:t>
+      </w:r>
+      <w:r>
+        <w:br/>
+      </w:r>
+      <w:r>
+        <w:rPr>
+          <w:rStyle w:val="VerbatimChar"/>
+        </w:rPr>
+        <w:t>3e                  ;; Same as 3 * e ≈ 8.15 (with uppercase E is 3e+18, 3 exa)</w:t>
       </w:r>
     </w:p>
     <w:p>
@@ -7070,169 +7472,6 @@
           <w:szCs w:val="28"/>
         </w:rPr>
       </w:pPr>
-      <w:bookmarkStart w:id="29" w:name="example-expressions"/>
-      <w:r>
-        <w:br w:type="page"/>
-      </w:r>
-    </w:p>
-    <w:p>
-      <w:pPr>
-        <w:pStyle w:val="Heading3"/>
-      </w:pPr>
-      <w:r>
-        <w:lastRenderedPageBreak/>
-        <w:t>Example Expressions</w:t>
-      </w:r>
-    </w:p>
-    <w:p>
-      <w:pPr>
-        <w:pStyle w:val="SourceCode"/>
-      </w:pPr>
-      <w:r>
-        <w:rPr>
-          <w:rStyle w:val="VerbatimChar"/>
-        </w:rPr>
-        <w:t>2 + 3 * 4</w:t>
-      </w:r>
-      <w:r>
-        <w:br/>
-      </w:r>
-      <w:r>
-        <w:rPr>
-          <w:rStyle w:val="VerbatimChar"/>
-        </w:rPr>
-        <w:t>sin(pi/2)</w:t>
-      </w:r>
-      <w:r>
-        <w:br/>
-      </w:r>
-      <w:r>
-        <w:rPr>
-          <w:rStyle w:val="VerbatimChar"/>
-        </w:rPr>
-        <w:t>sqrt(16) + log(100)</w:t>
-      </w:r>
-      <w:r>
-        <w:br/>
-      </w:r>
-      <w:r>
-        <w:rPr>
-          <w:rStyle w:val="VerbatimChar"/>
-        </w:rPr>
-        <w:t>2^3 * e</w:t>
-      </w:r>
-      <w:r>
-        <w:br/>
-      </w:r>
-      <w:r>
-        <w:rPr>
-          <w:rStyle w:val="VerbatimChar"/>
-        </w:rPr>
-        <w:t>(5 + 3) / (2 - 1)</w:t>
-      </w:r>
-      <w:r>
-        <w:br/>
-      </w:r>
-      <w:r>
-        <w:br/>
-      </w:r>
-      <w:r>
-        <w:rPr>
-          <w:rStyle w:val="VerbatimChar"/>
-        </w:rPr>
-        <w:t># Resonant frequency and wave resistance:</w:t>
-      </w:r>
-      <w:r>
-        <w:br/>
-      </w:r>
-      <w:r>
-        <w:rPr>
-          <w:rStyle w:val="VerbatimChar"/>
-        </w:rPr>
-        <w:t>L:=130u; C:=2.2n; f:=1/(2*PI*sqrt(L*C)); Rw:=sqrt(L/C); prn("f:%SHz, Rw:%SOhm", f, Rw);;Resonant circuit</w:t>
-      </w:r>
-      <w:r>
-        <w:br/>
-      </w:r>
-      <w:r>
-        <w:rPr>
-          <w:rStyle w:val="VerbatimChar"/>
-        </w:rPr>
-        <w:t># Result: f:297.6kHz, Rw:243.1Ohm</w:t>
-      </w:r>
-      <w:r>
-        <w:br/>
-      </w:r>
-      <w:r>
-        <w:br/>
-      </w:r>
-      <w:r>
-        <w:rPr>
-          <w:rStyle w:val="VerbatimChar"/>
-        </w:rPr>
-        <w:t># With Implicit Multiplication enabled:</w:t>
-      </w:r>
-      <w:r>
-        <w:br/>
-      </w:r>
-      <w:r>
-        <w:rPr>
-          <w:rStyle w:val="VerbatimChar"/>
-        </w:rPr>
-        <w:t>2sin(pi/2)          # Same as 2 * sin(pi/2) = 2</w:t>
-      </w:r>
-      <w:r>
-        <w:br/>
-      </w:r>
-      <w:r>
-        <w:rPr>
-          <w:rStyle w:val="VerbatimChar"/>
-        </w:rPr>
-        <w:t>3(4+5)              # Same as 3 * (4+5) = 27</w:t>
-      </w:r>
-      <w:r>
-        <w:br/>
-      </w:r>
-      <w:r>
-        <w:rPr>
-          <w:rStyle w:val="VerbatimChar"/>
-        </w:rPr>
-        <w:t>(1+2)(3+4)          # Same as (1+2) * (3+4) = 21</w:t>
-      </w:r>
-      <w:r>
-        <w:br/>
-      </w:r>
-      <w:r>
-        <w:rPr>
-          <w:rStyle w:val="VerbatimChar"/>
-        </w:rPr>
-        <w:t>2PI                 # Same as 2 * PI ≈ 6.28 (uppercase PI to avoid pico suffix)</w:t>
-      </w:r>
-      <w:r>
-        <w:br/>
-      </w:r>
-      <w:r>
-        <w:rPr>
-          <w:rStyle w:val="VerbatimChar"/>
-        </w:rPr>
-        <w:t xml:space="preserve">3e        </w:t>
-      </w:r>
-      <w:r>
-        <w:rPr>
-          <w:rStyle w:val="VerbatimChar"/>
-        </w:rPr>
-        <w:t xml:space="preserve">          # Same as 3 * e ≈ 8.15 (with uppercase E is 3e+18, 3 exa)</w:t>
-      </w:r>
-    </w:p>
-    <w:p>
-      <w:pPr>
-        <w:rPr>
-          <w:rFonts w:eastAsiaTheme="majorEastAsia" w:cstheme="majorBidi"/>
-          <w:color w:val="0F4761" w:themeColor="accent1" w:themeShade="BF"/>
-          <w:sz w:val="28"/>
-          <w:szCs w:val="28"/>
-        </w:rPr>
-      </w:pPr>
       <w:bookmarkStart w:id="30" w:name="implicit-multiplication"/>
       <w:bookmarkEnd w:id="29"/>
       <w:r>
@@ -7633,14 +7872,7 @@
           <w:b/>
           <w:bCs/>
         </w:rPr>
-        <w:t xml:space="preserve"> </w:t>
-      </w:r>
-      <w:r>
-        <w:rPr>
-          <w:b/>
-          <w:bCs/>
-        </w:rPr>
-        <w:t>are reserved for imaginary unit</w:t>
+        <w:t xml:space="preserve"> are reserved for imaginary unit</w:t>
       </w:r>
       <w:r>
         <w:t xml:space="preserve">: They are recognized </w:t>
@@ -7966,10 +8198,7 @@
         <w:t>UPPERCASE</w:t>
       </w:r>
       <w:r>
-        <w:t xml:space="preserve"> </w:t>
-      </w:r>
-      <w:r>
-        <w:t xml:space="preserve">for constants/variables to avoid conflicts with scientific suffixes and imaginary unit (e.g., </w:t>
+        <w:t xml:space="preserve"> for constants/variables to avoid conflicts with scientific suffixes and imaginary unit (e.g., </w:t>
       </w:r>
       <w:r>
         <w:rPr>
@@ -8478,26 +8707,12 @@
     </w:p>
     <w:p>
       <w:pPr>
-        <w:rPr>
-          <w:rFonts w:asciiTheme="majorHAnsi" w:eastAsiaTheme="majorEastAsia" w:hAnsiTheme="majorHAnsi" w:cstheme="majorBidi"/>
-          <w:color w:val="0F4761" w:themeColor="accent1" w:themeShade="BF"/>
-          <w:sz w:val="32"/>
-          <w:szCs w:val="32"/>
-        </w:rPr>
+        <w:pStyle w:val="Heading2"/>
       </w:pPr>
       <w:bookmarkStart w:id="34" w:name="build-requirements"/>
       <w:bookmarkEnd w:id="32"/>
       <w:bookmarkEnd w:id="33"/>
       <w:r>
-        <w:br w:type="page"/>
-      </w:r>
-    </w:p>
-    <w:p>
-      <w:pPr>
-        <w:pStyle w:val="Heading2"/>
-      </w:pPr>
-      <w:r>
-        <w:lastRenderedPageBreak/>
         <w:t>Build Requirements</w:t>
       </w:r>
     </w:p>
@@ -8631,6 +8846,7 @@
       <w:bookmarkStart w:id="36" w:name="building-cli-version-ccalc"/>
       <w:bookmarkEnd w:id="35"/>
       <w:r>
+        <w:lastRenderedPageBreak/>
         <w:t>Building CLI Version (ccalc)</w:t>
       </w:r>
     </w:p>
@@ -8968,244 +9184,138 @@
     </w:p>
     <w:p>
       <w:pPr>
-        <w:rPr>
-          <w:rFonts w:asciiTheme="majorHAnsi" w:eastAsiaTheme="majorEastAsia" w:hAnsiTheme="majorHAnsi" w:cstheme="majorBidi"/>
-          <w:color w:val="0F4761" w:themeColor="accent1" w:themeShade="BF"/>
-          <w:sz w:val="32"/>
-          <w:szCs w:val="32"/>
-        </w:rPr>
+        <w:pStyle w:val="Heading2"/>
       </w:pPr>
       <w:bookmarkStart w:id="39" w:name="project-structure"/>
       <w:bookmarkEnd w:id="38"/>
       <w:r>
-        <w:br w:type="page"/>
-      </w:r>
-    </w:p>
-    <w:p>
-      <w:pPr>
-        <w:pStyle w:val="Heading2"/>
-      </w:pPr>
-      <w:r>
-        <w:lastRenderedPageBreak/>
         <w:t>Project Structure</w:t>
       </w:r>
     </w:p>
     <w:p>
       <w:pPr>
         <w:pStyle w:val="SourceCode"/>
-        <w:rPr>
-          <w:sz w:val="20"/>
-          <w:szCs w:val="20"/>
-        </w:rPr>
-      </w:pPr>
-      <w:r>
-        <w:rPr>
-          <w:rStyle w:val="VerbatimChar"/>
-          <w:sz w:val="20"/>
-          <w:szCs w:val="20"/>
+      </w:pPr>
+      <w:r>
+        <w:rPr>
+          <w:rStyle w:val="VerbatimChar"/>
         </w:rPr>
         <w:t>APICalc/</w:t>
       </w:r>
       <w:r>
-        <w:rPr>
-          <w:sz w:val="20"/>
-          <w:szCs w:val="20"/>
-        </w:rPr>
-        <w:br/>
-      </w:r>
-      <w:r>
-        <w:rPr>
-          <w:rStyle w:val="VerbatimChar"/>
-          <w:sz w:val="20"/>
-          <w:szCs w:val="20"/>
+        <w:br/>
+      </w:r>
+      <w:r>
+        <w:rPr>
+          <w:rStyle w:val="VerbatimChar"/>
         </w:rPr>
         <w:t>├── scalc.cpp/h          # Calculation engine (shared)</w:t>
       </w:r>
       <w:r>
-        <w:rPr>
-          <w:sz w:val="20"/>
-          <w:szCs w:val="20"/>
-        </w:rPr>
-        <w:br/>
-      </w:r>
-      <w:r>
-        <w:rPr>
-          <w:rStyle w:val="VerbatimChar"/>
-          <w:sz w:val="20"/>
-          <w:szCs w:val="20"/>
+        <w:br/>
+      </w:r>
+      <w:r>
+        <w:rPr>
+          <w:rStyle w:val="VerbatimChar"/>
         </w:rPr>
         <w:t>├── sfmts.cpp/h          # Format handling (shared)</w:t>
       </w:r>
       <w:r>
-        <w:rPr>
-          <w:sz w:val="20"/>
-          <w:szCs w:val="20"/>
-        </w:rPr>
-        <w:br/>
-      </w:r>
-      <w:r>
-        <w:rPr>
-          <w:rStyle w:val="VerbatimChar"/>
-          <w:sz w:val="20"/>
-          <w:szCs w:val="20"/>
+        <w:br/>
+      </w:r>
+      <w:r>
+        <w:rPr>
+          <w:rStyle w:val="VerbatimChar"/>
         </w:rPr>
         <w:t>├── sfunc.cpp/h          # Math functions (shared)</w:t>
       </w:r>
       <w:r>
-        <w:rPr>
-          <w:sz w:val="20"/>
-          <w:szCs w:val="20"/>
-        </w:rPr>
-        <w:br/>
-      </w:r>
-      <w:r>
-        <w:rPr>
-          <w:rStyle w:val="VerbatimChar"/>
-          <w:sz w:val="20"/>
-          <w:szCs w:val="20"/>
+        <w:br/>
+      </w:r>
+      <w:r>
+        <w:rPr>
+          <w:rStyle w:val="VerbatimChar"/>
         </w:rPr>
         <w:t>├── WinApiCalc.cpp/h     # GUI application</w:t>
       </w:r>
       <w:r>
-        <w:rPr>
-          <w:sz w:val="20"/>
-          <w:szCs w:val="20"/>
-        </w:rPr>
-        <w:br/>
-      </w:r>
-      <w:r>
-        <w:rPr>
-          <w:rStyle w:val="VerbatimChar"/>
-          <w:sz w:val="20"/>
-          <w:szCs w:val="20"/>
+        <w:br/>
+      </w:r>
+      <w:r>
+        <w:rPr>
+          <w:rStyle w:val="VerbatimChar"/>
         </w:rPr>
         <w:t>├── WinApiCalc.rc        # GUI resources</w:t>
       </w:r>
       <w:r>
-        <w:rPr>
-          <w:sz w:val="20"/>
-          <w:szCs w:val="20"/>
-        </w:rPr>
-        <w:br/>
-      </w:r>
-      <w:r>
-        <w:rPr>
-          <w:rStyle w:val="VerbatimChar"/>
-          <w:sz w:val="20"/>
-          <w:szCs w:val="20"/>
+        <w:br/>
+      </w:r>
+      <w:r>
+        <w:rPr>
+          <w:rStyle w:val="VerbatimChar"/>
         </w:rPr>
         <w:t>├── consts.txt           # Built-in user constants and functions (overwritten on update)</w:t>
       </w:r>
       <w:r>
-        <w:rPr>
-          <w:sz w:val="20"/>
-          <w:szCs w:val="20"/>
-        </w:rPr>
-        <w:br/>
-      </w:r>
-      <w:r>
-        <w:rPr>
-          <w:rStyle w:val="VerbatimChar"/>
-          <w:sz w:val="20"/>
-          <w:szCs w:val="20"/>
+        <w:br/>
+      </w:r>
+      <w:r>
+        <w:rPr>
+          <w:rStyle w:val="VerbatimChar"/>
         </w:rPr>
         <w:t>├── user.txt             # Personal user constants and functions (never overwritten)</w:t>
       </w:r>
       <w:r>
-        <w:rPr>
-          <w:sz w:val="20"/>
-          <w:szCs w:val="20"/>
-        </w:rPr>
-        <w:br/>
-      </w:r>
-      <w:r>
-        <w:rPr>
-          <w:rStyle w:val="VerbatimChar"/>
-          <w:sz w:val="20"/>
-          <w:szCs w:val="20"/>
+        <w:br/>
+      </w:r>
+      <w:r>
+        <w:rPr>
+          <w:rStyle w:val="VerbatimChar"/>
         </w:rPr>
         <w:t>├── ccalc/               # CLI version</w:t>
       </w:r>
       <w:r>
-        <w:rPr>
-          <w:sz w:val="20"/>
-          <w:szCs w:val="20"/>
-        </w:rPr>
-        <w:br/>
-      </w:r>
-      <w:r>
-        <w:rPr>
-          <w:rStyle w:val="VerbatimChar"/>
-          <w:sz w:val="20"/>
-          <w:szCs w:val="20"/>
+        <w:br/>
+      </w:r>
+      <w:r>
+        <w:rPr>
+          <w:rStyle w:val="VerbatimChar"/>
         </w:rPr>
         <w:t>│   ├── ccalc.cpp/h      # CLI main</w:t>
       </w:r>
       <w:r>
-        <w:rPr>
-          <w:sz w:val="20"/>
-          <w:szCs w:val="20"/>
-        </w:rPr>
-        <w:br/>
-      </w:r>
-      <w:r>
-        <w:rPr>
-          <w:rStyle w:val="VerbatimChar"/>
-          <w:sz w:val="20"/>
-          <w:szCs w:val="20"/>
-        </w:rPr>
-        <w:t xml:space="preserve">│   ├── help.cpp    </w:t>
-      </w:r>
-      <w:r>
-        <w:rPr>
-          <w:rStyle w:val="VerbatimChar"/>
-          <w:sz w:val="20"/>
-          <w:szCs w:val="20"/>
-        </w:rPr>
-        <w:t xml:space="preserve">     # Help system</w:t>
-      </w:r>
-      <w:r>
-        <w:rPr>
-          <w:sz w:val="20"/>
-          <w:szCs w:val="20"/>
-        </w:rPr>
-        <w:br/>
-      </w:r>
-      <w:r>
-        <w:rPr>
-          <w:rStyle w:val="VerbatimChar"/>
-          <w:sz w:val="20"/>
-          <w:szCs w:val="20"/>
+        <w:br/>
+      </w:r>
+      <w:r>
+        <w:rPr>
+          <w:rStyle w:val="VerbatimChar"/>
+        </w:rPr>
+        <w:t>│   ├── help.cpp         # Help system</w:t>
+      </w:r>
+      <w:r>
+        <w:br/>
+      </w:r>
+      <w:r>
+        <w:rPr>
+          <w:rStyle w:val="VerbatimChar"/>
         </w:rPr>
         <w:t>│   └── ccalc.cfg        # Configuration file</w:t>
       </w:r>
       <w:r>
-        <w:rPr>
-          <w:sz w:val="20"/>
-          <w:szCs w:val="20"/>
-        </w:rPr>
-        <w:br/>
-      </w:r>
-      <w:r>
-        <w:rPr>
-          <w:rStyle w:val="VerbatimChar"/>
-          <w:sz w:val="20"/>
-          <w:szCs w:val="20"/>
+        <w:br/>
+      </w:r>
+      <w:r>
+        <w:rPr>
+          <w:rStyle w:val="VerbatimChar"/>
         </w:rPr>
         <w:t>├── fcalc.chm            # Help file</w:t>
       </w:r>
       <w:r>
-        <w:rPr>
-          <w:sz w:val="20"/>
-          <w:szCs w:val="20"/>
-        </w:rPr>
-        <w:br/>
-      </w:r>
-      <w:r>
-        <w:rPr>
-          <w:rStyle w:val="VerbatimChar"/>
-          <w:sz w:val="20"/>
-          <w:szCs w:val="20"/>
+        <w:br/>
+      </w:r>
+      <w:r>
+        <w:rPr>
+          <w:rStyle w:val="VerbatimChar"/>
         </w:rPr>
         <w:t>└── README.md            # This file</w:t>
       </w:r>
@@ -9217,6 +9327,7 @@
       <w:bookmarkStart w:id="40" w:name="help-file-integration"/>
       <w:bookmarkEnd w:id="39"/>
       <w:r>
+        <w:lastRenderedPageBreak/>
         <w:t>Help File Integration</w:t>
       </w:r>
     </w:p>
@@ -9234,10 +9345,7 @@
         <w:t>fcalc.chm</w:t>
       </w:r>
       <w:r>
-        <w:t xml:space="preserve"> </w:t>
-      </w:r>
-      <w:r>
-        <w:t>in the same directory as the executable to enable F1 help functionality.</w:t>
+        <w:t xml:space="preserve"> in the same directory as the executable to enable F1 help functionality.</w:t>
       </w:r>
     </w:p>
     <w:p>
@@ -9265,19 +9373,264 @@
         <w:numRestart w:val="eachSect"/>
       </w:footnotePr>
       <w:pgSz w:w="12240" w:h="15840"/>
-      <w:pgMar w:top="1134" w:right="850" w:bottom="1134" w:left="993" w:header="720" w:footer="720" w:gutter="0"/>
+      <w:pgMar w:top="709" w:right="850" w:bottom="1134" w:left="1701" w:header="720" w:footer="720" w:gutter="0"/>
       <w:cols w:space="720"/>
     </w:sectPr>
   </w:body>
 </w:document>
 </file>
 
+<file path=word/endnotes.xml><?xml version="1.0" encoding="utf-8"?>
+<w:endnotes xmlns:wpc="http://schemas.microsoft.com/office/word/2010/wordprocessingCanvas" xmlns:cx="http://schemas.microsoft.com/office/drawing/2014/chartex" xmlns:cx1="http://schemas.microsoft.com/office/drawing/2015/9/8/chartex" xmlns:cx2="http://schemas.microsoft.com/office/drawing/2015/10/21/chartex" xmlns:cx3="http://schemas.microsoft.com/office/drawing/2016/5/9/chartex" xmlns:cx4="http://schemas.microsoft.com/office/drawing/2016/5/10/chartex" xmlns:cx5="http://schemas.microsoft.com/office/drawing/2016/5/11/chartex" xmlns:cx6="http://schemas.microsoft.com/office/drawing/2016/5/12/chartex" xmlns:cx7="http://schemas.microsoft.com/office/drawing/2016/5/13/chartex" xmlns:cx8="http://schemas.microsoft.com/office/drawing/2016/5/14/chartex" xmlns:mc="http://schemas.openxmlformats.org/markup-compatibility/2006" xmlns:aink="http://schemas.microsoft.com/office/drawing/2016/ink" xmlns:am3d="http://schemas.microsoft.com/office/drawing/2017/model3d" xmlns:o="urn:schemas-microsoft-com:office:office" xmlns:oel="http://schemas.microsoft.com/office/2019/extlst" xmlns:r="http://schemas.openxmlformats.org/officeDocument/2006/relationships" xmlns:m="http://schemas.openxmlformats.org/officeDocument/2006/math" xmlns:v="urn:schemas-microsoft-com:vml" xmlns:wp14="http://schemas.microsoft.com/office/word/2010/wordprocessingDrawing" xmlns:wp="http://schemas.openxmlformats.org/drawingml/2006/wordprocessingDrawing" xmlns:w10="urn:schemas-microsoft-com:office:word" xmlns:w="http://schemas.openxmlformats.org/wordprocessingml/2006/main" xmlns:w14="http://schemas.microsoft.com/office/word/2010/wordml" xmlns:w15="http://schemas.microsoft.com/office/word/2012/wordml" xmlns:w16cex="http://schemas.microsoft.com/office/word/2018/wordml/cex" xmlns:w16cid="http://schemas.microsoft.com/office/word/2016/wordml/cid" xmlns:w16="http://schemas.microsoft.com/office/word/2018/wordml" xmlns:w16du="http://schemas.microsoft.com/office/word/2023/wordml/word16du" xmlns:w16sdtdh="http://schemas.microsoft.com/office/word/2020/wordml/sdtdatahash" xmlns:w16sdtfl="http://schemas.microsoft.com/office/word/2024/wordml/sdtformatlock" xmlns:w16se="http://schemas.microsoft.com/office/word/2015/wordml/symex" xmlns:wpg="http://schemas.microsoft.com/office/word/2010/wordprocessingGroup" xmlns:wpi="http://schemas.microsoft.com/office/word/2010/wordprocessingInk" xmlns:wne="http://schemas.microsoft.com/office/word/2006/wordml" xmlns:wps="http://schemas.microsoft.com/office/word/2010/wordprocessingShape" mc:Ignorable="w14 w15 w16se w16cid w16 w16cex w16sdtdh w16sdtfl w16du wp14">
+  <w:endnote w:type="separator" w:id="-1">
+    <w:p>
+      <w:pPr>
+        <w:spacing w:after="0"/>
+      </w:pPr>
+      <w:r>
+        <w:separator/>
+      </w:r>
+    </w:p>
+  </w:endnote>
+  <w:endnote w:type="continuationSeparator" w:id="0">
+    <w:p>
+      <w:pPr>
+        <w:spacing w:after="0"/>
+      </w:pPr>
+      <w:r>
+        <w:continuationSeparator/>
+      </w:r>
+    </w:p>
+  </w:endnote>
+</w:endnotes>
+</file>
+
+<file path=word/footnotes.xml><?xml version="1.0" encoding="utf-8"?>
+<w:footnotes xmlns:wpc="http://schemas.microsoft.com/office/word/2010/wordprocessingCanvas" xmlns:cx="http://schemas.microsoft.com/office/drawing/2014/chartex" xmlns:cx1="http://schemas.microsoft.com/office/drawing/2015/9/8/chartex" xmlns:cx2="http://schemas.microsoft.com/office/drawing/2015/10/21/chartex" xmlns:cx3="http://schemas.microsoft.com/office/drawing/2016/5/9/chartex" xmlns:cx4="http://schemas.microsoft.com/office/drawing/2016/5/10/chartex" xmlns:cx5="http://schemas.microsoft.com/office/drawing/2016/5/11/chartex" xmlns:cx6="http://schemas.microsoft.com/office/drawing/2016/5/12/chartex" xmlns:cx7="http://schemas.microsoft.com/office/drawing/2016/5/13/chartex" xmlns:cx8="http://schemas.microsoft.com/office/drawing/2016/5/14/chartex" xmlns:mc="http://schemas.openxmlformats.org/markup-compatibility/2006" xmlns:aink="http://schemas.microsoft.com/office/drawing/2016/ink" xmlns:am3d="http://schemas.microsoft.com/office/drawing/2017/model3d" xmlns:o="urn:schemas-microsoft-com:office:office" xmlns:oel="http://schemas.microsoft.com/office/2019/extlst" xmlns:r="http://schemas.openxmlformats.org/officeDocument/2006/relationships" xmlns:m="http://schemas.openxmlformats.org/officeDocument/2006/math" xmlns:v="urn:schemas-microsoft-com:vml" xmlns:wp14="http://schemas.microsoft.com/office/word/2010/wordprocessingDrawing" xmlns:wp="http://schemas.openxmlformats.org/drawingml/2006/wordprocessingDrawing" xmlns:w10="urn:schemas-microsoft-com:office:word" xmlns:w="http://schemas.openxmlformats.org/wordprocessingml/2006/main" xmlns:w14="http://schemas.microsoft.com/office/word/2010/wordml" xmlns:w15="http://schemas.microsoft.com/office/word/2012/wordml" xmlns:w16cex="http://schemas.microsoft.com/office/word/2018/wordml/cex" xmlns:w16cid="http://schemas.microsoft.com/office/word/2016/wordml/cid" xmlns:w16="http://schemas.microsoft.com/office/word/2018/wordml" xmlns:w16du="http://schemas.microsoft.com/office/word/2023/wordml/word16du" xmlns:w16sdtdh="http://schemas.microsoft.com/office/word/2020/wordml/sdtdatahash" xmlns:w16sdtfl="http://schemas.microsoft.com/office/word/2024/wordml/sdtformatlock" xmlns:w16se="http://schemas.microsoft.com/office/word/2015/wordml/symex" xmlns:wpg="http://schemas.microsoft.com/office/word/2010/wordprocessingGroup" xmlns:wpi="http://schemas.microsoft.com/office/word/2010/wordprocessingInk" xmlns:wne="http://schemas.microsoft.com/office/word/2006/wordml" xmlns:wps="http://schemas.microsoft.com/office/word/2010/wordprocessingShape" mc:Ignorable="w14 w15 w16se w16cid w16 w16cex w16sdtdh w16sdtfl w16du wp14">
+  <w:footnote w:type="separator" w:id="-1">
+    <w:p>
+      <w:pPr>
+        <w:spacing w:after="0"/>
+      </w:pPr>
+      <w:r>
+        <w:separator/>
+      </w:r>
+    </w:p>
+  </w:footnote>
+  <w:footnote w:type="continuationSeparator" w:id="0">
+    <w:p>
+      <w:pPr>
+        <w:spacing w:after="0"/>
+      </w:pPr>
+      <w:r>
+        <w:continuationSeparator/>
+      </w:r>
+    </w:p>
+  </w:footnote>
+</w:footnotes>
+</file>
+
 <file path=word/numbering.xml><?xml version="1.0" encoding="utf-8"?>
 <w:numbering xmlns:wpc="http://schemas.microsoft.com/office/word/2010/wordprocessingCanvas" xmlns:cx="http://schemas.microsoft.com/office/drawing/2014/chartex" xmlns:cx1="http://schemas.microsoft.com/office/drawing/2015/9/8/chartex" xmlns:cx2="http://schemas.microsoft.com/office/drawing/2015/10/21/chartex" xmlns:cx3="http://schemas.microsoft.com/office/drawing/2016/5/9/chartex" xmlns:cx4="http://schemas.microsoft.com/office/drawing/2016/5/10/chartex" xmlns:cx5="http://schemas.microsoft.com/office/drawing/2016/5/11/chartex" xmlns:cx6="http://schemas.microsoft.com/office/drawing/2016/5/12/chartex" xmlns:cx7="http://schemas.microsoft.com/office/drawing/2016/5/13/chartex" xmlns:cx8="http://schemas.microsoft.com/office/drawing/2016/5/14/chartex" xmlns:mc="http://schemas.openxmlformats.org/markup-compatibility/2006" xmlns:aink="http://schemas.microsoft.com/office/drawing/2016/ink" xmlns:am3d="http://schemas.microsoft.com/office/drawing/2017/model3d" xmlns:o="urn:schemas-microsoft-com:office:office" xmlns:oel="http://schemas.microsoft.com/office/2019/extlst" xmlns:r="http://schemas.openxmlformats.org/officeDocument/2006/relationships" xmlns:m="http://schemas.openxmlformats.org/officeDocument/2006/math" xmlns:v="urn:schemas-microsoft-com:vml" xmlns:wp14="http://schemas.microsoft.com/office/word/2010/wordprocessingDrawing" xmlns:wp="http://schemas.openxmlformats.org/drawingml/2006/wordprocessingDrawing" xmlns:w10="urn:schemas-microsoft-com:office:word" xmlns:w="http://schemas.openxmlformats.org/wordprocessingml/2006/main" xmlns:w14="http://schemas.microsoft.com/office/word/2010/wordml" xmlns:w15="http://schemas.microsoft.com/office/word/2012/wordml" xmlns:w16cex="http://schemas.microsoft.com/office/word/2018/wordml/cex" xmlns:w16cid="http://schemas.microsoft.com/office/word/2016/wordml/cid" xmlns:w16="http://schemas.microsoft.com/office/word/2018/wordml" xmlns:w16du="http://schemas.microsoft.com/office/word/2023/wordml/word16du" xmlns:w16sdtdh="http://schemas.microsoft.com/office/word/2020/wordml/sdtdatahash" xmlns:w16sdtfl="http://schemas.microsoft.com/office/word/2024/wordml/sdtformatlock" xmlns:w16se="http://schemas.microsoft.com/office/word/2015/wordml/symex" xmlns:wpg="http://schemas.microsoft.com/office/word/2010/wordprocessingGroup" xmlns:wpi="http://schemas.microsoft.com/office/word/2010/wordprocessingInk" xmlns:wne="http://schemas.microsoft.com/office/word/2006/wordml" xmlns:wps="http://schemas.microsoft.com/office/word/2010/wordprocessingShape" mc:Ignorable="w14 w15 w16se w16cid w16 w16cex w16sdtdh w16sdtfl w16du wp14">
   <w:abstractNum w:abstractNumId="0" w15:restartNumberingAfterBreak="0">
+    <w:nsid w:val="FFFFFF7C"/>
+    <w:multiLevelType w:val="singleLevel"/>
+    <w:tmpl w:val="AAD2D1A2"/>
+    <w:lvl w:ilvl="0">
+      <w:start w:val="1"/>
+      <w:numFmt w:val="decimal"/>
+      <w:pStyle w:val="ListNumber5"/>
+      <w:lvlText w:val="%1."/>
+      <w:lvlJc w:val="left"/>
+      <w:pPr>
+        <w:tabs>
+          <w:tab w:val="num" w:pos="1800"/>
+        </w:tabs>
+        <w:ind w:left="1800" w:hanging="360"/>
+      </w:pPr>
+    </w:lvl>
+  </w:abstractNum>
+  <w:abstractNum w:abstractNumId="1" w15:restartNumberingAfterBreak="0">
+    <w:nsid w:val="FFFFFF7D"/>
+    <w:multiLevelType w:val="singleLevel"/>
+    <w:tmpl w:val="6D4A11A4"/>
+    <w:lvl w:ilvl="0">
+      <w:start w:val="1"/>
+      <w:numFmt w:val="decimal"/>
+      <w:pStyle w:val="ListNumber4"/>
+      <w:lvlText w:val="%1."/>
+      <w:lvlJc w:val="left"/>
+      <w:pPr>
+        <w:tabs>
+          <w:tab w:val="num" w:pos="1440"/>
+        </w:tabs>
+        <w:ind w:left="1440" w:hanging="360"/>
+      </w:pPr>
+    </w:lvl>
+  </w:abstractNum>
+  <w:abstractNum w:abstractNumId="2" w15:restartNumberingAfterBreak="0">
+    <w:nsid w:val="FFFFFF7E"/>
+    <w:multiLevelType w:val="singleLevel"/>
+    <w:tmpl w:val="A2308752"/>
+    <w:lvl w:ilvl="0">
+      <w:start w:val="1"/>
+      <w:numFmt w:val="decimal"/>
+      <w:pStyle w:val="ListNumber3"/>
+      <w:lvlText w:val="%1."/>
+      <w:lvlJc w:val="left"/>
+      <w:pPr>
+        <w:tabs>
+          <w:tab w:val="num" w:pos="1080"/>
+        </w:tabs>
+        <w:ind w:left="1080" w:hanging="360"/>
+      </w:pPr>
+    </w:lvl>
+  </w:abstractNum>
+  <w:abstractNum w:abstractNumId="3" w15:restartNumberingAfterBreak="0">
+    <w:nsid w:val="FFFFFF7F"/>
+    <w:multiLevelType w:val="singleLevel"/>
+    <w:tmpl w:val="EDF45A1E"/>
+    <w:lvl w:ilvl="0">
+      <w:start w:val="1"/>
+      <w:numFmt w:val="decimal"/>
+      <w:pStyle w:val="ListNumber2"/>
+      <w:lvlText w:val="%1."/>
+      <w:lvlJc w:val="left"/>
+      <w:pPr>
+        <w:tabs>
+          <w:tab w:val="num" w:pos="720"/>
+        </w:tabs>
+        <w:ind w:left="720" w:hanging="360"/>
+      </w:pPr>
+    </w:lvl>
+  </w:abstractNum>
+  <w:abstractNum w:abstractNumId="4" w15:restartNumberingAfterBreak="0">
+    <w:nsid w:val="FFFFFF80"/>
+    <w:multiLevelType w:val="singleLevel"/>
+    <w:tmpl w:val="9B9EA726"/>
+    <w:lvl w:ilvl="0">
+      <w:start w:val="1"/>
+      <w:numFmt w:val="bullet"/>
+      <w:pStyle w:val="ListBullet5"/>
+      <w:lvlText w:val=""/>
+      <w:lvlJc w:val="left"/>
+      <w:pPr>
+        <w:tabs>
+          <w:tab w:val="num" w:pos="1800"/>
+        </w:tabs>
+        <w:ind w:left="1800" w:hanging="360"/>
+      </w:pPr>
+      <w:rPr>
+        <w:rFonts w:ascii="Symbol" w:hAnsi="Symbol" w:hint="default"/>
+      </w:rPr>
+    </w:lvl>
+  </w:abstractNum>
+  <w:abstractNum w:abstractNumId="5" w15:restartNumberingAfterBreak="0">
+    <w:nsid w:val="FFFFFF81"/>
+    <w:multiLevelType w:val="singleLevel"/>
+    <w:tmpl w:val="103E7F0E"/>
+    <w:lvl w:ilvl="0">
+      <w:start w:val="1"/>
+      <w:numFmt w:val="bullet"/>
+      <w:pStyle w:val="ListBullet4"/>
+      <w:lvlText w:val=""/>
+      <w:lvlJc w:val="left"/>
+      <w:pPr>
+        <w:tabs>
+          <w:tab w:val="num" w:pos="1440"/>
+        </w:tabs>
+        <w:ind w:left="1440" w:hanging="360"/>
+      </w:pPr>
+      <w:rPr>
+        <w:rFonts w:ascii="Symbol" w:hAnsi="Symbol" w:hint="default"/>
+      </w:rPr>
+    </w:lvl>
+  </w:abstractNum>
+  <w:abstractNum w:abstractNumId="6" w15:restartNumberingAfterBreak="0">
+    <w:nsid w:val="FFFFFF82"/>
+    <w:multiLevelType w:val="singleLevel"/>
+    <w:tmpl w:val="16BA3CE8"/>
+    <w:lvl w:ilvl="0">
+      <w:start w:val="1"/>
+      <w:numFmt w:val="bullet"/>
+      <w:pStyle w:val="ListBullet3"/>
+      <w:lvlText w:val=""/>
+      <w:lvlJc w:val="left"/>
+      <w:pPr>
+        <w:tabs>
+          <w:tab w:val="num" w:pos="1080"/>
+        </w:tabs>
+        <w:ind w:left="1080" w:hanging="360"/>
+      </w:pPr>
+      <w:rPr>
+        <w:rFonts w:ascii="Symbol" w:hAnsi="Symbol" w:hint="default"/>
+      </w:rPr>
+    </w:lvl>
+  </w:abstractNum>
+  <w:abstractNum w:abstractNumId="7" w15:restartNumberingAfterBreak="0">
+    <w:nsid w:val="FFFFFF83"/>
+    <w:multiLevelType w:val="singleLevel"/>
+    <w:tmpl w:val="D7DE1DD0"/>
+    <w:lvl w:ilvl="0">
+      <w:start w:val="1"/>
+      <w:numFmt w:val="bullet"/>
+      <w:pStyle w:val="ListBullet2"/>
+      <w:lvlText w:val=""/>
+      <w:lvlJc w:val="left"/>
+      <w:pPr>
+        <w:tabs>
+          <w:tab w:val="num" w:pos="720"/>
+        </w:tabs>
+        <w:ind w:left="720" w:hanging="360"/>
+      </w:pPr>
+      <w:rPr>
+        <w:rFonts w:ascii="Symbol" w:hAnsi="Symbol" w:hint="default"/>
+      </w:rPr>
+    </w:lvl>
+  </w:abstractNum>
+  <w:abstractNum w:abstractNumId="8" w15:restartNumberingAfterBreak="0">
+    <w:nsid w:val="FFFFFF88"/>
+    <w:multiLevelType w:val="singleLevel"/>
+    <w:tmpl w:val="F626DC54"/>
+    <w:lvl w:ilvl="0">
+      <w:start w:val="1"/>
+      <w:numFmt w:val="decimal"/>
+      <w:pStyle w:val="ListNumber"/>
+      <w:lvlText w:val="%1."/>
+      <w:lvlJc w:val="left"/>
+      <w:pPr>
+        <w:tabs>
+          <w:tab w:val="num" w:pos="360"/>
+        </w:tabs>
+        <w:ind w:left="360" w:hanging="360"/>
+      </w:pPr>
+    </w:lvl>
+  </w:abstractNum>
+  <w:abstractNum w:abstractNumId="9" w15:restartNumberingAfterBreak="0">
+    <w:nsid w:val="FFFFFF89"/>
+    <w:multiLevelType w:val="singleLevel"/>
+    <w:tmpl w:val="C2085C96"/>
+    <w:lvl w:ilvl="0">
+      <w:start w:val="1"/>
+      <w:numFmt w:val="bullet"/>
+      <w:pStyle w:val="ListBullet"/>
+      <w:lvlText w:val=""/>
+      <w:lvlJc w:val="left"/>
+      <w:pPr>
+        <w:tabs>
+          <w:tab w:val="num" w:pos="360"/>
+        </w:tabs>
+        <w:ind w:left="360" w:hanging="360"/>
+      </w:pPr>
+      <w:rPr>
+        <w:rFonts w:ascii="Symbol" w:hAnsi="Symbol" w:hint="default"/>
+      </w:rPr>
+    </w:lvl>
+  </w:abstractNum>
+  <w:abstractNum w:abstractNumId="10" w15:restartNumberingAfterBreak="0">
     <w:nsid w:val="0000A990"/>
     <w:multiLevelType w:val="multilevel"/>
-    <w:tmpl w:val="391AF0AA"/>
+    <w:tmpl w:val="F89E7AB2"/>
     <w:lvl w:ilvl="0">
       <w:numFmt w:val="bullet"/>
       <w:lvlText w:val=" "/>
@@ -9351,10 +9704,10 @@
       </w:pPr>
     </w:lvl>
   </w:abstractNum>
-  <w:abstractNum w:abstractNumId="1" w15:restartNumberingAfterBreak="0">
+  <w:abstractNum w:abstractNumId="11" w15:restartNumberingAfterBreak="0">
     <w:nsid w:val="0000A991"/>
     <w:multiLevelType w:val="multilevel"/>
-    <w:tmpl w:val="5F0E39A2"/>
+    <w:tmpl w:val="3B14F8E0"/>
     <w:lvl w:ilvl="0">
       <w:numFmt w:val="bullet"/>
       <w:lvlText w:val=""/>
@@ -9455,10 +9808,10 @@
       </w:rPr>
     </w:lvl>
   </w:abstractNum>
-  <w:abstractNum w:abstractNumId="2" w15:restartNumberingAfterBreak="0">
+  <w:abstractNum w:abstractNumId="12" w15:restartNumberingAfterBreak="0">
     <w:nsid w:val="00A99411"/>
     <w:multiLevelType w:val="multilevel"/>
-    <w:tmpl w:val="FA7AB2C0"/>
+    <w:tmpl w:val="F9607F82"/>
     <w:lvl w:ilvl="0">
       <w:start w:val="1"/>
       <w:numFmt w:val="decimal"/>
@@ -9541,62 +9894,62 @@
       </w:pPr>
     </w:lvl>
   </w:abstractNum>
-  <w:num w:numId="1" w16cid:durableId="375008931">
-    <w:abstractNumId w:val="0"/>
+  <w:num w:numId="1" w16cid:durableId="116528506">
+    <w:abstractNumId w:val="10"/>
   </w:num>
-  <w:num w:numId="2" w16cid:durableId="874196098">
-    <w:abstractNumId w:val="1"/>
+  <w:num w:numId="2" w16cid:durableId="583030023">
+    <w:abstractNumId w:val="11"/>
   </w:num>
-  <w:num w:numId="3" w16cid:durableId="1823738449">
-    <w:abstractNumId w:val="1"/>
+  <w:num w:numId="3" w16cid:durableId="998575407">
+    <w:abstractNumId w:val="11"/>
   </w:num>
-  <w:num w:numId="4" w16cid:durableId="1264074915">
-    <w:abstractNumId w:val="1"/>
+  <w:num w:numId="4" w16cid:durableId="532308963">
+    <w:abstractNumId w:val="11"/>
   </w:num>
-  <w:num w:numId="5" w16cid:durableId="1358387700">
-    <w:abstractNumId w:val="1"/>
+  <w:num w:numId="5" w16cid:durableId="315229247">
+    <w:abstractNumId w:val="11"/>
   </w:num>
-  <w:num w:numId="6" w16cid:durableId="606696609">
-    <w:abstractNumId w:val="1"/>
+  <w:num w:numId="6" w16cid:durableId="1588807813">
+    <w:abstractNumId w:val="11"/>
   </w:num>
-  <w:num w:numId="7" w16cid:durableId="2089887026">
-    <w:abstractNumId w:val="1"/>
+  <w:num w:numId="7" w16cid:durableId="1141769100">
+    <w:abstractNumId w:val="11"/>
   </w:num>
-  <w:num w:numId="8" w16cid:durableId="50427821">
-    <w:abstractNumId w:val="1"/>
+  <w:num w:numId="8" w16cid:durableId="1349483406">
+    <w:abstractNumId w:val="11"/>
   </w:num>
-  <w:num w:numId="9" w16cid:durableId="95907228">
-    <w:abstractNumId w:val="1"/>
+  <w:num w:numId="9" w16cid:durableId="55327105">
+    <w:abstractNumId w:val="11"/>
   </w:num>
-  <w:num w:numId="10" w16cid:durableId="723866414">
-    <w:abstractNumId w:val="1"/>
+  <w:num w:numId="10" w16cid:durableId="524290140">
+    <w:abstractNumId w:val="11"/>
   </w:num>
-  <w:num w:numId="11" w16cid:durableId="459227351">
-    <w:abstractNumId w:val="1"/>
+  <w:num w:numId="11" w16cid:durableId="2129545352">
+    <w:abstractNumId w:val="11"/>
   </w:num>
-  <w:num w:numId="12" w16cid:durableId="801078912">
-    <w:abstractNumId w:val="1"/>
+  <w:num w:numId="12" w16cid:durableId="345834880">
+    <w:abstractNumId w:val="11"/>
   </w:num>
-  <w:num w:numId="13" w16cid:durableId="287398922">
-    <w:abstractNumId w:val="1"/>
+  <w:num w:numId="13" w16cid:durableId="1560483472">
+    <w:abstractNumId w:val="11"/>
   </w:num>
-  <w:num w:numId="14" w16cid:durableId="1784301343">
-    <w:abstractNumId w:val="1"/>
+  <w:num w:numId="14" w16cid:durableId="794980480">
+    <w:abstractNumId w:val="11"/>
   </w:num>
-  <w:num w:numId="15" w16cid:durableId="1703553255">
-    <w:abstractNumId w:val="1"/>
+  <w:num w:numId="15" w16cid:durableId="2028285270">
+    <w:abstractNumId w:val="11"/>
   </w:num>
-  <w:num w:numId="16" w16cid:durableId="2146964165">
-    <w:abstractNumId w:val="1"/>
+  <w:num w:numId="16" w16cid:durableId="1237516724">
+    <w:abstractNumId w:val="11"/>
   </w:num>
-  <w:num w:numId="17" w16cid:durableId="1556162585">
-    <w:abstractNumId w:val="1"/>
+  <w:num w:numId="17" w16cid:durableId="1942294831">
+    <w:abstractNumId w:val="11"/>
   </w:num>
-  <w:num w:numId="18" w16cid:durableId="2022006343">
-    <w:abstractNumId w:val="1"/>
+  <w:num w:numId="18" w16cid:durableId="1935630454">
+    <w:abstractNumId w:val="11"/>
   </w:num>
-  <w:num w:numId="19" w16cid:durableId="1470510807">
-    <w:abstractNumId w:val="2"/>
+  <w:num w:numId="19" w16cid:durableId="1511213404">
+    <w:abstractNumId w:val="12"/>
     <w:lvlOverride w:ilvl="0">
       <w:startOverride w:val="1"/>
     </w:lvlOverride>
@@ -9625,8 +9978,8 @@
       <w:startOverride w:val="1"/>
     </w:lvlOverride>
   </w:num>
-  <w:num w:numId="20" w16cid:durableId="1325738086">
-    <w:abstractNumId w:val="2"/>
+  <w:num w:numId="20" w16cid:durableId="1276208399">
+    <w:abstractNumId w:val="12"/>
     <w:lvlOverride w:ilvl="0">
       <w:startOverride w:val="1"/>
     </w:lvlOverride>
@@ -9655,29 +10008,29 @@
       <w:startOverride w:val="1"/>
     </w:lvlOverride>
   </w:num>
-  <w:num w:numId="21" w16cid:durableId="1222837079">
-    <w:abstractNumId w:val="1"/>
+  <w:num w:numId="21" w16cid:durableId="1762600657">
+    <w:abstractNumId w:val="11"/>
   </w:num>
-  <w:num w:numId="22" w16cid:durableId="964771145">
-    <w:abstractNumId w:val="1"/>
+  <w:num w:numId="22" w16cid:durableId="1404638750">
+    <w:abstractNumId w:val="11"/>
   </w:num>
-  <w:num w:numId="23" w16cid:durableId="78210732">
-    <w:abstractNumId w:val="1"/>
+  <w:num w:numId="23" w16cid:durableId="2132279436">
+    <w:abstractNumId w:val="11"/>
   </w:num>
-  <w:num w:numId="24" w16cid:durableId="657005833">
-    <w:abstractNumId w:val="1"/>
+  <w:num w:numId="24" w16cid:durableId="1224099683">
+    <w:abstractNumId w:val="11"/>
   </w:num>
-  <w:num w:numId="25" w16cid:durableId="329675389">
-    <w:abstractNumId w:val="1"/>
+  <w:num w:numId="25" w16cid:durableId="1490638244">
+    <w:abstractNumId w:val="11"/>
   </w:num>
-  <w:num w:numId="26" w16cid:durableId="1115444925">
-    <w:abstractNumId w:val="1"/>
+  <w:num w:numId="26" w16cid:durableId="1797672144">
+    <w:abstractNumId w:val="11"/>
   </w:num>
-  <w:num w:numId="27" w16cid:durableId="1770613123">
-    <w:abstractNumId w:val="1"/>
+  <w:num w:numId="27" w16cid:durableId="1947342897">
+    <w:abstractNumId w:val="11"/>
   </w:num>
-  <w:num w:numId="28" w16cid:durableId="1211261332">
-    <w:abstractNumId w:val="2"/>
+  <w:num w:numId="28" w16cid:durableId="1287083294">
+    <w:abstractNumId w:val="12"/>
     <w:lvlOverride w:ilvl="0">
       <w:startOverride w:val="1"/>
     </w:lvlOverride>
@@ -9706,8 +10059,8 @@
       <w:startOverride w:val="1"/>
     </w:lvlOverride>
   </w:num>
-  <w:num w:numId="29" w16cid:durableId="1962102517">
-    <w:abstractNumId w:val="2"/>
+  <w:num w:numId="29" w16cid:durableId="1570531887">
+    <w:abstractNumId w:val="12"/>
     <w:lvlOverride w:ilvl="0">
       <w:startOverride w:val="1"/>
     </w:lvlOverride>
@@ -9736,20 +10089,50 @@
       <w:startOverride w:val="1"/>
     </w:lvlOverride>
   </w:num>
-  <w:num w:numId="30" w16cid:durableId="1369642859">
+  <w:num w:numId="30" w16cid:durableId="537741551">
+    <w:abstractNumId w:val="11"/>
+  </w:num>
+  <w:num w:numId="31" w16cid:durableId="1523282601">
+    <w:abstractNumId w:val="11"/>
+  </w:num>
+  <w:num w:numId="32" w16cid:durableId="1107238544">
+    <w:abstractNumId w:val="11"/>
+  </w:num>
+  <w:num w:numId="33" w16cid:durableId="2138644505">
+    <w:abstractNumId w:val="11"/>
+  </w:num>
+  <w:num w:numId="34" w16cid:durableId="1689873379">
+    <w:abstractNumId w:val="11"/>
+  </w:num>
+  <w:num w:numId="35" w16cid:durableId="1217274036">
+    <w:abstractNumId w:val="9"/>
+  </w:num>
+  <w:num w:numId="36" w16cid:durableId="751664292">
+    <w:abstractNumId w:val="7"/>
+  </w:num>
+  <w:num w:numId="37" w16cid:durableId="407194955">
+    <w:abstractNumId w:val="6"/>
+  </w:num>
+  <w:num w:numId="38" w16cid:durableId="1326056534">
+    <w:abstractNumId w:val="5"/>
+  </w:num>
+  <w:num w:numId="39" w16cid:durableId="1220902495">
+    <w:abstractNumId w:val="4"/>
+  </w:num>
+  <w:num w:numId="40" w16cid:durableId="418527391">
+    <w:abstractNumId w:val="8"/>
+  </w:num>
+  <w:num w:numId="41" w16cid:durableId="133304023">
+    <w:abstractNumId w:val="3"/>
+  </w:num>
+  <w:num w:numId="42" w16cid:durableId="718478372">
+    <w:abstractNumId w:val="2"/>
+  </w:num>
+  <w:num w:numId="43" w16cid:durableId="1118253327">
     <w:abstractNumId w:val="1"/>
   </w:num>
-  <w:num w:numId="31" w16cid:durableId="1625308923">
-    <w:abstractNumId w:val="1"/>
-  </w:num>
-  <w:num w:numId="32" w16cid:durableId="1526283754">
-    <w:abstractNumId w:val="1"/>
-  </w:num>
-  <w:num w:numId="33" w16cid:durableId="2021540715">
-    <w:abstractNumId w:val="1"/>
-  </w:num>
-  <w:num w:numId="34" w16cid:durableId="2002155824">
-    <w:abstractNumId w:val="1"/>
+  <w:num w:numId="44" w16cid:durableId="1314869178">
+    <w:abstractNumId w:val="0"/>
   </w:num>
 </w:numbering>
 </file>
@@ -10046,7 +10429,6 @@
     <w:next w:val="BodyText"/>
     <w:link w:val="Heading2Char"/>
     <w:uiPriority w:val="9"/>
-    <w:semiHidden/>
     <w:unhideWhenUsed/>
     <w:qFormat/>
     <w:rsid w:val="00A10FD9"/>
@@ -10248,6 +10630,7 @@
   <w:style w:type="paragraph" w:styleId="BodyText">
     <w:name w:val="Body Text"/>
     <w:basedOn w:val="Normal"/>
+    <w:link w:val="BodyTextChar"/>
     <w:qFormat/>
     <w:pPr>
       <w:spacing w:before="180" w:after="180"/>
@@ -10414,7 +10797,6 @@
     <w:basedOn w:val="DefaultParagraphFont"/>
     <w:link w:val="Heading2"/>
     <w:uiPriority w:val="9"/>
-    <w:semiHidden/>
     <w:rsid w:val="00A10FD9"/>
     <w:rPr>
       <w:rFonts w:asciiTheme="majorHAnsi" w:eastAsiaTheme="majorEastAsia" w:hAnsiTheme="majorHAnsi" w:cstheme="majorBidi"/>
@@ -10962,6 +11344,1070 @@
       <w:rFonts w:ascii="Consolas" w:hAnsi="Consolas"/>
       <w:sz w:val="22"/>
     </w:rPr>
+  </w:style>
+  <w:style w:type="paragraph" w:styleId="BalloonText">
+    <w:name w:val="Balloon Text"/>
+    <w:basedOn w:val="Normal"/>
+    <w:link w:val="BalloonTextChar"/>
+    <w:rsid w:val="00E769F0"/>
+    <w:pPr>
+      <w:spacing w:after="0"/>
+    </w:pPr>
+    <w:rPr>
+      <w:rFonts w:ascii="Segoe UI" w:hAnsi="Segoe UI" w:cs="Segoe UI"/>
+      <w:sz w:val="18"/>
+      <w:szCs w:val="18"/>
+    </w:rPr>
+  </w:style>
+  <w:style w:type="character" w:customStyle="1" w:styleId="BalloonTextChar">
+    <w:name w:val="Balloon Text Char"/>
+    <w:basedOn w:val="DefaultParagraphFont"/>
+    <w:link w:val="BalloonText"/>
+    <w:rsid w:val="00E769F0"/>
+    <w:rPr>
+      <w:rFonts w:ascii="Segoe UI" w:hAnsi="Segoe UI" w:cs="Segoe UI"/>
+      <w:sz w:val="18"/>
+      <w:szCs w:val="18"/>
+    </w:rPr>
+  </w:style>
+  <w:style w:type="paragraph" w:styleId="BodyText2">
+    <w:name w:val="Body Text 2"/>
+    <w:basedOn w:val="Normal"/>
+    <w:link w:val="BodyText2Char"/>
+    <w:rsid w:val="00E769F0"/>
+    <w:pPr>
+      <w:spacing w:after="120" w:line="480" w:lineRule="auto"/>
+    </w:pPr>
+  </w:style>
+  <w:style w:type="character" w:customStyle="1" w:styleId="BodyText2Char">
+    <w:name w:val="Body Text 2 Char"/>
+    <w:basedOn w:val="DefaultParagraphFont"/>
+    <w:link w:val="BodyText2"/>
+    <w:rsid w:val="00E769F0"/>
+  </w:style>
+  <w:style w:type="paragraph" w:styleId="BodyText3">
+    <w:name w:val="Body Text 3"/>
+    <w:basedOn w:val="Normal"/>
+    <w:link w:val="BodyText3Char"/>
+    <w:rsid w:val="00E769F0"/>
+    <w:pPr>
+      <w:spacing w:after="120"/>
+    </w:pPr>
+    <w:rPr>
+      <w:sz w:val="16"/>
+      <w:szCs w:val="16"/>
+    </w:rPr>
+  </w:style>
+  <w:style w:type="character" w:customStyle="1" w:styleId="BodyText3Char">
+    <w:name w:val="Body Text 3 Char"/>
+    <w:basedOn w:val="DefaultParagraphFont"/>
+    <w:link w:val="BodyText3"/>
+    <w:rsid w:val="00E769F0"/>
+    <w:rPr>
+      <w:sz w:val="16"/>
+      <w:szCs w:val="16"/>
+    </w:rPr>
+  </w:style>
+  <w:style w:type="paragraph" w:styleId="BodyTextFirstIndent">
+    <w:name w:val="Body Text First Indent"/>
+    <w:basedOn w:val="BodyText"/>
+    <w:link w:val="BodyTextFirstIndentChar"/>
+    <w:rsid w:val="00E769F0"/>
+    <w:pPr>
+      <w:spacing w:before="0" w:after="200"/>
+      <w:ind w:firstLine="360"/>
+    </w:pPr>
+  </w:style>
+  <w:style w:type="character" w:customStyle="1" w:styleId="BodyTextChar">
+    <w:name w:val="Body Text Char"/>
+    <w:basedOn w:val="DefaultParagraphFont"/>
+    <w:link w:val="BodyText"/>
+    <w:rsid w:val="00E769F0"/>
+  </w:style>
+  <w:style w:type="character" w:customStyle="1" w:styleId="BodyTextFirstIndentChar">
+    <w:name w:val="Body Text First Indent Char"/>
+    <w:basedOn w:val="BodyTextChar"/>
+    <w:link w:val="BodyTextFirstIndent"/>
+    <w:rsid w:val="00E769F0"/>
+  </w:style>
+  <w:style w:type="paragraph" w:styleId="BodyTextIndent">
+    <w:name w:val="Body Text Indent"/>
+    <w:basedOn w:val="Normal"/>
+    <w:link w:val="BodyTextIndentChar"/>
+    <w:rsid w:val="00E769F0"/>
+    <w:pPr>
+      <w:spacing w:after="120"/>
+      <w:ind w:left="360"/>
+    </w:pPr>
+  </w:style>
+  <w:style w:type="character" w:customStyle="1" w:styleId="BodyTextIndentChar">
+    <w:name w:val="Body Text Indent Char"/>
+    <w:basedOn w:val="DefaultParagraphFont"/>
+    <w:link w:val="BodyTextIndent"/>
+    <w:rsid w:val="00E769F0"/>
+  </w:style>
+  <w:style w:type="paragraph" w:styleId="BodyTextFirstIndent2">
+    <w:name w:val="Body Text First Indent 2"/>
+    <w:basedOn w:val="BodyTextIndent"/>
+    <w:link w:val="BodyTextFirstIndent2Char"/>
+    <w:rsid w:val="00E769F0"/>
+    <w:pPr>
+      <w:spacing w:after="200"/>
+      <w:ind w:firstLine="360"/>
+    </w:pPr>
+  </w:style>
+  <w:style w:type="character" w:customStyle="1" w:styleId="BodyTextFirstIndent2Char">
+    <w:name w:val="Body Text First Indent 2 Char"/>
+    <w:basedOn w:val="BodyTextIndentChar"/>
+    <w:link w:val="BodyTextFirstIndent2"/>
+    <w:rsid w:val="00E769F0"/>
+  </w:style>
+  <w:style w:type="paragraph" w:styleId="BodyTextIndent2">
+    <w:name w:val="Body Text Indent 2"/>
+    <w:basedOn w:val="Normal"/>
+    <w:link w:val="BodyTextIndent2Char"/>
+    <w:rsid w:val="00E769F0"/>
+    <w:pPr>
+      <w:spacing w:after="120" w:line="480" w:lineRule="auto"/>
+      <w:ind w:left="360"/>
+    </w:pPr>
+  </w:style>
+  <w:style w:type="character" w:customStyle="1" w:styleId="BodyTextIndent2Char">
+    <w:name w:val="Body Text Indent 2 Char"/>
+    <w:basedOn w:val="DefaultParagraphFont"/>
+    <w:link w:val="BodyTextIndent2"/>
+    <w:rsid w:val="00E769F0"/>
+  </w:style>
+  <w:style w:type="paragraph" w:styleId="BodyTextIndent3">
+    <w:name w:val="Body Text Indent 3"/>
+    <w:basedOn w:val="Normal"/>
+    <w:link w:val="BodyTextIndent3Char"/>
+    <w:rsid w:val="00E769F0"/>
+    <w:pPr>
+      <w:spacing w:after="120"/>
+      <w:ind w:left="360"/>
+    </w:pPr>
+    <w:rPr>
+      <w:sz w:val="16"/>
+      <w:szCs w:val="16"/>
+    </w:rPr>
+  </w:style>
+  <w:style w:type="character" w:customStyle="1" w:styleId="BodyTextIndent3Char">
+    <w:name w:val="Body Text Indent 3 Char"/>
+    <w:basedOn w:val="DefaultParagraphFont"/>
+    <w:link w:val="BodyTextIndent3"/>
+    <w:rsid w:val="00E769F0"/>
+    <w:rPr>
+      <w:sz w:val="16"/>
+      <w:szCs w:val="16"/>
+    </w:rPr>
+  </w:style>
+  <w:style w:type="paragraph" w:styleId="Closing">
+    <w:name w:val="Closing"/>
+    <w:basedOn w:val="Normal"/>
+    <w:link w:val="ClosingChar"/>
+    <w:rsid w:val="00E769F0"/>
+    <w:pPr>
+      <w:spacing w:after="0"/>
+      <w:ind w:left="4320"/>
+    </w:pPr>
+  </w:style>
+  <w:style w:type="character" w:customStyle="1" w:styleId="ClosingChar">
+    <w:name w:val="Closing Char"/>
+    <w:basedOn w:val="DefaultParagraphFont"/>
+    <w:link w:val="Closing"/>
+    <w:rsid w:val="00E769F0"/>
+  </w:style>
+  <w:style w:type="paragraph" w:styleId="CommentText">
+    <w:name w:val="annotation text"/>
+    <w:basedOn w:val="Normal"/>
+    <w:link w:val="CommentTextChar"/>
+    <w:rsid w:val="00E769F0"/>
+    <w:rPr>
+      <w:sz w:val="20"/>
+      <w:szCs w:val="20"/>
+    </w:rPr>
+  </w:style>
+  <w:style w:type="character" w:customStyle="1" w:styleId="CommentTextChar">
+    <w:name w:val="Comment Text Char"/>
+    <w:basedOn w:val="DefaultParagraphFont"/>
+    <w:link w:val="CommentText"/>
+    <w:rsid w:val="00E769F0"/>
+    <w:rPr>
+      <w:sz w:val="20"/>
+      <w:szCs w:val="20"/>
+    </w:rPr>
+  </w:style>
+  <w:style w:type="paragraph" w:styleId="CommentSubject">
+    <w:name w:val="annotation subject"/>
+    <w:basedOn w:val="CommentText"/>
+    <w:next w:val="CommentText"/>
+    <w:link w:val="CommentSubjectChar"/>
+    <w:rsid w:val="00E769F0"/>
+    <w:rPr>
+      <w:b/>
+      <w:bCs/>
+    </w:rPr>
+  </w:style>
+  <w:style w:type="character" w:customStyle="1" w:styleId="CommentSubjectChar">
+    <w:name w:val="Comment Subject Char"/>
+    <w:basedOn w:val="CommentTextChar"/>
+    <w:link w:val="CommentSubject"/>
+    <w:rsid w:val="00E769F0"/>
+    <w:rPr>
+      <w:b/>
+      <w:bCs/>
+      <w:sz w:val="20"/>
+      <w:szCs w:val="20"/>
+    </w:rPr>
+  </w:style>
+  <w:style w:type="paragraph" w:styleId="DocumentMap">
+    <w:name w:val="Document Map"/>
+    <w:basedOn w:val="Normal"/>
+    <w:link w:val="DocumentMapChar"/>
+    <w:rsid w:val="00E769F0"/>
+    <w:pPr>
+      <w:spacing w:after="0"/>
+    </w:pPr>
+    <w:rPr>
+      <w:rFonts w:ascii="Segoe UI" w:hAnsi="Segoe UI" w:cs="Segoe UI"/>
+      <w:sz w:val="16"/>
+      <w:szCs w:val="16"/>
+    </w:rPr>
+  </w:style>
+  <w:style w:type="character" w:customStyle="1" w:styleId="DocumentMapChar">
+    <w:name w:val="Document Map Char"/>
+    <w:basedOn w:val="DefaultParagraphFont"/>
+    <w:link w:val="DocumentMap"/>
+    <w:rsid w:val="00E769F0"/>
+    <w:rPr>
+      <w:rFonts w:ascii="Segoe UI" w:hAnsi="Segoe UI" w:cs="Segoe UI"/>
+      <w:sz w:val="16"/>
+      <w:szCs w:val="16"/>
+    </w:rPr>
+  </w:style>
+  <w:style w:type="paragraph" w:styleId="E-mailSignature">
+    <w:name w:val="E-mail Signature"/>
+    <w:basedOn w:val="Normal"/>
+    <w:link w:val="E-mailSignatureChar"/>
+    <w:rsid w:val="00E769F0"/>
+    <w:pPr>
+      <w:spacing w:after="0"/>
+    </w:pPr>
+  </w:style>
+  <w:style w:type="character" w:customStyle="1" w:styleId="E-mailSignatureChar">
+    <w:name w:val="E-mail Signature Char"/>
+    <w:basedOn w:val="DefaultParagraphFont"/>
+    <w:link w:val="E-mailSignature"/>
+    <w:rsid w:val="00E769F0"/>
+  </w:style>
+  <w:style w:type="paragraph" w:styleId="EndnoteText">
+    <w:name w:val="endnote text"/>
+    <w:basedOn w:val="Normal"/>
+    <w:link w:val="EndnoteTextChar"/>
+    <w:rsid w:val="00E769F0"/>
+    <w:pPr>
+      <w:spacing w:after="0"/>
+    </w:pPr>
+    <w:rPr>
+      <w:sz w:val="20"/>
+      <w:szCs w:val="20"/>
+    </w:rPr>
+  </w:style>
+  <w:style w:type="character" w:customStyle="1" w:styleId="EndnoteTextChar">
+    <w:name w:val="Endnote Text Char"/>
+    <w:basedOn w:val="DefaultParagraphFont"/>
+    <w:link w:val="EndnoteText"/>
+    <w:rsid w:val="00E769F0"/>
+    <w:rPr>
+      <w:sz w:val="20"/>
+      <w:szCs w:val="20"/>
+    </w:rPr>
+  </w:style>
+  <w:style w:type="paragraph" w:styleId="EnvelopeAddress">
+    <w:name w:val="envelope address"/>
+    <w:basedOn w:val="Normal"/>
+    <w:rsid w:val="00E769F0"/>
+    <w:pPr>
+      <w:framePr w:w="7920" w:h="1980" w:hRule="exact" w:hSpace="180" w:wrap="auto" w:hAnchor="page" w:xAlign="center" w:yAlign="bottom"/>
+      <w:spacing w:after="0"/>
+      <w:ind w:left="2880"/>
+    </w:pPr>
+    <w:rPr>
+      <w:rFonts w:asciiTheme="majorHAnsi" w:eastAsiaTheme="majorEastAsia" w:hAnsiTheme="majorHAnsi" w:cstheme="majorBidi"/>
+    </w:rPr>
+  </w:style>
+  <w:style w:type="paragraph" w:styleId="EnvelopeReturn">
+    <w:name w:val="envelope return"/>
+    <w:basedOn w:val="Normal"/>
+    <w:rsid w:val="00E769F0"/>
+    <w:pPr>
+      <w:spacing w:after="0"/>
+    </w:pPr>
+    <w:rPr>
+      <w:rFonts w:asciiTheme="majorHAnsi" w:eastAsiaTheme="majorEastAsia" w:hAnsiTheme="majorHAnsi" w:cstheme="majorBidi"/>
+      <w:sz w:val="20"/>
+      <w:szCs w:val="20"/>
+    </w:rPr>
+  </w:style>
+  <w:style w:type="paragraph" w:styleId="Footer">
+    <w:name w:val="footer"/>
+    <w:basedOn w:val="Normal"/>
+    <w:link w:val="FooterChar"/>
+    <w:rsid w:val="00E769F0"/>
+    <w:pPr>
+      <w:tabs>
+        <w:tab w:val="center" w:pos="4844"/>
+        <w:tab w:val="right" w:pos="9689"/>
+      </w:tabs>
+      <w:spacing w:after="0"/>
+    </w:pPr>
+  </w:style>
+  <w:style w:type="character" w:customStyle="1" w:styleId="FooterChar">
+    <w:name w:val="Footer Char"/>
+    <w:basedOn w:val="DefaultParagraphFont"/>
+    <w:link w:val="Footer"/>
+    <w:rsid w:val="00E769F0"/>
+  </w:style>
+  <w:style w:type="paragraph" w:styleId="Header">
+    <w:name w:val="header"/>
+    <w:basedOn w:val="Normal"/>
+    <w:link w:val="HeaderChar"/>
+    <w:rsid w:val="00E769F0"/>
+    <w:pPr>
+      <w:tabs>
+        <w:tab w:val="center" w:pos="4844"/>
+        <w:tab w:val="right" w:pos="9689"/>
+      </w:tabs>
+      <w:spacing w:after="0"/>
+    </w:pPr>
+  </w:style>
+  <w:style w:type="character" w:customStyle="1" w:styleId="HeaderChar">
+    <w:name w:val="Header Char"/>
+    <w:basedOn w:val="DefaultParagraphFont"/>
+    <w:link w:val="Header"/>
+    <w:rsid w:val="00E769F0"/>
+  </w:style>
+  <w:style w:type="paragraph" w:styleId="HTMLAddress">
+    <w:name w:val="HTML Address"/>
+    <w:basedOn w:val="Normal"/>
+    <w:link w:val="HTMLAddressChar"/>
+    <w:rsid w:val="00E769F0"/>
+    <w:pPr>
+      <w:spacing w:after="0"/>
+    </w:pPr>
+    <w:rPr>
+      <w:i/>
+      <w:iCs/>
+    </w:rPr>
+  </w:style>
+  <w:style w:type="character" w:customStyle="1" w:styleId="HTMLAddressChar">
+    <w:name w:val="HTML Address Char"/>
+    <w:basedOn w:val="DefaultParagraphFont"/>
+    <w:link w:val="HTMLAddress"/>
+    <w:rsid w:val="00E769F0"/>
+    <w:rPr>
+      <w:i/>
+      <w:iCs/>
+    </w:rPr>
+  </w:style>
+  <w:style w:type="paragraph" w:styleId="HTMLPreformatted">
+    <w:name w:val="HTML Preformatted"/>
+    <w:basedOn w:val="Normal"/>
+    <w:link w:val="HTMLPreformattedChar"/>
+    <w:rsid w:val="00E769F0"/>
+    <w:pPr>
+      <w:spacing w:after="0"/>
+    </w:pPr>
+    <w:rPr>
+      <w:rFonts w:ascii="Consolas" w:hAnsi="Consolas"/>
+      <w:sz w:val="20"/>
+      <w:szCs w:val="20"/>
+    </w:rPr>
+  </w:style>
+  <w:style w:type="character" w:customStyle="1" w:styleId="HTMLPreformattedChar">
+    <w:name w:val="HTML Preformatted Char"/>
+    <w:basedOn w:val="DefaultParagraphFont"/>
+    <w:link w:val="HTMLPreformatted"/>
+    <w:rsid w:val="00E769F0"/>
+    <w:rPr>
+      <w:rFonts w:ascii="Consolas" w:hAnsi="Consolas"/>
+      <w:sz w:val="20"/>
+      <w:szCs w:val="20"/>
+    </w:rPr>
+  </w:style>
+  <w:style w:type="paragraph" w:styleId="Index1">
+    <w:name w:val="index 1"/>
+    <w:basedOn w:val="Normal"/>
+    <w:next w:val="Normal"/>
+    <w:autoRedefine/>
+    <w:rsid w:val="00E769F0"/>
+    <w:pPr>
+      <w:spacing w:after="0"/>
+      <w:ind w:left="240" w:hanging="240"/>
+    </w:pPr>
+  </w:style>
+  <w:style w:type="paragraph" w:styleId="Index2">
+    <w:name w:val="index 2"/>
+    <w:basedOn w:val="Normal"/>
+    <w:next w:val="Normal"/>
+    <w:autoRedefine/>
+    <w:rsid w:val="00E769F0"/>
+    <w:pPr>
+      <w:spacing w:after="0"/>
+      <w:ind w:left="480" w:hanging="240"/>
+    </w:pPr>
+  </w:style>
+  <w:style w:type="paragraph" w:styleId="Index3">
+    <w:name w:val="index 3"/>
+    <w:basedOn w:val="Normal"/>
+    <w:next w:val="Normal"/>
+    <w:autoRedefine/>
+    <w:rsid w:val="00E769F0"/>
+    <w:pPr>
+      <w:spacing w:after="0"/>
+      <w:ind w:left="720" w:hanging="240"/>
+    </w:pPr>
+  </w:style>
+  <w:style w:type="paragraph" w:styleId="Index4">
+    <w:name w:val="index 4"/>
+    <w:basedOn w:val="Normal"/>
+    <w:next w:val="Normal"/>
+    <w:autoRedefine/>
+    <w:rsid w:val="00E769F0"/>
+    <w:pPr>
+      <w:spacing w:after="0"/>
+      <w:ind w:left="960" w:hanging="240"/>
+    </w:pPr>
+  </w:style>
+  <w:style w:type="paragraph" w:styleId="Index5">
+    <w:name w:val="index 5"/>
+    <w:basedOn w:val="Normal"/>
+    <w:next w:val="Normal"/>
+    <w:autoRedefine/>
+    <w:rsid w:val="00E769F0"/>
+    <w:pPr>
+      <w:spacing w:after="0"/>
+      <w:ind w:left="1200" w:hanging="240"/>
+    </w:pPr>
+  </w:style>
+  <w:style w:type="paragraph" w:styleId="Index6">
+    <w:name w:val="index 6"/>
+    <w:basedOn w:val="Normal"/>
+    <w:next w:val="Normal"/>
+    <w:autoRedefine/>
+    <w:rsid w:val="00E769F0"/>
+    <w:pPr>
+      <w:spacing w:after="0"/>
+      <w:ind w:left="1440" w:hanging="240"/>
+    </w:pPr>
+  </w:style>
+  <w:style w:type="paragraph" w:styleId="Index7">
+    <w:name w:val="index 7"/>
+    <w:basedOn w:val="Normal"/>
+    <w:next w:val="Normal"/>
+    <w:autoRedefine/>
+    <w:rsid w:val="00E769F0"/>
+    <w:pPr>
+      <w:spacing w:after="0"/>
+      <w:ind w:left="1680" w:hanging="240"/>
+    </w:pPr>
+  </w:style>
+  <w:style w:type="paragraph" w:styleId="Index8">
+    <w:name w:val="index 8"/>
+    <w:basedOn w:val="Normal"/>
+    <w:next w:val="Normal"/>
+    <w:autoRedefine/>
+    <w:rsid w:val="00E769F0"/>
+    <w:pPr>
+      <w:spacing w:after="0"/>
+      <w:ind w:left="1920" w:hanging="240"/>
+    </w:pPr>
+  </w:style>
+  <w:style w:type="paragraph" w:styleId="Index9">
+    <w:name w:val="index 9"/>
+    <w:basedOn w:val="Normal"/>
+    <w:next w:val="Normal"/>
+    <w:autoRedefine/>
+    <w:rsid w:val="00E769F0"/>
+    <w:pPr>
+      <w:spacing w:after="0"/>
+      <w:ind w:left="2160" w:hanging="240"/>
+    </w:pPr>
+  </w:style>
+  <w:style w:type="paragraph" w:styleId="IndexHeading">
+    <w:name w:val="index heading"/>
+    <w:basedOn w:val="Normal"/>
+    <w:next w:val="Index1"/>
+    <w:rsid w:val="00E769F0"/>
+    <w:rPr>
+      <w:rFonts w:asciiTheme="majorHAnsi" w:eastAsiaTheme="majorEastAsia" w:hAnsiTheme="majorHAnsi" w:cstheme="majorBidi"/>
+      <w:b/>
+      <w:bCs/>
+    </w:rPr>
+  </w:style>
+  <w:style w:type="paragraph" w:styleId="IntenseQuote">
+    <w:name w:val="Intense Quote"/>
+    <w:basedOn w:val="Normal"/>
+    <w:next w:val="Normal"/>
+    <w:link w:val="IntenseQuoteChar"/>
+    <w:rsid w:val="00E769F0"/>
+    <w:pPr>
+      <w:pBdr>
+        <w:top w:val="single" w:sz="4" w:space="10" w:color="156082" w:themeColor="accent1"/>
+        <w:bottom w:val="single" w:sz="4" w:space="10" w:color="156082" w:themeColor="accent1"/>
+      </w:pBdr>
+      <w:spacing w:before="360" w:after="360"/>
+      <w:ind w:left="864" w:right="864"/>
+      <w:jc w:val="center"/>
+    </w:pPr>
+    <w:rPr>
+      <w:i/>
+      <w:iCs/>
+      <w:color w:val="156082" w:themeColor="accent1"/>
+    </w:rPr>
+  </w:style>
+  <w:style w:type="character" w:customStyle="1" w:styleId="IntenseQuoteChar">
+    <w:name w:val="Intense Quote Char"/>
+    <w:basedOn w:val="DefaultParagraphFont"/>
+    <w:link w:val="IntenseQuote"/>
+    <w:rsid w:val="00E769F0"/>
+    <w:rPr>
+      <w:i/>
+      <w:iCs/>
+      <w:color w:val="156082" w:themeColor="accent1"/>
+    </w:rPr>
+  </w:style>
+  <w:style w:type="paragraph" w:styleId="List">
+    <w:name w:val="List"/>
+    <w:basedOn w:val="Normal"/>
+    <w:rsid w:val="00E769F0"/>
+    <w:pPr>
+      <w:ind w:left="360" w:hanging="360"/>
+      <w:contextualSpacing/>
+    </w:pPr>
+  </w:style>
+  <w:style w:type="paragraph" w:styleId="List2">
+    <w:name w:val="List 2"/>
+    <w:basedOn w:val="Normal"/>
+    <w:rsid w:val="00E769F0"/>
+    <w:pPr>
+      <w:ind w:left="720" w:hanging="360"/>
+      <w:contextualSpacing/>
+    </w:pPr>
+  </w:style>
+  <w:style w:type="paragraph" w:styleId="List3">
+    <w:name w:val="List 3"/>
+    <w:basedOn w:val="Normal"/>
+    <w:rsid w:val="00E769F0"/>
+    <w:pPr>
+      <w:ind w:left="1080" w:hanging="360"/>
+      <w:contextualSpacing/>
+    </w:pPr>
+  </w:style>
+  <w:style w:type="paragraph" w:styleId="List4">
+    <w:name w:val="List 4"/>
+    <w:basedOn w:val="Normal"/>
+    <w:rsid w:val="00E769F0"/>
+    <w:pPr>
+      <w:ind w:left="1440" w:hanging="360"/>
+      <w:contextualSpacing/>
+    </w:pPr>
+  </w:style>
+  <w:style w:type="paragraph" w:styleId="List5">
+    <w:name w:val="List 5"/>
+    <w:basedOn w:val="Normal"/>
+    <w:rsid w:val="00E769F0"/>
+    <w:pPr>
+      <w:ind w:left="1800" w:hanging="360"/>
+      <w:contextualSpacing/>
+    </w:pPr>
+  </w:style>
+  <w:style w:type="paragraph" w:styleId="ListBullet">
+    <w:name w:val="List Bullet"/>
+    <w:basedOn w:val="Normal"/>
+    <w:rsid w:val="00E769F0"/>
+    <w:pPr>
+      <w:numPr>
+        <w:numId w:val="35"/>
+      </w:numPr>
+      <w:contextualSpacing/>
+    </w:pPr>
+  </w:style>
+  <w:style w:type="paragraph" w:styleId="ListBullet2">
+    <w:name w:val="List Bullet 2"/>
+    <w:basedOn w:val="Normal"/>
+    <w:rsid w:val="00E769F0"/>
+    <w:pPr>
+      <w:numPr>
+        <w:numId w:val="36"/>
+      </w:numPr>
+      <w:contextualSpacing/>
+    </w:pPr>
+  </w:style>
+  <w:style w:type="paragraph" w:styleId="ListBullet3">
+    <w:name w:val="List Bullet 3"/>
+    <w:basedOn w:val="Normal"/>
+    <w:rsid w:val="00E769F0"/>
+    <w:pPr>
+      <w:numPr>
+        <w:numId w:val="37"/>
+      </w:numPr>
+      <w:contextualSpacing/>
+    </w:pPr>
+  </w:style>
+  <w:style w:type="paragraph" w:styleId="ListBullet4">
+    <w:name w:val="List Bullet 4"/>
+    <w:basedOn w:val="Normal"/>
+    <w:rsid w:val="00E769F0"/>
+    <w:pPr>
+      <w:numPr>
+        <w:numId w:val="38"/>
+      </w:numPr>
+      <w:contextualSpacing/>
+    </w:pPr>
+  </w:style>
+  <w:style w:type="paragraph" w:styleId="ListBullet5">
+    <w:name w:val="List Bullet 5"/>
+    <w:basedOn w:val="Normal"/>
+    <w:rsid w:val="00E769F0"/>
+    <w:pPr>
+      <w:numPr>
+        <w:numId w:val="39"/>
+      </w:numPr>
+      <w:contextualSpacing/>
+    </w:pPr>
+  </w:style>
+  <w:style w:type="paragraph" w:styleId="ListContinue">
+    <w:name w:val="List Continue"/>
+    <w:basedOn w:val="Normal"/>
+    <w:rsid w:val="00E769F0"/>
+    <w:pPr>
+      <w:spacing w:after="120"/>
+      <w:ind w:left="360"/>
+      <w:contextualSpacing/>
+    </w:pPr>
+  </w:style>
+  <w:style w:type="paragraph" w:styleId="ListContinue2">
+    <w:name w:val="List Continue 2"/>
+    <w:basedOn w:val="Normal"/>
+    <w:rsid w:val="00E769F0"/>
+    <w:pPr>
+      <w:spacing w:after="120"/>
+      <w:ind w:left="720"/>
+      <w:contextualSpacing/>
+    </w:pPr>
+  </w:style>
+  <w:style w:type="paragraph" w:styleId="ListContinue3">
+    <w:name w:val="List Continue 3"/>
+    <w:basedOn w:val="Normal"/>
+    <w:rsid w:val="00E769F0"/>
+    <w:pPr>
+      <w:spacing w:after="120"/>
+      <w:ind w:left="1080"/>
+      <w:contextualSpacing/>
+    </w:pPr>
+  </w:style>
+  <w:style w:type="paragraph" w:styleId="ListContinue4">
+    <w:name w:val="List Continue 4"/>
+    <w:basedOn w:val="Normal"/>
+    <w:rsid w:val="00E769F0"/>
+    <w:pPr>
+      <w:spacing w:after="120"/>
+      <w:ind w:left="1440"/>
+      <w:contextualSpacing/>
+    </w:pPr>
+  </w:style>
+  <w:style w:type="paragraph" w:styleId="ListContinue5">
+    <w:name w:val="List Continue 5"/>
+    <w:basedOn w:val="Normal"/>
+    <w:rsid w:val="00E769F0"/>
+    <w:pPr>
+      <w:spacing w:after="120"/>
+      <w:ind w:left="1800"/>
+      <w:contextualSpacing/>
+    </w:pPr>
+  </w:style>
+  <w:style w:type="paragraph" w:styleId="ListNumber">
+    <w:name w:val="List Number"/>
+    <w:basedOn w:val="Normal"/>
+    <w:rsid w:val="00E769F0"/>
+    <w:pPr>
+      <w:numPr>
+        <w:numId w:val="40"/>
+      </w:numPr>
+      <w:contextualSpacing/>
+    </w:pPr>
+  </w:style>
+  <w:style w:type="paragraph" w:styleId="ListNumber2">
+    <w:name w:val="List Number 2"/>
+    <w:basedOn w:val="Normal"/>
+    <w:rsid w:val="00E769F0"/>
+    <w:pPr>
+      <w:numPr>
+        <w:numId w:val="41"/>
+      </w:numPr>
+      <w:contextualSpacing/>
+    </w:pPr>
+  </w:style>
+  <w:style w:type="paragraph" w:styleId="ListNumber3">
+    <w:name w:val="List Number 3"/>
+    <w:basedOn w:val="Normal"/>
+    <w:rsid w:val="00E769F0"/>
+    <w:pPr>
+      <w:numPr>
+        <w:numId w:val="42"/>
+      </w:numPr>
+      <w:contextualSpacing/>
+    </w:pPr>
+  </w:style>
+  <w:style w:type="paragraph" w:styleId="ListNumber4">
+    <w:name w:val="List Number 4"/>
+    <w:basedOn w:val="Normal"/>
+    <w:rsid w:val="00E769F0"/>
+    <w:pPr>
+      <w:numPr>
+        <w:numId w:val="43"/>
+      </w:numPr>
+      <w:contextualSpacing/>
+    </w:pPr>
+  </w:style>
+  <w:style w:type="paragraph" w:styleId="ListNumber5">
+    <w:name w:val="List Number 5"/>
+    <w:basedOn w:val="Normal"/>
+    <w:rsid w:val="00E769F0"/>
+    <w:pPr>
+      <w:numPr>
+        <w:numId w:val="44"/>
+      </w:numPr>
+      <w:contextualSpacing/>
+    </w:pPr>
+  </w:style>
+  <w:style w:type="paragraph" w:styleId="ListParagraph">
+    <w:name w:val="List Paragraph"/>
+    <w:basedOn w:val="Normal"/>
+    <w:rsid w:val="00E769F0"/>
+    <w:pPr>
+      <w:ind w:left="720"/>
+      <w:contextualSpacing/>
+    </w:pPr>
+  </w:style>
+  <w:style w:type="paragraph" w:styleId="MacroText">
+    <w:name w:val="macro"/>
+    <w:link w:val="MacroTextChar"/>
+    <w:rsid w:val="00E769F0"/>
+    <w:pPr>
+      <w:tabs>
+        <w:tab w:val="left" w:pos="480"/>
+        <w:tab w:val="left" w:pos="960"/>
+        <w:tab w:val="left" w:pos="1440"/>
+        <w:tab w:val="left" w:pos="1920"/>
+        <w:tab w:val="left" w:pos="2400"/>
+        <w:tab w:val="left" w:pos="2880"/>
+        <w:tab w:val="left" w:pos="3360"/>
+        <w:tab w:val="left" w:pos="3840"/>
+        <w:tab w:val="left" w:pos="4320"/>
+      </w:tabs>
+      <w:spacing w:after="0"/>
+    </w:pPr>
+    <w:rPr>
+      <w:rFonts w:ascii="Consolas" w:hAnsi="Consolas"/>
+      <w:sz w:val="20"/>
+      <w:szCs w:val="20"/>
+    </w:rPr>
+  </w:style>
+  <w:style w:type="character" w:customStyle="1" w:styleId="MacroTextChar">
+    <w:name w:val="Macro Text Char"/>
+    <w:basedOn w:val="DefaultParagraphFont"/>
+    <w:link w:val="MacroText"/>
+    <w:rsid w:val="00E769F0"/>
+    <w:rPr>
+      <w:rFonts w:ascii="Consolas" w:hAnsi="Consolas"/>
+      <w:sz w:val="20"/>
+      <w:szCs w:val="20"/>
+    </w:rPr>
+  </w:style>
+  <w:style w:type="paragraph" w:styleId="MessageHeader">
+    <w:name w:val="Message Header"/>
+    <w:basedOn w:val="Normal"/>
+    <w:link w:val="MessageHeaderChar"/>
+    <w:rsid w:val="00E769F0"/>
+    <w:pPr>
+      <w:pBdr>
+        <w:top w:val="single" w:sz="6" w:space="1" w:color="auto"/>
+        <w:left w:val="single" w:sz="6" w:space="1" w:color="auto"/>
+        <w:bottom w:val="single" w:sz="6" w:space="1" w:color="auto"/>
+        <w:right w:val="single" w:sz="6" w:space="1" w:color="auto"/>
+      </w:pBdr>
+      <w:shd w:val="pct20" w:color="auto" w:fill="auto"/>
+      <w:spacing w:after="0"/>
+      <w:ind w:left="1080" w:hanging="1080"/>
+    </w:pPr>
+    <w:rPr>
+      <w:rFonts w:asciiTheme="majorHAnsi" w:eastAsiaTheme="majorEastAsia" w:hAnsiTheme="majorHAnsi" w:cstheme="majorBidi"/>
+    </w:rPr>
+  </w:style>
+  <w:style w:type="character" w:customStyle="1" w:styleId="MessageHeaderChar">
+    <w:name w:val="Message Header Char"/>
+    <w:basedOn w:val="DefaultParagraphFont"/>
+    <w:link w:val="MessageHeader"/>
+    <w:rsid w:val="00E769F0"/>
+    <w:rPr>
+      <w:rFonts w:asciiTheme="majorHAnsi" w:eastAsiaTheme="majorEastAsia" w:hAnsiTheme="majorHAnsi" w:cstheme="majorBidi"/>
+      <w:shd w:val="pct20" w:color="auto" w:fill="auto"/>
+    </w:rPr>
+  </w:style>
+  <w:style w:type="paragraph" w:styleId="NoSpacing">
+    <w:name w:val="No Spacing"/>
+    <w:rsid w:val="00E769F0"/>
+    <w:pPr>
+      <w:spacing w:after="0"/>
+    </w:pPr>
+  </w:style>
+  <w:style w:type="paragraph" w:styleId="NormalWeb">
+    <w:name w:val="Normal (Web)"/>
+    <w:basedOn w:val="Normal"/>
+    <w:rsid w:val="00E769F0"/>
+    <w:rPr>
+      <w:rFonts w:ascii="Times New Roman" w:hAnsi="Times New Roman" w:cs="Times New Roman"/>
+    </w:rPr>
+  </w:style>
+  <w:style w:type="paragraph" w:styleId="NormalIndent">
+    <w:name w:val="Normal Indent"/>
+    <w:basedOn w:val="Normal"/>
+    <w:rsid w:val="00E769F0"/>
+    <w:pPr>
+      <w:ind w:left="720"/>
+    </w:pPr>
+  </w:style>
+  <w:style w:type="paragraph" w:styleId="NoteHeading">
+    <w:name w:val="Note Heading"/>
+    <w:basedOn w:val="Normal"/>
+    <w:next w:val="Normal"/>
+    <w:link w:val="NoteHeadingChar"/>
+    <w:rsid w:val="00E769F0"/>
+    <w:pPr>
+      <w:spacing w:after="0"/>
+    </w:pPr>
+  </w:style>
+  <w:style w:type="character" w:customStyle="1" w:styleId="NoteHeadingChar">
+    <w:name w:val="Note Heading Char"/>
+    <w:basedOn w:val="DefaultParagraphFont"/>
+    <w:link w:val="NoteHeading"/>
+    <w:rsid w:val="00E769F0"/>
+  </w:style>
+  <w:style w:type="paragraph" w:styleId="PlainText">
+    <w:name w:val="Plain Text"/>
+    <w:basedOn w:val="Normal"/>
+    <w:link w:val="PlainTextChar"/>
+    <w:rsid w:val="00E769F0"/>
+    <w:pPr>
+      <w:spacing w:after="0"/>
+    </w:pPr>
+    <w:rPr>
+      <w:rFonts w:ascii="Consolas" w:hAnsi="Consolas"/>
+      <w:sz w:val="21"/>
+      <w:szCs w:val="21"/>
+    </w:rPr>
+  </w:style>
+  <w:style w:type="character" w:customStyle="1" w:styleId="PlainTextChar">
+    <w:name w:val="Plain Text Char"/>
+    <w:basedOn w:val="DefaultParagraphFont"/>
+    <w:link w:val="PlainText"/>
+    <w:rsid w:val="00E769F0"/>
+    <w:rPr>
+      <w:rFonts w:ascii="Consolas" w:hAnsi="Consolas"/>
+      <w:sz w:val="21"/>
+      <w:szCs w:val="21"/>
+    </w:rPr>
+  </w:style>
+  <w:style w:type="paragraph" w:styleId="Quote">
+    <w:name w:val="Quote"/>
+    <w:basedOn w:val="Normal"/>
+    <w:next w:val="Normal"/>
+    <w:link w:val="QuoteChar"/>
+    <w:rsid w:val="00E769F0"/>
+    <w:pPr>
+      <w:spacing w:before="200" w:after="160"/>
+      <w:ind w:left="864" w:right="864"/>
+      <w:jc w:val="center"/>
+    </w:pPr>
+    <w:rPr>
+      <w:i/>
+      <w:iCs/>
+      <w:color w:val="404040" w:themeColor="text1" w:themeTint="BF"/>
+    </w:rPr>
+  </w:style>
+  <w:style w:type="character" w:customStyle="1" w:styleId="QuoteChar">
+    <w:name w:val="Quote Char"/>
+    <w:basedOn w:val="DefaultParagraphFont"/>
+    <w:link w:val="Quote"/>
+    <w:rsid w:val="00E769F0"/>
+    <w:rPr>
+      <w:i/>
+      <w:iCs/>
+      <w:color w:val="404040" w:themeColor="text1" w:themeTint="BF"/>
+    </w:rPr>
+  </w:style>
+  <w:style w:type="paragraph" w:styleId="Salutation">
+    <w:name w:val="Salutation"/>
+    <w:basedOn w:val="Normal"/>
+    <w:next w:val="Normal"/>
+    <w:link w:val="SalutationChar"/>
+    <w:rsid w:val="00E769F0"/>
+  </w:style>
+  <w:style w:type="character" w:customStyle="1" w:styleId="SalutationChar">
+    <w:name w:val="Salutation Char"/>
+    <w:basedOn w:val="DefaultParagraphFont"/>
+    <w:link w:val="Salutation"/>
+    <w:rsid w:val="00E769F0"/>
+  </w:style>
+  <w:style w:type="paragraph" w:styleId="Signature">
+    <w:name w:val="Signature"/>
+    <w:basedOn w:val="Normal"/>
+    <w:link w:val="SignatureChar"/>
+    <w:rsid w:val="00E769F0"/>
+    <w:pPr>
+      <w:spacing w:after="0"/>
+      <w:ind w:left="4320"/>
+    </w:pPr>
+  </w:style>
+  <w:style w:type="character" w:customStyle="1" w:styleId="SignatureChar">
+    <w:name w:val="Signature Char"/>
+    <w:basedOn w:val="DefaultParagraphFont"/>
+    <w:link w:val="Signature"/>
+    <w:rsid w:val="00E769F0"/>
+  </w:style>
+  <w:style w:type="paragraph" w:styleId="TableofAuthorities">
+    <w:name w:val="table of authorities"/>
+    <w:basedOn w:val="Normal"/>
+    <w:next w:val="Normal"/>
+    <w:rsid w:val="00E769F0"/>
+    <w:pPr>
+      <w:spacing w:after="0"/>
+      <w:ind w:left="240" w:hanging="240"/>
+    </w:pPr>
+  </w:style>
+  <w:style w:type="paragraph" w:styleId="TableofFigures">
+    <w:name w:val="table of figures"/>
+    <w:basedOn w:val="Normal"/>
+    <w:next w:val="Normal"/>
+    <w:rsid w:val="00E769F0"/>
+    <w:pPr>
+      <w:spacing w:after="0"/>
+    </w:pPr>
+  </w:style>
+  <w:style w:type="paragraph" w:styleId="TOAHeading">
+    <w:name w:val="toa heading"/>
+    <w:basedOn w:val="Normal"/>
+    <w:next w:val="Normal"/>
+    <w:rsid w:val="00E769F0"/>
+    <w:pPr>
+      <w:spacing w:before="120"/>
+    </w:pPr>
+    <w:rPr>
+      <w:rFonts w:asciiTheme="majorHAnsi" w:eastAsiaTheme="majorEastAsia" w:hAnsiTheme="majorHAnsi" w:cstheme="majorBidi"/>
+      <w:b/>
+      <w:bCs/>
+    </w:rPr>
+  </w:style>
+  <w:style w:type="paragraph" w:styleId="TOC1">
+    <w:name w:val="toc 1"/>
+    <w:basedOn w:val="Normal"/>
+    <w:next w:val="Normal"/>
+    <w:autoRedefine/>
+    <w:rsid w:val="00E769F0"/>
+    <w:pPr>
+      <w:spacing w:after="100"/>
+    </w:pPr>
+  </w:style>
+  <w:style w:type="paragraph" w:styleId="TOC2">
+    <w:name w:val="toc 2"/>
+    <w:basedOn w:val="Normal"/>
+    <w:next w:val="Normal"/>
+    <w:autoRedefine/>
+    <w:rsid w:val="00E769F0"/>
+    <w:pPr>
+      <w:spacing w:after="100"/>
+      <w:ind w:left="240"/>
+    </w:pPr>
+  </w:style>
+  <w:style w:type="paragraph" w:styleId="TOC3">
+    <w:name w:val="toc 3"/>
+    <w:basedOn w:val="Normal"/>
+    <w:next w:val="Normal"/>
+    <w:autoRedefine/>
+    <w:rsid w:val="00E769F0"/>
+    <w:pPr>
+      <w:spacing w:after="100"/>
+      <w:ind w:left="480"/>
+    </w:pPr>
+  </w:style>
+  <w:style w:type="paragraph" w:styleId="TOC4">
+    <w:name w:val="toc 4"/>
+    <w:basedOn w:val="Normal"/>
+    <w:next w:val="Normal"/>
+    <w:autoRedefine/>
+    <w:rsid w:val="00E769F0"/>
+    <w:pPr>
+      <w:spacing w:after="100"/>
+      <w:ind w:left="720"/>
+    </w:pPr>
+  </w:style>
+  <w:style w:type="paragraph" w:styleId="TOC5">
+    <w:name w:val="toc 5"/>
+    <w:basedOn w:val="Normal"/>
+    <w:next w:val="Normal"/>
+    <w:autoRedefine/>
+    <w:rsid w:val="00E769F0"/>
+    <w:pPr>
+      <w:spacing w:after="100"/>
+      <w:ind w:left="960"/>
+    </w:pPr>
+  </w:style>
+  <w:style w:type="paragraph" w:styleId="TOC6">
+    <w:name w:val="toc 6"/>
+    <w:basedOn w:val="Normal"/>
+    <w:next w:val="Normal"/>
+    <w:autoRedefine/>
+    <w:rsid w:val="00E769F0"/>
+    <w:pPr>
+      <w:spacing w:after="100"/>
+      <w:ind w:left="1200"/>
+    </w:pPr>
+  </w:style>
+  <w:style w:type="paragraph" w:styleId="TOC7">
+    <w:name w:val="toc 7"/>
+    <w:basedOn w:val="Normal"/>
+    <w:next w:val="Normal"/>
+    <w:autoRedefine/>
+    <w:rsid w:val="00E769F0"/>
+    <w:pPr>
+      <w:spacing w:after="100"/>
+      <w:ind w:left="1440"/>
+    </w:pPr>
+  </w:style>
+  <w:style w:type="paragraph" w:styleId="TOC8">
+    <w:name w:val="toc 8"/>
+    <w:basedOn w:val="Normal"/>
+    <w:next w:val="Normal"/>
+    <w:autoRedefine/>
+    <w:rsid w:val="00E769F0"/>
+    <w:pPr>
+      <w:spacing w:after="100"/>
+      <w:ind w:left="1680"/>
+    </w:pPr>
+  </w:style>
+  <w:style w:type="paragraph" w:styleId="TOC9">
+    <w:name w:val="toc 9"/>
+    <w:basedOn w:val="Normal"/>
+    <w:next w:val="Normal"/>
+    <w:autoRedefine/>
+    <w:rsid w:val="00E769F0"/>
+    <w:pPr>
+      <w:spacing w:after="100"/>
+      <w:ind w:left="1920"/>
+    </w:pPr>
   </w:style>
 </w:styles>
 </file>
